--- a/knowledge-base/raw/20260623 rebounds backtest w deduping at player game line level.docx
+++ b/knowledge-base/raw/20260623 rebounds backtest w deduping at player game line level.docx
@@ -4,6 +4,150 @@
   <w:body>
     <w:p>
       <w:pPr>
+        <w:pStyle w:val="Heading1"/>
+      </w:pPr>
+      <w:r>
+        <w:t>Summary</w:t>
+      </w:r>
+    </w:p>
+    <w:p>
+      <w:r>
+        <w:t>================================================================================</w:t>
+      </w:r>
+    </w:p>
+    <w:p>
+      <w:r>
+        <w:t>FILE 2: 20260623 rebounds backtest w deduping at player game line level.docx</w:t>
+      </w:r>
+    </w:p>
+    <w:p>
+      <w:r>
+        <w:t>================================================================================</w:t>
+      </w:r>
+    </w:p>
+    <w:p/>
+    <w:p>
+      <w:r>
+        <w:t>A focused session testing whether the NBA rebounds model's impressive backtest results</w:t>
+      </w:r>
+    </w:p>
+    <w:p>
+      <w:r>
+        <w:t>(~900+ units over 3 seasons) were inflated by counting duplicate bets across multiple</w:t>
+      </w:r>
+    </w:p>
+    <w:p>
+      <w:r>
+        <w:t>sportsbooks as separate bets.</w:t>
+      </w:r>
+    </w:p>
+    <w:p/>
+    <w:p>
+      <w:r>
+        <w:t>THE QUESTION: When a player like Wemby has an under play at 8 books simultaneously,</w:t>
+      </w:r>
+    </w:p>
+    <w:p>
+      <w:r>
+        <w:t>is that 8 separate bets (current behavior) or 1 bet (deduplicated)?</w:t>
+      </w:r>
+    </w:p>
+    <w:p/>
+    <w:p>
+      <w:r>
+        <w:t>WHAT WAS BUILT: Added a --dedupe flag to v3_run_rebounds_edge_backtest.py that, when</w:t>
+      </w:r>
+    </w:p>
+    <w:p>
+      <w:r>
+        <w:t>enabled, collapses all bets on the same player/game/line to just 1 — the best-shopped</w:t>
+      </w:r>
+    </w:p>
+    <w:p>
+      <w:r>
+        <w:t>odds among qualifying books.</w:t>
+      </w:r>
+    </w:p>
+    <w:p/>
+    <w:p>
+      <w:r>
+        <w:t>BEFORE/AFTER RESULTS (under_only strategy at prod params):</w:t>
+      </w:r>
+    </w:p>
+    <w:p/>
+    <w:p>
+      <w:r>
+        <w:t xml:space="preserve">  Season    Bets (raw -&gt; dedup)    Units (raw -&gt; dedup)    ROI (raw -&gt; dedup)</w:t>
+      </w:r>
+    </w:p>
+    <w:p>
+      <w:r>
+        <w:t xml:space="preserve">  --------  ---------------------  ----------------------  -------------------</w:t>
+      </w:r>
+    </w:p>
+    <w:p>
+      <w:r>
+        <w:t xml:space="preserve">  2023-24   3,962 -&gt; 1,350         +226.6u -&gt; +69.7u       5.7% -&gt; 5.2%</w:t>
+      </w:r>
+    </w:p>
+    <w:p>
+      <w:r>
+        <w:t xml:space="preserve">  2024-25   2,605 -&gt; 1,096         -23.4u -&gt; -22.5u        -0.9% -&gt; -2.1%</w:t>
+      </w:r>
+    </w:p>
+    <w:p>
+      <w:r>
+        <w:t xml:space="preserve">  2025-26   4,848 -&gt; 2,982         +362.2u -&gt; +155.8u      7.5% -&gt; 5.2%</w:t>
+      </w:r>
+    </w:p>
+    <w:p>
+      <w:r>
+        <w:lastRenderedPageBreak/>
+        <w:t xml:space="preserve">  ALL       11,415 -&gt; 5,428        +565u -&gt; +203u           4.95% -&gt; 3.74%</w:t>
+      </w:r>
+    </w:p>
+    <w:p/>
+    <w:p>
+      <w:r>
+        <w:t>CONCLUSION: The edge is real — it survives deduplication with similar ROI. Multi-book</w:t>
+      </w:r>
+    </w:p>
+    <w:p>
+      <w:r>
+        <w:t>duplicate bets are genuinely profitable (they hit the same signal at better avg odds</w:t>
+      </w:r>
+    </w:p>
+    <w:p>
+      <w:r>
+        <w:t>than singletons), not statistical inflation. The ~900u result shrinks to ~203u when</w:t>
+      </w:r>
+    </w:p>
+    <w:p>
+      <w:r>
+        <w:t>counting each play only once, but that's expected — it's capturing volume, not false</w:t>
+      </w:r>
+    </w:p>
+    <w:p>
+      <w:r>
+        <w:t>signal.</w:t>
+      </w:r>
+    </w:p>
+    <w:p>
+      <w:r>
+        <w:br w:type="page"/>
+      </w:r>
+    </w:p>
+    <w:p/>
+    <w:p>
+      <w:pPr>
+        <w:pStyle w:val="Heading1"/>
+      </w:pPr>
+      <w:r>
+        <w:t>Content</w:t>
+      </w:r>
+    </w:p>
+    <w:p>
+      <w:pPr>
         <w:rPr>
           <w:rFonts w:ascii="AppleSystemUIFont" w:hAnsi="AppleSystemUIFont" w:cs="AppleSystemUIFont"/>
           <w:kern w:val="0"/>
@@ -1420,358 +1564,358 @@
           <w:sz w:val="22"/>
           <w:szCs w:val="22"/>
         </w:rPr>
-        <w:t xml:space="preserve">     </w:t>
-      </w:r>
-      <w:r>
-        <w:rPr>
-          <w:rFonts w:ascii="Menlo" w:hAnsi="Menlo" w:cs="Menlo"/>
-          <w:color w:val="1C4477"/>
-          <w:kern w:val="0"/>
-          <w:sz w:val="22"/>
-          <w:szCs w:val="22"/>
-        </w:rPr>
-        <w:t xml:space="preserve"> 12 +</w:t>
-      </w:r>
-      <w:r>
-        <w:rPr>
-          <w:rFonts w:ascii="Menlo" w:hAnsi="Menlo" w:cs="Menlo"/>
-          <w:color w:val="262626"/>
-          <w:kern w:val="0"/>
-          <w:sz w:val="22"/>
-          <w:szCs w:val="22"/>
-        </w:rPr>
-        <w:t xml:space="preserve">  line (highest American odds) among </w:t>
-      </w:r>
-      <w:r>
-        <w:rPr>
-          <w:rFonts w:ascii="Menlo" w:hAnsi="Menlo" w:cs="Menlo"/>
-          <w:color w:val="0E72A4"/>
-          <w:kern w:val="0"/>
-          <w:sz w:val="22"/>
-          <w:szCs w:val="22"/>
-        </w:rPr>
-        <w:t>all</w:t>
-      </w:r>
-      <w:r>
-        <w:rPr>
-          <w:rFonts w:ascii="Menlo" w:hAnsi="Menlo" w:cs="Menlo"/>
-          <w:color w:val="262626"/>
-          <w:kern w:val="0"/>
-          <w:sz w:val="22"/>
-          <w:szCs w:val="22"/>
-        </w:rPr>
-        <w:t xml:space="preserve"> books that qualify </w:t>
-      </w:r>
-      <w:r>
-        <w:rPr>
-          <w:rFonts w:ascii="Menlo" w:hAnsi="Menlo" w:cs="Menlo"/>
-          <w:color w:val="94064B"/>
-          <w:kern w:val="0"/>
-          <w:sz w:val="22"/>
-          <w:szCs w:val="22"/>
-        </w:rPr>
-        <w:t>for</w:t>
-      </w:r>
-      <w:r>
-        <w:rPr>
-          <w:rFonts w:ascii="Menlo" w:hAnsi="Menlo" w:cs="Menlo"/>
-          <w:color w:val="262626"/>
-          <w:kern w:val="0"/>
-          <w:sz w:val="22"/>
-          <w:szCs w:val="22"/>
-        </w:rPr>
-        <w:t xml:space="preserve"> that group.      </w:t>
-      </w:r>
-    </w:p>
-    <w:p>
-      <w:pPr>
-        <w:tabs>
-          <w:tab w:val="left" w:pos="560"/>
-          <w:tab w:val="left" w:pos="1120"/>
-          <w:tab w:val="left" w:pos="1680"/>
-          <w:tab w:val="left" w:pos="2240"/>
-          <w:tab w:val="left" w:pos="2800"/>
-          <w:tab w:val="left" w:pos="3360"/>
-          <w:tab w:val="left" w:pos="3920"/>
-          <w:tab w:val="left" w:pos="4480"/>
-          <w:tab w:val="left" w:pos="5040"/>
-          <w:tab w:val="left" w:pos="5600"/>
-          <w:tab w:val="left" w:pos="6160"/>
-          <w:tab w:val="left" w:pos="6720"/>
-        </w:tabs>
-        <w:autoSpaceDE w:val="0"/>
-        <w:autoSpaceDN w:val="0"/>
-        <w:adjustRightInd w:val="0"/>
-        <w:spacing w:after="0" w:line="240" w:lineRule="auto"/>
-        <w:rPr>
-          <w:rFonts w:ascii="Menlo" w:hAnsi="Menlo" w:cs="Menlo"/>
-          <w:color w:val="000000"/>
-          <w:kern w:val="0"/>
-          <w:sz w:val="22"/>
-          <w:szCs w:val="22"/>
-        </w:rPr>
-      </w:pPr>
-      <w:r>
-        <w:rPr>
-          <w:rFonts w:ascii="Menlo" w:hAnsi="Menlo" w:cs="Menlo"/>
-          <w:color w:val="000000"/>
-          <w:kern w:val="0"/>
-          <w:sz w:val="22"/>
-          <w:szCs w:val="22"/>
-        </w:rPr>
-        <w:t xml:space="preserve">     </w:t>
-      </w:r>
-      <w:r>
-        <w:rPr>
-          <w:rFonts w:ascii="Menlo" w:hAnsi="Menlo" w:cs="Menlo"/>
-          <w:color w:val="A8A8A8"/>
-          <w:kern w:val="0"/>
-          <w:sz w:val="22"/>
-          <w:szCs w:val="22"/>
-        </w:rPr>
-        <w:t xml:space="preserve"> 13</w:t>
-      </w:r>
-      <w:r>
-        <w:rPr>
-          <w:rFonts w:ascii="Menlo" w:hAnsi="Menlo" w:cs="Menlo"/>
-          <w:color w:val="000000"/>
-          <w:kern w:val="0"/>
-          <w:sz w:val="22"/>
-          <w:szCs w:val="22"/>
-        </w:rPr>
-        <w:t xml:space="preserve"> </w:t>
-      </w:r>
-      <w:r>
-        <w:rPr>
-          <w:rFonts w:ascii="Menlo" w:hAnsi="Menlo" w:cs="Menlo"/>
-          <w:color w:val="262626"/>
-          <w:kern w:val="0"/>
-          <w:sz w:val="22"/>
-          <w:szCs w:val="22"/>
-        </w:rPr>
-        <w:t xml:space="preserve"> </w:t>
-      </w:r>
-    </w:p>
-    <w:p>
-      <w:pPr>
-        <w:tabs>
-          <w:tab w:val="left" w:pos="560"/>
-          <w:tab w:val="left" w:pos="1120"/>
-          <w:tab w:val="left" w:pos="1680"/>
-          <w:tab w:val="left" w:pos="2240"/>
-          <w:tab w:val="left" w:pos="2800"/>
-          <w:tab w:val="left" w:pos="3360"/>
-          <w:tab w:val="left" w:pos="3920"/>
-          <w:tab w:val="left" w:pos="4480"/>
-          <w:tab w:val="left" w:pos="5040"/>
-          <w:tab w:val="left" w:pos="5600"/>
-          <w:tab w:val="left" w:pos="6160"/>
-          <w:tab w:val="left" w:pos="6720"/>
-        </w:tabs>
-        <w:autoSpaceDE w:val="0"/>
-        <w:autoSpaceDN w:val="0"/>
-        <w:adjustRightInd w:val="0"/>
-        <w:spacing w:after="0" w:line="240" w:lineRule="auto"/>
-        <w:rPr>
-          <w:rFonts w:ascii="Menlo" w:hAnsi="Menlo" w:cs="Menlo"/>
-          <w:color w:val="000000"/>
-          <w:kern w:val="0"/>
-          <w:sz w:val="22"/>
-          <w:szCs w:val="22"/>
-        </w:rPr>
-      </w:pPr>
-      <w:r>
-        <w:rPr>
-          <w:rFonts w:ascii="Menlo" w:hAnsi="Menlo" w:cs="Menlo"/>
-          <w:color w:val="000000"/>
-          <w:kern w:val="0"/>
-          <w:sz w:val="22"/>
-          <w:szCs w:val="22"/>
-        </w:rPr>
-        <w:t xml:space="preserve">     </w:t>
-      </w:r>
-      <w:r>
-        <w:rPr>
-          <w:rFonts w:ascii="Menlo" w:hAnsi="Menlo" w:cs="Menlo"/>
-          <w:color w:val="A8A8A8"/>
-          <w:kern w:val="0"/>
-          <w:sz w:val="22"/>
-          <w:szCs w:val="22"/>
-        </w:rPr>
-        <w:t xml:space="preserve"> 14</w:t>
-      </w:r>
-      <w:r>
-        <w:rPr>
-          <w:rFonts w:ascii="Menlo" w:hAnsi="Menlo" w:cs="Menlo"/>
-          <w:color w:val="000000"/>
-          <w:kern w:val="0"/>
-          <w:sz w:val="22"/>
-          <w:szCs w:val="22"/>
-        </w:rPr>
-        <w:t xml:space="preserve"> </w:t>
-      </w:r>
-      <w:r>
-        <w:rPr>
-          <w:rFonts w:ascii="Menlo" w:hAnsi="Menlo" w:cs="Menlo"/>
-          <w:color w:val="262626"/>
-          <w:kern w:val="0"/>
-          <w:sz w:val="22"/>
-          <w:szCs w:val="22"/>
-        </w:rPr>
-        <w:t xml:space="preserve"> Usage:</w:t>
-      </w:r>
-    </w:p>
-    <w:p>
-      <w:pPr>
-        <w:tabs>
-          <w:tab w:val="left" w:pos="560"/>
-          <w:tab w:val="left" w:pos="1120"/>
-          <w:tab w:val="left" w:pos="1680"/>
-          <w:tab w:val="left" w:pos="2240"/>
-          <w:tab w:val="left" w:pos="2800"/>
-          <w:tab w:val="left" w:pos="3360"/>
-          <w:tab w:val="left" w:pos="3920"/>
-          <w:tab w:val="left" w:pos="4480"/>
-          <w:tab w:val="left" w:pos="5040"/>
-          <w:tab w:val="left" w:pos="5600"/>
-          <w:tab w:val="left" w:pos="6160"/>
-          <w:tab w:val="left" w:pos="6720"/>
-        </w:tabs>
-        <w:autoSpaceDE w:val="0"/>
-        <w:autoSpaceDN w:val="0"/>
-        <w:adjustRightInd w:val="0"/>
-        <w:spacing w:after="0" w:line="240" w:lineRule="auto"/>
-        <w:rPr>
-          <w:rFonts w:ascii="Menlo" w:hAnsi="Menlo" w:cs="Menlo"/>
-          <w:color w:val="000000"/>
-          <w:kern w:val="0"/>
-          <w:sz w:val="22"/>
-          <w:szCs w:val="22"/>
-        </w:rPr>
-      </w:pPr>
-      <w:r>
-        <w:rPr>
-          <w:rFonts w:ascii="Menlo" w:hAnsi="Menlo" w:cs="Menlo"/>
-          <w:color w:val="000000"/>
-          <w:kern w:val="0"/>
-          <w:sz w:val="22"/>
-          <w:szCs w:val="22"/>
-        </w:rPr>
-        <w:t xml:space="preserve">     </w:t>
-      </w:r>
-      <w:r>
-        <w:rPr>
-          <w:rFonts w:ascii="Menlo" w:hAnsi="Menlo" w:cs="Menlo"/>
-          <w:color w:val="A8A8A8"/>
-          <w:kern w:val="0"/>
-          <w:sz w:val="22"/>
-          <w:szCs w:val="22"/>
-        </w:rPr>
-        <w:t xml:space="preserve"> 15</w:t>
-      </w:r>
-      <w:r>
-        <w:rPr>
-          <w:rFonts w:ascii="Menlo" w:hAnsi="Menlo" w:cs="Menlo"/>
-          <w:color w:val="000000"/>
-          <w:kern w:val="0"/>
-          <w:sz w:val="22"/>
-          <w:szCs w:val="22"/>
-        </w:rPr>
-        <w:t xml:space="preserve"> </w:t>
-      </w:r>
-      <w:r>
-        <w:rPr>
-          <w:rFonts w:ascii="Menlo" w:hAnsi="Menlo" w:cs="Menlo"/>
-          <w:color w:val="262626"/>
-          <w:kern w:val="0"/>
-          <w:sz w:val="22"/>
-          <w:szCs w:val="22"/>
-        </w:rPr>
-        <w:t xml:space="preserve"> </w:t>
-      </w:r>
-      <w:r>
-        <w:rPr>
-          <w:rFonts w:ascii="Menlo" w:hAnsi="Menlo" w:cs="Menlo"/>
-          <w:color w:val="000000"/>
-          <w:kern w:val="0"/>
-          <w:sz w:val="22"/>
-          <w:szCs w:val="22"/>
-        </w:rPr>
-        <w:t xml:space="preserve">    </w:t>
-      </w:r>
-      <w:r>
-        <w:rPr>
-          <w:rFonts w:ascii="Menlo" w:hAnsi="Menlo" w:cs="Menlo"/>
-          <w:color w:val="262626"/>
-          <w:kern w:val="0"/>
-          <w:sz w:val="22"/>
-          <w:szCs w:val="22"/>
-        </w:rPr>
-        <w:t>python</w:t>
-      </w:r>
-      <w:r>
-        <w:rPr>
-          <w:rFonts w:ascii="Menlo" w:hAnsi="Menlo" w:cs="Menlo"/>
-          <w:color w:val="000000"/>
-          <w:kern w:val="0"/>
-          <w:sz w:val="22"/>
-          <w:szCs w:val="22"/>
-        </w:rPr>
-        <w:t xml:space="preserve"> </w:t>
-      </w:r>
-      <w:r>
-        <w:rPr>
-          <w:rFonts w:ascii="Menlo" w:hAnsi="Menlo" w:cs="Menlo"/>
-          <w:color w:val="262626"/>
-          <w:kern w:val="0"/>
-          <w:sz w:val="22"/>
-          <w:szCs w:val="22"/>
-        </w:rPr>
-        <w:t>src/nba_rebounds_modeling/00_research/scripts/v3_run_rebounds_edge_bac</w:t>
-      </w:r>
-    </w:p>
-    <w:p>
-      <w:pPr>
-        <w:tabs>
-          <w:tab w:val="left" w:pos="560"/>
-          <w:tab w:val="left" w:pos="1120"/>
-          <w:tab w:val="left" w:pos="1680"/>
-          <w:tab w:val="left" w:pos="2240"/>
-          <w:tab w:val="left" w:pos="2800"/>
-          <w:tab w:val="left" w:pos="3360"/>
-          <w:tab w:val="left" w:pos="3920"/>
-          <w:tab w:val="left" w:pos="4480"/>
-          <w:tab w:val="left" w:pos="5040"/>
-          <w:tab w:val="left" w:pos="5600"/>
-          <w:tab w:val="left" w:pos="6160"/>
-          <w:tab w:val="left" w:pos="6720"/>
-        </w:tabs>
-        <w:autoSpaceDE w:val="0"/>
-        <w:autoSpaceDN w:val="0"/>
-        <w:adjustRightInd w:val="0"/>
-        <w:spacing w:after="0" w:line="240" w:lineRule="auto"/>
-        <w:rPr>
-          <w:rFonts w:ascii="Menlo" w:hAnsi="Menlo" w:cs="Menlo"/>
-          <w:color w:val="000000"/>
-          <w:kern w:val="0"/>
-          <w:sz w:val="22"/>
-          <w:szCs w:val="22"/>
-        </w:rPr>
-      </w:pPr>
-      <w:r>
-        <w:rPr>
-          <w:rFonts w:ascii="Menlo" w:hAnsi="Menlo" w:cs="Menlo"/>
-          <w:color w:val="000000"/>
-          <w:kern w:val="0"/>
-          <w:sz w:val="22"/>
-          <w:szCs w:val="22"/>
-        </w:rPr>
         <w:lastRenderedPageBreak/>
         <w:t xml:space="preserve">     </w:t>
       </w:r>
       <w:r>
         <w:rPr>
           <w:rFonts w:ascii="Menlo" w:hAnsi="Menlo" w:cs="Menlo"/>
+          <w:color w:val="1C4477"/>
+          <w:kern w:val="0"/>
+          <w:sz w:val="22"/>
+          <w:szCs w:val="22"/>
+        </w:rPr>
+        <w:t xml:space="preserve"> 12 +</w:t>
+      </w:r>
+      <w:r>
+        <w:rPr>
+          <w:rFonts w:ascii="Menlo" w:hAnsi="Menlo" w:cs="Menlo"/>
+          <w:color w:val="262626"/>
+          <w:kern w:val="0"/>
+          <w:sz w:val="22"/>
+          <w:szCs w:val="22"/>
+        </w:rPr>
+        <w:t xml:space="preserve">  line (highest American odds) among </w:t>
+      </w:r>
+      <w:r>
+        <w:rPr>
+          <w:rFonts w:ascii="Menlo" w:hAnsi="Menlo" w:cs="Menlo"/>
+          <w:color w:val="0E72A4"/>
+          <w:kern w:val="0"/>
+          <w:sz w:val="22"/>
+          <w:szCs w:val="22"/>
+        </w:rPr>
+        <w:t>all</w:t>
+      </w:r>
+      <w:r>
+        <w:rPr>
+          <w:rFonts w:ascii="Menlo" w:hAnsi="Menlo" w:cs="Menlo"/>
+          <w:color w:val="262626"/>
+          <w:kern w:val="0"/>
+          <w:sz w:val="22"/>
+          <w:szCs w:val="22"/>
+        </w:rPr>
+        <w:t xml:space="preserve"> books that qualify </w:t>
+      </w:r>
+      <w:r>
+        <w:rPr>
+          <w:rFonts w:ascii="Menlo" w:hAnsi="Menlo" w:cs="Menlo"/>
+          <w:color w:val="94064B"/>
+          <w:kern w:val="0"/>
+          <w:sz w:val="22"/>
+          <w:szCs w:val="22"/>
+        </w:rPr>
+        <w:t>for</w:t>
+      </w:r>
+      <w:r>
+        <w:rPr>
+          <w:rFonts w:ascii="Menlo" w:hAnsi="Menlo" w:cs="Menlo"/>
+          <w:color w:val="262626"/>
+          <w:kern w:val="0"/>
+          <w:sz w:val="22"/>
+          <w:szCs w:val="22"/>
+        </w:rPr>
+        <w:t xml:space="preserve"> that group.      </w:t>
+      </w:r>
+    </w:p>
+    <w:p>
+      <w:pPr>
+        <w:tabs>
+          <w:tab w:val="left" w:pos="560"/>
+          <w:tab w:val="left" w:pos="1120"/>
+          <w:tab w:val="left" w:pos="1680"/>
+          <w:tab w:val="left" w:pos="2240"/>
+          <w:tab w:val="left" w:pos="2800"/>
+          <w:tab w:val="left" w:pos="3360"/>
+          <w:tab w:val="left" w:pos="3920"/>
+          <w:tab w:val="left" w:pos="4480"/>
+          <w:tab w:val="left" w:pos="5040"/>
+          <w:tab w:val="left" w:pos="5600"/>
+          <w:tab w:val="left" w:pos="6160"/>
+          <w:tab w:val="left" w:pos="6720"/>
+        </w:tabs>
+        <w:autoSpaceDE w:val="0"/>
+        <w:autoSpaceDN w:val="0"/>
+        <w:adjustRightInd w:val="0"/>
+        <w:spacing w:after="0" w:line="240" w:lineRule="auto"/>
+        <w:rPr>
+          <w:rFonts w:ascii="Menlo" w:hAnsi="Menlo" w:cs="Menlo"/>
+          <w:color w:val="000000"/>
+          <w:kern w:val="0"/>
+          <w:sz w:val="22"/>
+          <w:szCs w:val="22"/>
+        </w:rPr>
+      </w:pPr>
+      <w:r>
+        <w:rPr>
+          <w:rFonts w:ascii="Menlo" w:hAnsi="Menlo" w:cs="Menlo"/>
+          <w:color w:val="000000"/>
+          <w:kern w:val="0"/>
+          <w:sz w:val="22"/>
+          <w:szCs w:val="22"/>
+        </w:rPr>
+        <w:t xml:space="preserve">     </w:t>
+      </w:r>
+      <w:r>
+        <w:rPr>
+          <w:rFonts w:ascii="Menlo" w:hAnsi="Menlo" w:cs="Menlo"/>
+          <w:color w:val="A8A8A8"/>
+          <w:kern w:val="0"/>
+          <w:sz w:val="22"/>
+          <w:szCs w:val="22"/>
+        </w:rPr>
+        <w:t xml:space="preserve"> 13</w:t>
+      </w:r>
+      <w:r>
+        <w:rPr>
+          <w:rFonts w:ascii="Menlo" w:hAnsi="Menlo" w:cs="Menlo"/>
+          <w:color w:val="000000"/>
+          <w:kern w:val="0"/>
+          <w:sz w:val="22"/>
+          <w:szCs w:val="22"/>
+        </w:rPr>
+        <w:t xml:space="preserve"> </w:t>
+      </w:r>
+      <w:r>
+        <w:rPr>
+          <w:rFonts w:ascii="Menlo" w:hAnsi="Menlo" w:cs="Menlo"/>
+          <w:color w:val="262626"/>
+          <w:kern w:val="0"/>
+          <w:sz w:val="22"/>
+          <w:szCs w:val="22"/>
+        </w:rPr>
+        <w:t xml:space="preserve"> </w:t>
+      </w:r>
+    </w:p>
+    <w:p>
+      <w:pPr>
+        <w:tabs>
+          <w:tab w:val="left" w:pos="560"/>
+          <w:tab w:val="left" w:pos="1120"/>
+          <w:tab w:val="left" w:pos="1680"/>
+          <w:tab w:val="left" w:pos="2240"/>
+          <w:tab w:val="left" w:pos="2800"/>
+          <w:tab w:val="left" w:pos="3360"/>
+          <w:tab w:val="left" w:pos="3920"/>
+          <w:tab w:val="left" w:pos="4480"/>
+          <w:tab w:val="left" w:pos="5040"/>
+          <w:tab w:val="left" w:pos="5600"/>
+          <w:tab w:val="left" w:pos="6160"/>
+          <w:tab w:val="left" w:pos="6720"/>
+        </w:tabs>
+        <w:autoSpaceDE w:val="0"/>
+        <w:autoSpaceDN w:val="0"/>
+        <w:adjustRightInd w:val="0"/>
+        <w:spacing w:after="0" w:line="240" w:lineRule="auto"/>
+        <w:rPr>
+          <w:rFonts w:ascii="Menlo" w:hAnsi="Menlo" w:cs="Menlo"/>
+          <w:color w:val="000000"/>
+          <w:kern w:val="0"/>
+          <w:sz w:val="22"/>
+          <w:szCs w:val="22"/>
+        </w:rPr>
+      </w:pPr>
+      <w:r>
+        <w:rPr>
+          <w:rFonts w:ascii="Menlo" w:hAnsi="Menlo" w:cs="Menlo"/>
+          <w:color w:val="000000"/>
+          <w:kern w:val="0"/>
+          <w:sz w:val="22"/>
+          <w:szCs w:val="22"/>
+        </w:rPr>
+        <w:t xml:space="preserve">     </w:t>
+      </w:r>
+      <w:r>
+        <w:rPr>
+          <w:rFonts w:ascii="Menlo" w:hAnsi="Menlo" w:cs="Menlo"/>
+          <w:color w:val="A8A8A8"/>
+          <w:kern w:val="0"/>
+          <w:sz w:val="22"/>
+          <w:szCs w:val="22"/>
+        </w:rPr>
+        <w:t xml:space="preserve"> 14</w:t>
+      </w:r>
+      <w:r>
+        <w:rPr>
+          <w:rFonts w:ascii="Menlo" w:hAnsi="Menlo" w:cs="Menlo"/>
+          <w:color w:val="000000"/>
+          <w:kern w:val="0"/>
+          <w:sz w:val="22"/>
+          <w:szCs w:val="22"/>
+        </w:rPr>
+        <w:t xml:space="preserve"> </w:t>
+      </w:r>
+      <w:r>
+        <w:rPr>
+          <w:rFonts w:ascii="Menlo" w:hAnsi="Menlo" w:cs="Menlo"/>
+          <w:color w:val="262626"/>
+          <w:kern w:val="0"/>
+          <w:sz w:val="22"/>
+          <w:szCs w:val="22"/>
+        </w:rPr>
+        <w:t xml:space="preserve"> Usage:</w:t>
+      </w:r>
+    </w:p>
+    <w:p>
+      <w:pPr>
+        <w:tabs>
+          <w:tab w:val="left" w:pos="560"/>
+          <w:tab w:val="left" w:pos="1120"/>
+          <w:tab w:val="left" w:pos="1680"/>
+          <w:tab w:val="left" w:pos="2240"/>
+          <w:tab w:val="left" w:pos="2800"/>
+          <w:tab w:val="left" w:pos="3360"/>
+          <w:tab w:val="left" w:pos="3920"/>
+          <w:tab w:val="left" w:pos="4480"/>
+          <w:tab w:val="left" w:pos="5040"/>
+          <w:tab w:val="left" w:pos="5600"/>
+          <w:tab w:val="left" w:pos="6160"/>
+          <w:tab w:val="left" w:pos="6720"/>
+        </w:tabs>
+        <w:autoSpaceDE w:val="0"/>
+        <w:autoSpaceDN w:val="0"/>
+        <w:adjustRightInd w:val="0"/>
+        <w:spacing w:after="0" w:line="240" w:lineRule="auto"/>
+        <w:rPr>
+          <w:rFonts w:ascii="Menlo" w:hAnsi="Menlo" w:cs="Menlo"/>
+          <w:color w:val="000000"/>
+          <w:kern w:val="0"/>
+          <w:sz w:val="22"/>
+          <w:szCs w:val="22"/>
+        </w:rPr>
+      </w:pPr>
+      <w:r>
+        <w:rPr>
+          <w:rFonts w:ascii="Menlo" w:hAnsi="Menlo" w:cs="Menlo"/>
+          <w:color w:val="000000"/>
+          <w:kern w:val="0"/>
+          <w:sz w:val="22"/>
+          <w:szCs w:val="22"/>
+        </w:rPr>
+        <w:t xml:space="preserve">     </w:t>
+      </w:r>
+      <w:r>
+        <w:rPr>
+          <w:rFonts w:ascii="Menlo" w:hAnsi="Menlo" w:cs="Menlo"/>
+          <w:color w:val="A8A8A8"/>
+          <w:kern w:val="0"/>
+          <w:sz w:val="22"/>
+          <w:szCs w:val="22"/>
+        </w:rPr>
+        <w:t xml:space="preserve"> 15</w:t>
+      </w:r>
+      <w:r>
+        <w:rPr>
+          <w:rFonts w:ascii="Menlo" w:hAnsi="Menlo" w:cs="Menlo"/>
+          <w:color w:val="000000"/>
+          <w:kern w:val="0"/>
+          <w:sz w:val="22"/>
+          <w:szCs w:val="22"/>
+        </w:rPr>
+        <w:t xml:space="preserve"> </w:t>
+      </w:r>
+      <w:r>
+        <w:rPr>
+          <w:rFonts w:ascii="Menlo" w:hAnsi="Menlo" w:cs="Menlo"/>
+          <w:color w:val="262626"/>
+          <w:kern w:val="0"/>
+          <w:sz w:val="22"/>
+          <w:szCs w:val="22"/>
+        </w:rPr>
+        <w:t xml:space="preserve"> </w:t>
+      </w:r>
+      <w:r>
+        <w:rPr>
+          <w:rFonts w:ascii="Menlo" w:hAnsi="Menlo" w:cs="Menlo"/>
+          <w:color w:val="000000"/>
+          <w:kern w:val="0"/>
+          <w:sz w:val="22"/>
+          <w:szCs w:val="22"/>
+        </w:rPr>
+        <w:t xml:space="preserve">    </w:t>
+      </w:r>
+      <w:r>
+        <w:rPr>
+          <w:rFonts w:ascii="Menlo" w:hAnsi="Menlo" w:cs="Menlo"/>
+          <w:color w:val="262626"/>
+          <w:kern w:val="0"/>
+          <w:sz w:val="22"/>
+          <w:szCs w:val="22"/>
+        </w:rPr>
+        <w:t>python</w:t>
+      </w:r>
+      <w:r>
+        <w:rPr>
+          <w:rFonts w:ascii="Menlo" w:hAnsi="Menlo" w:cs="Menlo"/>
+          <w:color w:val="000000"/>
+          <w:kern w:val="0"/>
+          <w:sz w:val="22"/>
+          <w:szCs w:val="22"/>
+        </w:rPr>
+        <w:t xml:space="preserve"> </w:t>
+      </w:r>
+      <w:r>
+        <w:rPr>
+          <w:rFonts w:ascii="Menlo" w:hAnsi="Menlo" w:cs="Menlo"/>
+          <w:color w:val="262626"/>
+          <w:kern w:val="0"/>
+          <w:sz w:val="22"/>
+          <w:szCs w:val="22"/>
+        </w:rPr>
+        <w:t>src/nba_rebounds_modeling/00_research/scripts/v3_run_rebounds_edge_bac</w:t>
+      </w:r>
+    </w:p>
+    <w:p>
+      <w:pPr>
+        <w:tabs>
+          <w:tab w:val="left" w:pos="560"/>
+          <w:tab w:val="left" w:pos="1120"/>
+          <w:tab w:val="left" w:pos="1680"/>
+          <w:tab w:val="left" w:pos="2240"/>
+          <w:tab w:val="left" w:pos="2800"/>
+          <w:tab w:val="left" w:pos="3360"/>
+          <w:tab w:val="left" w:pos="3920"/>
+          <w:tab w:val="left" w:pos="4480"/>
+          <w:tab w:val="left" w:pos="5040"/>
+          <w:tab w:val="left" w:pos="5600"/>
+          <w:tab w:val="left" w:pos="6160"/>
+          <w:tab w:val="left" w:pos="6720"/>
+        </w:tabs>
+        <w:autoSpaceDE w:val="0"/>
+        <w:autoSpaceDN w:val="0"/>
+        <w:adjustRightInd w:val="0"/>
+        <w:spacing w:after="0" w:line="240" w:lineRule="auto"/>
+        <w:rPr>
+          <w:rFonts w:ascii="Menlo" w:hAnsi="Menlo" w:cs="Menlo"/>
+          <w:color w:val="000000"/>
+          <w:kern w:val="0"/>
+          <w:sz w:val="22"/>
+          <w:szCs w:val="22"/>
+        </w:rPr>
+      </w:pPr>
+      <w:r>
+        <w:rPr>
+          <w:rFonts w:ascii="Menlo" w:hAnsi="Menlo" w:cs="Menlo"/>
+          <w:color w:val="000000"/>
+          <w:kern w:val="0"/>
+          <w:sz w:val="22"/>
+          <w:szCs w:val="22"/>
+        </w:rPr>
+        <w:t xml:space="preserve">     </w:t>
+      </w:r>
+      <w:r>
+        <w:rPr>
+          <w:rFonts w:ascii="Menlo" w:hAnsi="Menlo" w:cs="Menlo"/>
           <w:color w:val="A8A8A8"/>
           <w:kern w:val="0"/>
           <w:sz w:val="22"/>
@@ -4963,283 +5107,6 @@
           <w:sz w:val="22"/>
           <w:szCs w:val="22"/>
         </w:rPr>
-        <w:t xml:space="preserve">     </w:t>
-      </w:r>
-      <w:r>
-        <w:rPr>
-          <w:rFonts w:ascii="Menlo" w:hAnsi="Menlo" w:cs="Menlo"/>
-          <w:color w:val="1C4477"/>
-          <w:kern w:val="0"/>
-          <w:sz w:val="22"/>
-          <w:szCs w:val="22"/>
-        </w:rPr>
-        <w:t xml:space="preserve"> 114 +</w:t>
-      </w:r>
-      <w:r>
-        <w:rPr>
-          <w:rFonts w:ascii="Menlo" w:hAnsi="Menlo" w:cs="Menlo"/>
-          <w:color w:val="262626"/>
-          <w:kern w:val="0"/>
-          <w:sz w:val="22"/>
-          <w:szCs w:val="22"/>
-        </w:rPr>
-        <w:t xml:space="preserve">    Dedup: </w:t>
-      </w:r>
-      <w:r>
-        <w:rPr>
-          <w:rFonts w:ascii="Menlo" w:hAnsi="Menlo" w:cs="Menlo"/>
-          <w:color w:val="94064B"/>
-          <w:kern w:val="0"/>
-          <w:sz w:val="22"/>
-          <w:szCs w:val="22"/>
-        </w:rPr>
-        <w:t>for</w:t>
-      </w:r>
-      <w:r>
-        <w:rPr>
-          <w:rFonts w:ascii="Menlo" w:hAnsi="Menlo" w:cs="Menlo"/>
-          <w:color w:val="262626"/>
-          <w:kern w:val="0"/>
-          <w:sz w:val="22"/>
-          <w:szCs w:val="22"/>
-        </w:rPr>
-        <w:t xml:space="preserve"> each (player, game, line) group, keep only the qualifying row    </w:t>
-      </w:r>
-    </w:p>
-    <w:p>
-      <w:pPr>
-        <w:tabs>
-          <w:tab w:val="left" w:pos="560"/>
-          <w:tab w:val="left" w:pos="1120"/>
-          <w:tab w:val="left" w:pos="1680"/>
-          <w:tab w:val="left" w:pos="2240"/>
-          <w:tab w:val="left" w:pos="2800"/>
-          <w:tab w:val="left" w:pos="3360"/>
-          <w:tab w:val="left" w:pos="3920"/>
-          <w:tab w:val="left" w:pos="4480"/>
-          <w:tab w:val="left" w:pos="5040"/>
-          <w:tab w:val="left" w:pos="5600"/>
-          <w:tab w:val="left" w:pos="6160"/>
-          <w:tab w:val="left" w:pos="6720"/>
-        </w:tabs>
-        <w:autoSpaceDE w:val="0"/>
-        <w:autoSpaceDN w:val="0"/>
-        <w:adjustRightInd w:val="0"/>
-        <w:spacing w:after="0" w:line="240" w:lineRule="auto"/>
-        <w:rPr>
-          <w:rFonts w:ascii="Menlo" w:hAnsi="Menlo" w:cs="Menlo"/>
-          <w:color w:val="000000"/>
-          <w:kern w:val="0"/>
-          <w:sz w:val="22"/>
-          <w:szCs w:val="22"/>
-        </w:rPr>
-      </w:pPr>
-      <w:r>
-        <w:rPr>
-          <w:rFonts w:ascii="Menlo" w:hAnsi="Menlo" w:cs="Menlo"/>
-          <w:color w:val="000000"/>
-          <w:kern w:val="0"/>
-          <w:sz w:val="22"/>
-          <w:szCs w:val="22"/>
-        </w:rPr>
-        <w:t xml:space="preserve">     </w:t>
-      </w:r>
-      <w:r>
-        <w:rPr>
-          <w:rFonts w:ascii="Menlo" w:hAnsi="Menlo" w:cs="Menlo"/>
-          <w:color w:val="1C4477"/>
-          <w:kern w:val="0"/>
-          <w:sz w:val="22"/>
-          <w:szCs w:val="22"/>
-        </w:rPr>
-        <w:t xml:space="preserve"> 115 +</w:t>
-      </w:r>
-      <w:r>
-        <w:rPr>
-          <w:rFonts w:ascii="Menlo" w:hAnsi="Menlo" w:cs="Menlo"/>
-          <w:color w:val="262626"/>
-          <w:kern w:val="0"/>
-          <w:sz w:val="22"/>
-          <w:szCs w:val="22"/>
-        </w:rPr>
-        <w:t xml:space="preserve">    </w:t>
-      </w:r>
-      <w:r>
-        <w:rPr>
-          <w:rFonts w:ascii="Menlo" w:hAnsi="Menlo" w:cs="Menlo"/>
-          <w:color w:val="94064B"/>
-          <w:kern w:val="0"/>
-          <w:sz w:val="22"/>
-          <w:szCs w:val="22"/>
-        </w:rPr>
-        <w:t>with</w:t>
-      </w:r>
-      <w:r>
-        <w:rPr>
-          <w:rFonts w:ascii="Menlo" w:hAnsi="Menlo" w:cs="Menlo"/>
-          <w:color w:val="262626"/>
-          <w:kern w:val="0"/>
-          <w:sz w:val="22"/>
-          <w:szCs w:val="22"/>
-        </w:rPr>
-        <w:t xml:space="preserve"> the best American odds </w:t>
-      </w:r>
-      <w:r>
-        <w:rPr>
-          <w:rFonts w:ascii="Menlo" w:hAnsi="Menlo" w:cs="Menlo"/>
-          <w:color w:val="94064B"/>
-          <w:kern w:val="0"/>
-          <w:sz w:val="22"/>
-          <w:szCs w:val="22"/>
-        </w:rPr>
-        <w:t>for</w:t>
-      </w:r>
-      <w:r>
-        <w:rPr>
-          <w:rFonts w:ascii="Menlo" w:hAnsi="Menlo" w:cs="Menlo"/>
-          <w:color w:val="262626"/>
-          <w:kern w:val="0"/>
-          <w:sz w:val="22"/>
-          <w:szCs w:val="22"/>
-        </w:rPr>
-        <w:t xml:space="preserve"> the chosen side (highest value = least vig).</w:t>
-      </w:r>
-    </w:p>
-    <w:p>
-      <w:pPr>
-        <w:tabs>
-          <w:tab w:val="left" w:pos="560"/>
-          <w:tab w:val="left" w:pos="1120"/>
-          <w:tab w:val="left" w:pos="1680"/>
-          <w:tab w:val="left" w:pos="2240"/>
-          <w:tab w:val="left" w:pos="2800"/>
-          <w:tab w:val="left" w:pos="3360"/>
-          <w:tab w:val="left" w:pos="3920"/>
-          <w:tab w:val="left" w:pos="4480"/>
-          <w:tab w:val="left" w:pos="5040"/>
-          <w:tab w:val="left" w:pos="5600"/>
-          <w:tab w:val="left" w:pos="6160"/>
-          <w:tab w:val="left" w:pos="6720"/>
-        </w:tabs>
-        <w:autoSpaceDE w:val="0"/>
-        <w:autoSpaceDN w:val="0"/>
-        <w:adjustRightInd w:val="0"/>
-        <w:spacing w:after="0" w:line="240" w:lineRule="auto"/>
-        <w:rPr>
-          <w:rFonts w:ascii="Menlo" w:hAnsi="Menlo" w:cs="Menlo"/>
-          <w:color w:val="000000"/>
-          <w:kern w:val="0"/>
-          <w:sz w:val="22"/>
-          <w:szCs w:val="22"/>
-        </w:rPr>
-      </w:pPr>
-      <w:r>
-        <w:rPr>
-          <w:rFonts w:ascii="Menlo" w:hAnsi="Menlo" w:cs="Menlo"/>
-          <w:color w:val="000000"/>
-          <w:kern w:val="0"/>
-          <w:sz w:val="22"/>
-          <w:szCs w:val="22"/>
-        </w:rPr>
-        <w:t xml:space="preserve">     </w:t>
-      </w:r>
-      <w:r>
-        <w:rPr>
-          <w:rFonts w:ascii="Menlo" w:hAnsi="Menlo" w:cs="Menlo"/>
-          <w:color w:val="1C4477"/>
-          <w:kern w:val="0"/>
-          <w:sz w:val="22"/>
-          <w:szCs w:val="22"/>
-        </w:rPr>
-        <w:t xml:space="preserve"> 116 +</w:t>
-      </w:r>
-      <w:r>
-        <w:rPr>
-          <w:rFonts w:ascii="Menlo" w:hAnsi="Menlo" w:cs="Menlo"/>
-          <w:color w:val="262626"/>
-          <w:kern w:val="0"/>
-          <w:sz w:val="22"/>
-          <w:szCs w:val="22"/>
-        </w:rPr>
-        <w:t xml:space="preserve">    When rows </w:t>
-      </w:r>
-      <w:r>
-        <w:rPr>
-          <w:rFonts w:ascii="Menlo" w:hAnsi="Menlo" w:cs="Menlo"/>
-          <w:color w:val="94064B"/>
-          <w:kern w:val="0"/>
-          <w:sz w:val="22"/>
-          <w:szCs w:val="22"/>
-        </w:rPr>
-        <w:t>in</w:t>
-      </w:r>
-      <w:r>
-        <w:rPr>
-          <w:rFonts w:ascii="Menlo" w:hAnsi="Menlo" w:cs="Menlo"/>
-          <w:color w:val="262626"/>
-          <w:kern w:val="0"/>
-          <w:sz w:val="22"/>
-          <w:szCs w:val="22"/>
-        </w:rPr>
-        <w:t xml:space="preserve"> a group disagree on side, the row </w:t>
-      </w:r>
-      <w:r>
-        <w:rPr>
-          <w:rFonts w:ascii="Menlo" w:hAnsi="Menlo" w:cs="Menlo"/>
-          <w:color w:val="94064B"/>
-          <w:kern w:val="0"/>
-          <w:sz w:val="22"/>
-          <w:szCs w:val="22"/>
-        </w:rPr>
-        <w:t>with</w:t>
-      </w:r>
-      <w:r>
-        <w:rPr>
-          <w:rFonts w:ascii="Menlo" w:hAnsi="Menlo" w:cs="Menlo"/>
-          <w:color w:val="262626"/>
-          <w:kern w:val="0"/>
-          <w:sz w:val="22"/>
-          <w:szCs w:val="22"/>
-        </w:rPr>
-        <w:t xml:space="preserve"> highest edge wins.      </w:t>
-      </w:r>
-    </w:p>
-    <w:p>
-      <w:pPr>
-        <w:tabs>
-          <w:tab w:val="left" w:pos="560"/>
-          <w:tab w:val="left" w:pos="1120"/>
-          <w:tab w:val="left" w:pos="1680"/>
-          <w:tab w:val="left" w:pos="2240"/>
-          <w:tab w:val="left" w:pos="2800"/>
-          <w:tab w:val="left" w:pos="3360"/>
-          <w:tab w:val="left" w:pos="3920"/>
-          <w:tab w:val="left" w:pos="4480"/>
-          <w:tab w:val="left" w:pos="5040"/>
-          <w:tab w:val="left" w:pos="5600"/>
-          <w:tab w:val="left" w:pos="6160"/>
-          <w:tab w:val="left" w:pos="6720"/>
-        </w:tabs>
-        <w:autoSpaceDE w:val="0"/>
-        <w:autoSpaceDN w:val="0"/>
-        <w:adjustRightInd w:val="0"/>
-        <w:spacing w:after="0" w:line="240" w:lineRule="auto"/>
-        <w:rPr>
-          <w:rFonts w:ascii="Menlo" w:hAnsi="Menlo" w:cs="Menlo"/>
-          <w:color w:val="000000"/>
-          <w:kern w:val="0"/>
-          <w:sz w:val="22"/>
-          <w:szCs w:val="22"/>
-        </w:rPr>
-      </w:pPr>
-      <w:r>
-        <w:rPr>
-          <w:rFonts w:ascii="Menlo" w:hAnsi="Menlo" w:cs="Menlo"/>
-          <w:color w:val="000000"/>
-          <w:kern w:val="0"/>
-          <w:sz w:val="22"/>
-          <w:szCs w:val="22"/>
-        </w:rPr>
         <w:lastRenderedPageBreak/>
         <w:t xml:space="preserve">     </w:t>
       </w:r>
@@ -5251,6 +5118,283 @@
           <w:sz w:val="22"/>
           <w:szCs w:val="22"/>
         </w:rPr>
+        <w:t xml:space="preserve"> 114 +</w:t>
+      </w:r>
+      <w:r>
+        <w:rPr>
+          <w:rFonts w:ascii="Menlo" w:hAnsi="Menlo" w:cs="Menlo"/>
+          <w:color w:val="262626"/>
+          <w:kern w:val="0"/>
+          <w:sz w:val="22"/>
+          <w:szCs w:val="22"/>
+        </w:rPr>
+        <w:t xml:space="preserve">    Dedup: </w:t>
+      </w:r>
+      <w:r>
+        <w:rPr>
+          <w:rFonts w:ascii="Menlo" w:hAnsi="Menlo" w:cs="Menlo"/>
+          <w:color w:val="94064B"/>
+          <w:kern w:val="0"/>
+          <w:sz w:val="22"/>
+          <w:szCs w:val="22"/>
+        </w:rPr>
+        <w:t>for</w:t>
+      </w:r>
+      <w:r>
+        <w:rPr>
+          <w:rFonts w:ascii="Menlo" w:hAnsi="Menlo" w:cs="Menlo"/>
+          <w:color w:val="262626"/>
+          <w:kern w:val="0"/>
+          <w:sz w:val="22"/>
+          <w:szCs w:val="22"/>
+        </w:rPr>
+        <w:t xml:space="preserve"> each (player, game, line) group, keep only the qualifying row    </w:t>
+      </w:r>
+    </w:p>
+    <w:p>
+      <w:pPr>
+        <w:tabs>
+          <w:tab w:val="left" w:pos="560"/>
+          <w:tab w:val="left" w:pos="1120"/>
+          <w:tab w:val="left" w:pos="1680"/>
+          <w:tab w:val="left" w:pos="2240"/>
+          <w:tab w:val="left" w:pos="2800"/>
+          <w:tab w:val="left" w:pos="3360"/>
+          <w:tab w:val="left" w:pos="3920"/>
+          <w:tab w:val="left" w:pos="4480"/>
+          <w:tab w:val="left" w:pos="5040"/>
+          <w:tab w:val="left" w:pos="5600"/>
+          <w:tab w:val="left" w:pos="6160"/>
+          <w:tab w:val="left" w:pos="6720"/>
+        </w:tabs>
+        <w:autoSpaceDE w:val="0"/>
+        <w:autoSpaceDN w:val="0"/>
+        <w:adjustRightInd w:val="0"/>
+        <w:spacing w:after="0" w:line="240" w:lineRule="auto"/>
+        <w:rPr>
+          <w:rFonts w:ascii="Menlo" w:hAnsi="Menlo" w:cs="Menlo"/>
+          <w:color w:val="000000"/>
+          <w:kern w:val="0"/>
+          <w:sz w:val="22"/>
+          <w:szCs w:val="22"/>
+        </w:rPr>
+      </w:pPr>
+      <w:r>
+        <w:rPr>
+          <w:rFonts w:ascii="Menlo" w:hAnsi="Menlo" w:cs="Menlo"/>
+          <w:color w:val="000000"/>
+          <w:kern w:val="0"/>
+          <w:sz w:val="22"/>
+          <w:szCs w:val="22"/>
+        </w:rPr>
+        <w:t xml:space="preserve">     </w:t>
+      </w:r>
+      <w:r>
+        <w:rPr>
+          <w:rFonts w:ascii="Menlo" w:hAnsi="Menlo" w:cs="Menlo"/>
+          <w:color w:val="1C4477"/>
+          <w:kern w:val="0"/>
+          <w:sz w:val="22"/>
+          <w:szCs w:val="22"/>
+        </w:rPr>
+        <w:t xml:space="preserve"> 115 +</w:t>
+      </w:r>
+      <w:r>
+        <w:rPr>
+          <w:rFonts w:ascii="Menlo" w:hAnsi="Menlo" w:cs="Menlo"/>
+          <w:color w:val="262626"/>
+          <w:kern w:val="0"/>
+          <w:sz w:val="22"/>
+          <w:szCs w:val="22"/>
+        </w:rPr>
+        <w:t xml:space="preserve">    </w:t>
+      </w:r>
+      <w:r>
+        <w:rPr>
+          <w:rFonts w:ascii="Menlo" w:hAnsi="Menlo" w:cs="Menlo"/>
+          <w:color w:val="94064B"/>
+          <w:kern w:val="0"/>
+          <w:sz w:val="22"/>
+          <w:szCs w:val="22"/>
+        </w:rPr>
+        <w:t>with</w:t>
+      </w:r>
+      <w:r>
+        <w:rPr>
+          <w:rFonts w:ascii="Menlo" w:hAnsi="Menlo" w:cs="Menlo"/>
+          <w:color w:val="262626"/>
+          <w:kern w:val="0"/>
+          <w:sz w:val="22"/>
+          <w:szCs w:val="22"/>
+        </w:rPr>
+        <w:t xml:space="preserve"> the best American odds </w:t>
+      </w:r>
+      <w:r>
+        <w:rPr>
+          <w:rFonts w:ascii="Menlo" w:hAnsi="Menlo" w:cs="Menlo"/>
+          <w:color w:val="94064B"/>
+          <w:kern w:val="0"/>
+          <w:sz w:val="22"/>
+          <w:szCs w:val="22"/>
+        </w:rPr>
+        <w:t>for</w:t>
+      </w:r>
+      <w:r>
+        <w:rPr>
+          <w:rFonts w:ascii="Menlo" w:hAnsi="Menlo" w:cs="Menlo"/>
+          <w:color w:val="262626"/>
+          <w:kern w:val="0"/>
+          <w:sz w:val="22"/>
+          <w:szCs w:val="22"/>
+        </w:rPr>
+        <w:t xml:space="preserve"> the chosen side (highest value = least vig).</w:t>
+      </w:r>
+    </w:p>
+    <w:p>
+      <w:pPr>
+        <w:tabs>
+          <w:tab w:val="left" w:pos="560"/>
+          <w:tab w:val="left" w:pos="1120"/>
+          <w:tab w:val="left" w:pos="1680"/>
+          <w:tab w:val="left" w:pos="2240"/>
+          <w:tab w:val="left" w:pos="2800"/>
+          <w:tab w:val="left" w:pos="3360"/>
+          <w:tab w:val="left" w:pos="3920"/>
+          <w:tab w:val="left" w:pos="4480"/>
+          <w:tab w:val="left" w:pos="5040"/>
+          <w:tab w:val="left" w:pos="5600"/>
+          <w:tab w:val="left" w:pos="6160"/>
+          <w:tab w:val="left" w:pos="6720"/>
+        </w:tabs>
+        <w:autoSpaceDE w:val="0"/>
+        <w:autoSpaceDN w:val="0"/>
+        <w:adjustRightInd w:val="0"/>
+        <w:spacing w:after="0" w:line="240" w:lineRule="auto"/>
+        <w:rPr>
+          <w:rFonts w:ascii="Menlo" w:hAnsi="Menlo" w:cs="Menlo"/>
+          <w:color w:val="000000"/>
+          <w:kern w:val="0"/>
+          <w:sz w:val="22"/>
+          <w:szCs w:val="22"/>
+        </w:rPr>
+      </w:pPr>
+      <w:r>
+        <w:rPr>
+          <w:rFonts w:ascii="Menlo" w:hAnsi="Menlo" w:cs="Menlo"/>
+          <w:color w:val="000000"/>
+          <w:kern w:val="0"/>
+          <w:sz w:val="22"/>
+          <w:szCs w:val="22"/>
+        </w:rPr>
+        <w:t xml:space="preserve">     </w:t>
+      </w:r>
+      <w:r>
+        <w:rPr>
+          <w:rFonts w:ascii="Menlo" w:hAnsi="Menlo" w:cs="Menlo"/>
+          <w:color w:val="1C4477"/>
+          <w:kern w:val="0"/>
+          <w:sz w:val="22"/>
+          <w:szCs w:val="22"/>
+        </w:rPr>
+        <w:t xml:space="preserve"> 116 +</w:t>
+      </w:r>
+      <w:r>
+        <w:rPr>
+          <w:rFonts w:ascii="Menlo" w:hAnsi="Menlo" w:cs="Menlo"/>
+          <w:color w:val="262626"/>
+          <w:kern w:val="0"/>
+          <w:sz w:val="22"/>
+          <w:szCs w:val="22"/>
+        </w:rPr>
+        <w:t xml:space="preserve">    When rows </w:t>
+      </w:r>
+      <w:r>
+        <w:rPr>
+          <w:rFonts w:ascii="Menlo" w:hAnsi="Menlo" w:cs="Menlo"/>
+          <w:color w:val="94064B"/>
+          <w:kern w:val="0"/>
+          <w:sz w:val="22"/>
+          <w:szCs w:val="22"/>
+        </w:rPr>
+        <w:t>in</w:t>
+      </w:r>
+      <w:r>
+        <w:rPr>
+          <w:rFonts w:ascii="Menlo" w:hAnsi="Menlo" w:cs="Menlo"/>
+          <w:color w:val="262626"/>
+          <w:kern w:val="0"/>
+          <w:sz w:val="22"/>
+          <w:szCs w:val="22"/>
+        </w:rPr>
+        <w:t xml:space="preserve"> a group disagree on side, the row </w:t>
+      </w:r>
+      <w:r>
+        <w:rPr>
+          <w:rFonts w:ascii="Menlo" w:hAnsi="Menlo" w:cs="Menlo"/>
+          <w:color w:val="94064B"/>
+          <w:kern w:val="0"/>
+          <w:sz w:val="22"/>
+          <w:szCs w:val="22"/>
+        </w:rPr>
+        <w:t>with</w:t>
+      </w:r>
+      <w:r>
+        <w:rPr>
+          <w:rFonts w:ascii="Menlo" w:hAnsi="Menlo" w:cs="Menlo"/>
+          <w:color w:val="262626"/>
+          <w:kern w:val="0"/>
+          <w:sz w:val="22"/>
+          <w:szCs w:val="22"/>
+        </w:rPr>
+        <w:t xml:space="preserve"> highest edge wins.      </w:t>
+      </w:r>
+    </w:p>
+    <w:p>
+      <w:pPr>
+        <w:tabs>
+          <w:tab w:val="left" w:pos="560"/>
+          <w:tab w:val="left" w:pos="1120"/>
+          <w:tab w:val="left" w:pos="1680"/>
+          <w:tab w:val="left" w:pos="2240"/>
+          <w:tab w:val="left" w:pos="2800"/>
+          <w:tab w:val="left" w:pos="3360"/>
+          <w:tab w:val="left" w:pos="3920"/>
+          <w:tab w:val="left" w:pos="4480"/>
+          <w:tab w:val="left" w:pos="5040"/>
+          <w:tab w:val="left" w:pos="5600"/>
+          <w:tab w:val="left" w:pos="6160"/>
+          <w:tab w:val="left" w:pos="6720"/>
+        </w:tabs>
+        <w:autoSpaceDE w:val="0"/>
+        <w:autoSpaceDN w:val="0"/>
+        <w:adjustRightInd w:val="0"/>
+        <w:spacing w:after="0" w:line="240" w:lineRule="auto"/>
+        <w:rPr>
+          <w:rFonts w:ascii="Menlo" w:hAnsi="Menlo" w:cs="Menlo"/>
+          <w:color w:val="000000"/>
+          <w:kern w:val="0"/>
+          <w:sz w:val="22"/>
+          <w:szCs w:val="22"/>
+        </w:rPr>
+      </w:pPr>
+      <w:r>
+        <w:rPr>
+          <w:rFonts w:ascii="Menlo" w:hAnsi="Menlo" w:cs="Menlo"/>
+          <w:color w:val="000000"/>
+          <w:kern w:val="0"/>
+          <w:sz w:val="22"/>
+          <w:szCs w:val="22"/>
+        </w:rPr>
+        <w:t xml:space="preserve">     </w:t>
+      </w:r>
+      <w:r>
+        <w:rPr>
+          <w:rFonts w:ascii="Menlo" w:hAnsi="Menlo" w:cs="Menlo"/>
+          <w:color w:val="1C4477"/>
+          <w:kern w:val="0"/>
+          <w:sz w:val="22"/>
+          <w:szCs w:val="22"/>
+        </w:rPr>
         <w:t xml:space="preserve"> 117 +</w:t>
       </w:r>
       <w:r>
@@ -8406,6 +8550,7 @@
           <w:sz w:val="22"/>
           <w:szCs w:val="22"/>
         </w:rPr>
+        <w:lastRenderedPageBreak/>
         <w:t>⏺</w:t>
       </w:r>
       <w:r>
@@ -8708,58 +8853,3247 @@
           <w:sz w:val="22"/>
           <w:szCs w:val="22"/>
         </w:rPr>
+        <w:t xml:space="preserve">     </w:t>
+      </w:r>
+      <w:r>
+        <w:rPr>
+          <w:rFonts w:ascii="Menlo" w:hAnsi="Menlo" w:cs="Menlo"/>
+          <w:color w:val="A8A8A8"/>
+          <w:kern w:val="0"/>
+          <w:sz w:val="22"/>
+          <w:szCs w:val="22"/>
+        </w:rPr>
+        <w:t xml:space="preserve"> 180 </w:t>
+      </w:r>
+      <w:r>
+        <w:rPr>
+          <w:rFonts w:ascii="Menlo" w:hAnsi="Menlo" w:cs="Menlo"/>
+          <w:color w:val="262626"/>
+          <w:kern w:val="0"/>
+          <w:sz w:val="22"/>
+          <w:szCs w:val="22"/>
+        </w:rPr>
+        <w:t xml:space="preserve">     base = v3_test.merge(pred, on=GROUP_KEYS, how=</w:t>
+      </w:r>
+      <w:r>
+        <w:rPr>
+          <w:rFonts w:ascii="Menlo" w:hAnsi="Menlo" w:cs="Menlo"/>
+          <w:color w:val="13247E"/>
+          <w:kern w:val="0"/>
+          <w:sz w:val="22"/>
+          <w:szCs w:val="22"/>
+        </w:rPr>
+        <w:t>"inner"</w:t>
+      </w:r>
+      <w:r>
+        <w:rPr>
+          <w:rFonts w:ascii="Menlo" w:hAnsi="Menlo" w:cs="Menlo"/>
+          <w:color w:val="262626"/>
+          <w:kern w:val="0"/>
+          <w:sz w:val="22"/>
+          <w:szCs w:val="22"/>
+        </w:rPr>
+        <w:t>)</w:t>
+      </w:r>
+      <w:r>
+        <w:rPr>
+          <w:rFonts w:ascii="Menlo" w:hAnsi="Menlo" w:cs="Menlo"/>
+          <w:color w:val="000000"/>
+          <w:kern w:val="0"/>
+          <w:sz w:val="22"/>
+          <w:szCs w:val="22"/>
+        </w:rPr>
+        <w:t xml:space="preserve">                             </w:t>
+      </w:r>
+    </w:p>
+    <w:p>
+      <w:pPr>
+        <w:tabs>
+          <w:tab w:val="left" w:pos="560"/>
+          <w:tab w:val="left" w:pos="1120"/>
+          <w:tab w:val="left" w:pos="1680"/>
+          <w:tab w:val="left" w:pos="2240"/>
+          <w:tab w:val="left" w:pos="2800"/>
+          <w:tab w:val="left" w:pos="3360"/>
+          <w:tab w:val="left" w:pos="3920"/>
+          <w:tab w:val="left" w:pos="4480"/>
+          <w:tab w:val="left" w:pos="5040"/>
+          <w:tab w:val="left" w:pos="5600"/>
+          <w:tab w:val="left" w:pos="6160"/>
+          <w:tab w:val="left" w:pos="6720"/>
+        </w:tabs>
+        <w:autoSpaceDE w:val="0"/>
+        <w:autoSpaceDN w:val="0"/>
+        <w:adjustRightInd w:val="0"/>
+        <w:spacing w:after="0" w:line="240" w:lineRule="auto"/>
+        <w:rPr>
+          <w:rFonts w:ascii="Menlo" w:hAnsi="Menlo" w:cs="Menlo"/>
+          <w:color w:val="000000"/>
+          <w:kern w:val="0"/>
+          <w:sz w:val="22"/>
+          <w:szCs w:val="22"/>
+        </w:rPr>
+      </w:pPr>
+      <w:r>
+        <w:rPr>
+          <w:rFonts w:ascii="Menlo" w:hAnsi="Menlo" w:cs="Menlo"/>
+          <w:color w:val="000000"/>
+          <w:kern w:val="0"/>
+          <w:sz w:val="22"/>
+          <w:szCs w:val="22"/>
+        </w:rPr>
+        <w:t xml:space="preserve">     </w:t>
+      </w:r>
+      <w:r>
+        <w:rPr>
+          <w:rFonts w:ascii="Menlo" w:hAnsi="Menlo" w:cs="Menlo"/>
+          <w:color w:val="A8A8A8"/>
+          <w:kern w:val="0"/>
+          <w:sz w:val="22"/>
+          <w:szCs w:val="22"/>
+        </w:rPr>
+        <w:t xml:space="preserve"> 181 </w:t>
+      </w:r>
+      <w:r>
+        <w:rPr>
+          <w:rFonts w:ascii="Menlo" w:hAnsi="Menlo" w:cs="Menlo"/>
+          <w:color w:val="262626"/>
+          <w:kern w:val="0"/>
+          <w:sz w:val="22"/>
+          <w:szCs w:val="22"/>
+        </w:rPr>
+        <w:t xml:space="preserve">     </w:t>
+      </w:r>
+      <w:r>
+        <w:rPr>
+          <w:rFonts w:ascii="Menlo" w:hAnsi="Menlo" w:cs="Menlo"/>
+          <w:color w:val="0E72A4"/>
+          <w:kern w:val="0"/>
+          <w:sz w:val="22"/>
+          <w:szCs w:val="22"/>
+        </w:rPr>
+        <w:t>print</w:t>
+      </w:r>
+      <w:r>
+        <w:rPr>
+          <w:rFonts w:ascii="Menlo" w:hAnsi="Menlo" w:cs="Menlo"/>
+          <w:color w:val="262626"/>
+          <w:kern w:val="0"/>
+          <w:sz w:val="22"/>
+          <w:szCs w:val="22"/>
+        </w:rPr>
+        <w:t>(</w:t>
+      </w:r>
+      <w:r>
+        <w:rPr>
+          <w:rFonts w:ascii="Menlo" w:hAnsi="Menlo" w:cs="Menlo"/>
+          <w:color w:val="000000"/>
+          <w:kern w:val="0"/>
+          <w:sz w:val="22"/>
+          <w:szCs w:val="22"/>
+        </w:rPr>
+        <w:t xml:space="preserve">                                       </w:t>
+      </w:r>
+    </w:p>
+    <w:p>
+      <w:pPr>
+        <w:tabs>
+          <w:tab w:val="left" w:pos="560"/>
+          <w:tab w:val="left" w:pos="1120"/>
+          <w:tab w:val="left" w:pos="1680"/>
+          <w:tab w:val="left" w:pos="2240"/>
+          <w:tab w:val="left" w:pos="2800"/>
+          <w:tab w:val="left" w:pos="3360"/>
+          <w:tab w:val="left" w:pos="3920"/>
+          <w:tab w:val="left" w:pos="4480"/>
+          <w:tab w:val="left" w:pos="5040"/>
+          <w:tab w:val="left" w:pos="5600"/>
+          <w:tab w:val="left" w:pos="6160"/>
+          <w:tab w:val="left" w:pos="6720"/>
+        </w:tabs>
+        <w:autoSpaceDE w:val="0"/>
+        <w:autoSpaceDN w:val="0"/>
+        <w:adjustRightInd w:val="0"/>
+        <w:spacing w:after="0" w:line="240" w:lineRule="auto"/>
+        <w:rPr>
+          <w:rFonts w:ascii="Menlo" w:hAnsi="Menlo" w:cs="Menlo"/>
+          <w:color w:val="000000"/>
+          <w:kern w:val="0"/>
+          <w:sz w:val="22"/>
+          <w:szCs w:val="22"/>
+        </w:rPr>
+      </w:pPr>
+      <w:r>
+        <w:rPr>
+          <w:rFonts w:ascii="Menlo" w:hAnsi="Menlo" w:cs="Menlo"/>
+          <w:color w:val="000000"/>
+          <w:kern w:val="0"/>
+          <w:sz w:val="22"/>
+          <w:szCs w:val="22"/>
+        </w:rPr>
+        <w:t xml:space="preserve">     </w:t>
+      </w:r>
+      <w:r>
+        <w:rPr>
+          <w:rFonts w:ascii="Menlo" w:hAnsi="Menlo" w:cs="Menlo"/>
+          <w:color w:val="A8A8A8"/>
+          <w:kern w:val="0"/>
+          <w:sz w:val="22"/>
+          <w:szCs w:val="22"/>
+        </w:rPr>
+        <w:t xml:space="preserve"> 182 </w:t>
+      </w:r>
+      <w:r>
+        <w:rPr>
+          <w:rFonts w:ascii="Menlo" w:hAnsi="Menlo" w:cs="Menlo"/>
+          <w:color w:val="262626"/>
+          <w:kern w:val="0"/>
+          <w:sz w:val="22"/>
+          <w:szCs w:val="22"/>
+        </w:rPr>
+        <w:t xml:space="preserve">         </w:t>
+      </w:r>
+      <w:r>
+        <w:rPr>
+          <w:rFonts w:ascii="Menlo" w:hAnsi="Menlo" w:cs="Menlo"/>
+          <w:color w:val="13247E"/>
+          <w:kern w:val="0"/>
+          <w:sz w:val="22"/>
+          <w:szCs w:val="22"/>
+        </w:rPr>
+        <w:t>f"test_season=</w:t>
+      </w:r>
+      <w:r>
+        <w:rPr>
+          <w:rFonts w:ascii="Menlo" w:hAnsi="Menlo" w:cs="Menlo"/>
+          <w:color w:val="262626"/>
+          <w:kern w:val="0"/>
+          <w:sz w:val="22"/>
+          <w:szCs w:val="22"/>
+        </w:rPr>
+        <w:t>{test_season}</w:t>
+      </w:r>
+      <w:r>
+        <w:rPr>
+          <w:rFonts w:ascii="Menlo" w:hAnsi="Menlo" w:cs="Menlo"/>
+          <w:color w:val="13247E"/>
+          <w:kern w:val="0"/>
+          <w:sz w:val="22"/>
+          <w:szCs w:val="22"/>
+        </w:rPr>
+        <w:t xml:space="preserve">  v3_rows=</w:t>
+      </w:r>
+      <w:r>
+        <w:rPr>
+          <w:rFonts w:ascii="Menlo" w:hAnsi="Menlo" w:cs="Menlo"/>
+          <w:color w:val="262626"/>
+          <w:kern w:val="0"/>
+          <w:sz w:val="22"/>
+          <w:szCs w:val="22"/>
+        </w:rPr>
+        <w:t>{</w:t>
+      </w:r>
+      <w:r>
+        <w:rPr>
+          <w:rFonts w:ascii="Menlo" w:hAnsi="Menlo" w:cs="Menlo"/>
+          <w:color w:val="0E72A4"/>
+          <w:kern w:val="0"/>
+          <w:sz w:val="22"/>
+          <w:szCs w:val="22"/>
+        </w:rPr>
+        <w:t>len</w:t>
+      </w:r>
+      <w:r>
+        <w:rPr>
+          <w:rFonts w:ascii="Menlo" w:hAnsi="Menlo" w:cs="Menlo"/>
+          <w:color w:val="262626"/>
+          <w:kern w:val="0"/>
+          <w:sz w:val="22"/>
+          <w:szCs w:val="22"/>
+        </w:rPr>
+        <w:t>(v3_test):,}</w:t>
+      </w:r>
+      <w:r>
+        <w:rPr>
+          <w:rFonts w:ascii="Menlo" w:hAnsi="Menlo" w:cs="Menlo"/>
+          <w:color w:val="13247E"/>
+          <w:kern w:val="0"/>
+          <w:sz w:val="22"/>
+          <w:szCs w:val="22"/>
+        </w:rPr>
+        <w:t xml:space="preserve">  "</w:t>
+      </w:r>
+      <w:r>
+        <w:rPr>
+          <w:rFonts w:ascii="Menlo" w:hAnsi="Menlo" w:cs="Menlo"/>
+          <w:color w:val="000000"/>
+          <w:kern w:val="0"/>
+          <w:sz w:val="22"/>
+          <w:szCs w:val="22"/>
+        </w:rPr>
+        <w:t xml:space="preserve">                       </w:t>
+      </w:r>
+    </w:p>
+    <w:p>
+      <w:pPr>
+        <w:tabs>
+          <w:tab w:val="left" w:pos="560"/>
+          <w:tab w:val="left" w:pos="1120"/>
+          <w:tab w:val="left" w:pos="1680"/>
+          <w:tab w:val="left" w:pos="2240"/>
+          <w:tab w:val="left" w:pos="2800"/>
+          <w:tab w:val="left" w:pos="3360"/>
+          <w:tab w:val="left" w:pos="3920"/>
+          <w:tab w:val="left" w:pos="4480"/>
+          <w:tab w:val="left" w:pos="5040"/>
+          <w:tab w:val="left" w:pos="5600"/>
+          <w:tab w:val="left" w:pos="6160"/>
+          <w:tab w:val="left" w:pos="6720"/>
+        </w:tabs>
+        <w:autoSpaceDE w:val="0"/>
+        <w:autoSpaceDN w:val="0"/>
+        <w:adjustRightInd w:val="0"/>
+        <w:spacing w:after="0" w:line="240" w:lineRule="auto"/>
+        <w:rPr>
+          <w:rFonts w:ascii="Menlo" w:hAnsi="Menlo" w:cs="Menlo"/>
+          <w:color w:val="000000"/>
+          <w:kern w:val="0"/>
+          <w:sz w:val="22"/>
+          <w:szCs w:val="22"/>
+        </w:rPr>
+      </w:pPr>
+      <w:r>
+        <w:rPr>
+          <w:rFonts w:ascii="Menlo" w:hAnsi="Menlo" w:cs="Menlo"/>
+          <w:color w:val="000000"/>
+          <w:kern w:val="0"/>
+          <w:sz w:val="22"/>
+          <w:szCs w:val="22"/>
+        </w:rPr>
+        <w:t xml:space="preserve">     </w:t>
+      </w:r>
+      <w:r>
+        <w:rPr>
+          <w:rFonts w:ascii="Menlo" w:hAnsi="Menlo" w:cs="Menlo"/>
+          <w:color w:val="C20B23"/>
+          <w:kern w:val="0"/>
+          <w:sz w:val="22"/>
+          <w:szCs w:val="22"/>
+        </w:rPr>
+        <w:t xml:space="preserve"> 183 -</w:t>
+      </w:r>
+      <w:r>
+        <w:rPr>
+          <w:rFonts w:ascii="Menlo" w:hAnsi="Menlo" w:cs="Menlo"/>
+          <w:color w:val="262626"/>
+          <w:kern w:val="0"/>
+          <w:sz w:val="22"/>
+          <w:szCs w:val="22"/>
+        </w:rPr>
+        <w:t xml:space="preserve">        f"after_merge={len(base):,}  train_n={len(train_m):,}"                  </w:t>
+      </w:r>
+    </w:p>
+    <w:p>
+      <w:pPr>
+        <w:tabs>
+          <w:tab w:val="left" w:pos="560"/>
+          <w:tab w:val="left" w:pos="1120"/>
+          <w:tab w:val="left" w:pos="1680"/>
+          <w:tab w:val="left" w:pos="2240"/>
+          <w:tab w:val="left" w:pos="2800"/>
+          <w:tab w:val="left" w:pos="3360"/>
+          <w:tab w:val="left" w:pos="3920"/>
+          <w:tab w:val="left" w:pos="4480"/>
+          <w:tab w:val="left" w:pos="5040"/>
+          <w:tab w:val="left" w:pos="5600"/>
+          <w:tab w:val="left" w:pos="6160"/>
+          <w:tab w:val="left" w:pos="6720"/>
+        </w:tabs>
+        <w:autoSpaceDE w:val="0"/>
+        <w:autoSpaceDN w:val="0"/>
+        <w:adjustRightInd w:val="0"/>
+        <w:spacing w:after="0" w:line="240" w:lineRule="auto"/>
+        <w:rPr>
+          <w:rFonts w:ascii="Menlo" w:hAnsi="Menlo" w:cs="Menlo"/>
+          <w:color w:val="000000"/>
+          <w:kern w:val="0"/>
+          <w:sz w:val="22"/>
+          <w:szCs w:val="22"/>
+        </w:rPr>
+      </w:pPr>
+      <w:r>
+        <w:rPr>
+          <w:rFonts w:ascii="Menlo" w:hAnsi="Menlo" w:cs="Menlo"/>
+          <w:color w:val="000000"/>
+          <w:kern w:val="0"/>
+          <w:sz w:val="22"/>
+          <w:szCs w:val="22"/>
+        </w:rPr>
+        <w:t xml:space="preserve">     </w:t>
+      </w:r>
+      <w:r>
+        <w:rPr>
+          <w:rFonts w:ascii="Menlo" w:hAnsi="Menlo" w:cs="Menlo"/>
+          <w:color w:val="1C4477"/>
+          <w:kern w:val="0"/>
+          <w:sz w:val="22"/>
+          <w:szCs w:val="22"/>
+        </w:rPr>
+        <w:t xml:space="preserve"> 183 +</w:t>
+      </w:r>
+      <w:r>
+        <w:rPr>
+          <w:rFonts w:ascii="Menlo" w:hAnsi="Menlo" w:cs="Menlo"/>
+          <w:color w:val="262626"/>
+          <w:kern w:val="0"/>
+          <w:sz w:val="22"/>
+          <w:szCs w:val="22"/>
+        </w:rPr>
+        <w:t xml:space="preserve">        </w:t>
+      </w:r>
+      <w:r>
+        <w:rPr>
+          <w:rFonts w:ascii="Menlo" w:hAnsi="Menlo" w:cs="Menlo"/>
+          <w:color w:val="13247E"/>
+          <w:kern w:val="0"/>
+          <w:sz w:val="22"/>
+          <w:szCs w:val="22"/>
+        </w:rPr>
+        <w:t>f"after_merge=</w:t>
+      </w:r>
+      <w:r>
+        <w:rPr>
+          <w:rFonts w:ascii="Menlo" w:hAnsi="Menlo" w:cs="Menlo"/>
+          <w:color w:val="262626"/>
+          <w:kern w:val="0"/>
+          <w:sz w:val="22"/>
+          <w:szCs w:val="22"/>
+        </w:rPr>
+        <w:t>{</w:t>
+      </w:r>
+      <w:r>
+        <w:rPr>
+          <w:rFonts w:ascii="Menlo" w:hAnsi="Menlo" w:cs="Menlo"/>
+          <w:color w:val="0E72A4"/>
+          <w:kern w:val="0"/>
+          <w:sz w:val="22"/>
+          <w:szCs w:val="22"/>
+        </w:rPr>
+        <w:t>len</w:t>
+      </w:r>
+      <w:r>
+        <w:rPr>
+          <w:rFonts w:ascii="Menlo" w:hAnsi="Menlo" w:cs="Menlo"/>
+          <w:color w:val="262626"/>
+          <w:kern w:val="0"/>
+          <w:sz w:val="22"/>
+          <w:szCs w:val="22"/>
+        </w:rPr>
+        <w:t>(base):,}</w:t>
+      </w:r>
+      <w:r>
+        <w:rPr>
+          <w:rFonts w:ascii="Menlo" w:hAnsi="Menlo" w:cs="Menlo"/>
+          <w:color w:val="13247E"/>
+          <w:kern w:val="0"/>
+          <w:sz w:val="22"/>
+          <w:szCs w:val="22"/>
+        </w:rPr>
+        <w:t xml:space="preserve">  train_n=</w:t>
+      </w:r>
+      <w:r>
+        <w:rPr>
+          <w:rFonts w:ascii="Menlo" w:hAnsi="Menlo" w:cs="Menlo"/>
+          <w:color w:val="262626"/>
+          <w:kern w:val="0"/>
+          <w:sz w:val="22"/>
+          <w:szCs w:val="22"/>
+        </w:rPr>
+        <w:t>{</w:t>
+      </w:r>
+      <w:r>
+        <w:rPr>
+          <w:rFonts w:ascii="Menlo" w:hAnsi="Menlo" w:cs="Menlo"/>
+          <w:color w:val="0E72A4"/>
+          <w:kern w:val="0"/>
+          <w:sz w:val="22"/>
+          <w:szCs w:val="22"/>
+        </w:rPr>
+        <w:t>len</w:t>
+      </w:r>
+      <w:r>
+        <w:rPr>
+          <w:rFonts w:ascii="Menlo" w:hAnsi="Menlo" w:cs="Menlo"/>
+          <w:color w:val="262626"/>
+          <w:kern w:val="0"/>
+          <w:sz w:val="22"/>
+          <w:szCs w:val="22"/>
+        </w:rPr>
+        <w:t>(train_m):,}</w:t>
+      </w:r>
+      <w:r>
+        <w:rPr>
+          <w:rFonts w:ascii="Menlo" w:hAnsi="Menlo" w:cs="Menlo"/>
+          <w:color w:val="13247E"/>
+          <w:kern w:val="0"/>
+          <w:sz w:val="22"/>
+          <w:szCs w:val="22"/>
+        </w:rPr>
+        <w:t xml:space="preserve">  "</w:t>
+      </w:r>
+      <w:r>
+        <w:rPr>
+          <w:rFonts w:ascii="Menlo" w:hAnsi="Menlo" w:cs="Menlo"/>
+          <w:color w:val="262626"/>
+          <w:kern w:val="0"/>
+          <w:sz w:val="22"/>
+          <w:szCs w:val="22"/>
+        </w:rPr>
+        <w:t xml:space="preserve">                </w:t>
+      </w:r>
+      <w:r>
+        <w:rPr>
+          <w:rFonts w:ascii="Menlo" w:hAnsi="Menlo" w:cs="Menlo"/>
+          <w:color w:val="000000"/>
+          <w:kern w:val="0"/>
+          <w:sz w:val="22"/>
+          <w:szCs w:val="22"/>
+        </w:rPr>
+        <w:t xml:space="preserve">       </w:t>
+      </w:r>
+    </w:p>
+    <w:p>
+      <w:pPr>
+        <w:tabs>
+          <w:tab w:val="left" w:pos="560"/>
+          <w:tab w:val="left" w:pos="1120"/>
+          <w:tab w:val="left" w:pos="1680"/>
+          <w:tab w:val="left" w:pos="2240"/>
+          <w:tab w:val="left" w:pos="2800"/>
+          <w:tab w:val="left" w:pos="3360"/>
+          <w:tab w:val="left" w:pos="3920"/>
+          <w:tab w:val="left" w:pos="4480"/>
+          <w:tab w:val="left" w:pos="5040"/>
+          <w:tab w:val="left" w:pos="5600"/>
+          <w:tab w:val="left" w:pos="6160"/>
+          <w:tab w:val="left" w:pos="6720"/>
+        </w:tabs>
+        <w:autoSpaceDE w:val="0"/>
+        <w:autoSpaceDN w:val="0"/>
+        <w:adjustRightInd w:val="0"/>
+        <w:spacing w:after="0" w:line="240" w:lineRule="auto"/>
+        <w:rPr>
+          <w:rFonts w:ascii="Menlo" w:hAnsi="Menlo" w:cs="Menlo"/>
+          <w:color w:val="000000"/>
+          <w:kern w:val="0"/>
+          <w:sz w:val="22"/>
+          <w:szCs w:val="22"/>
+        </w:rPr>
+      </w:pPr>
+      <w:r>
+        <w:rPr>
+          <w:rFonts w:ascii="Menlo" w:hAnsi="Menlo" w:cs="Menlo"/>
+          <w:color w:val="000000"/>
+          <w:kern w:val="0"/>
+          <w:sz w:val="22"/>
+          <w:szCs w:val="22"/>
+        </w:rPr>
+        <w:t xml:space="preserve">     </w:t>
+      </w:r>
+      <w:r>
+        <w:rPr>
+          <w:rFonts w:ascii="Menlo" w:hAnsi="Menlo" w:cs="Menlo"/>
+          <w:color w:val="1C4477"/>
+          <w:kern w:val="0"/>
+          <w:sz w:val="22"/>
+          <w:szCs w:val="22"/>
+        </w:rPr>
+        <w:t xml:space="preserve"> 184 +</w:t>
+      </w:r>
+      <w:r>
+        <w:rPr>
+          <w:rFonts w:ascii="Menlo" w:hAnsi="Menlo" w:cs="Menlo"/>
+          <w:color w:val="262626"/>
+          <w:kern w:val="0"/>
+          <w:sz w:val="22"/>
+          <w:szCs w:val="22"/>
+        </w:rPr>
+        <w:t xml:space="preserve">        </w:t>
+      </w:r>
+      <w:r>
+        <w:rPr>
+          <w:rFonts w:ascii="Menlo" w:hAnsi="Menlo" w:cs="Menlo"/>
+          <w:color w:val="13247E"/>
+          <w:kern w:val="0"/>
+          <w:sz w:val="22"/>
+          <w:szCs w:val="22"/>
+        </w:rPr>
+        <w:t>f"dedupe=</w:t>
+      </w:r>
+      <w:r>
+        <w:rPr>
+          <w:rFonts w:ascii="Menlo" w:hAnsi="Menlo" w:cs="Menlo"/>
+          <w:color w:val="262626"/>
+          <w:kern w:val="0"/>
+          <w:sz w:val="22"/>
+          <w:szCs w:val="22"/>
+        </w:rPr>
+        <w:t>{args.dedupe}</w:t>
+      </w:r>
+      <w:r>
+        <w:rPr>
+          <w:rFonts w:ascii="Menlo" w:hAnsi="Menlo" w:cs="Menlo"/>
+          <w:color w:val="13247E"/>
+          <w:kern w:val="0"/>
+          <w:sz w:val="22"/>
+          <w:szCs w:val="22"/>
+        </w:rPr>
+        <w:t>"</w:t>
+      </w:r>
+      <w:r>
+        <w:rPr>
+          <w:rFonts w:ascii="Menlo" w:hAnsi="Menlo" w:cs="Menlo"/>
+          <w:color w:val="262626"/>
+          <w:kern w:val="0"/>
+          <w:sz w:val="22"/>
+          <w:szCs w:val="22"/>
+        </w:rPr>
+        <w:t xml:space="preserve">                                                 </w:t>
+      </w:r>
+    </w:p>
+    <w:p>
+      <w:pPr>
+        <w:tabs>
+          <w:tab w:val="left" w:pos="560"/>
+          <w:tab w:val="left" w:pos="1120"/>
+          <w:tab w:val="left" w:pos="1680"/>
+          <w:tab w:val="left" w:pos="2240"/>
+          <w:tab w:val="left" w:pos="2800"/>
+          <w:tab w:val="left" w:pos="3360"/>
+          <w:tab w:val="left" w:pos="3920"/>
+          <w:tab w:val="left" w:pos="4480"/>
+          <w:tab w:val="left" w:pos="5040"/>
+          <w:tab w:val="left" w:pos="5600"/>
+          <w:tab w:val="left" w:pos="6160"/>
+          <w:tab w:val="left" w:pos="6720"/>
+        </w:tabs>
+        <w:autoSpaceDE w:val="0"/>
+        <w:autoSpaceDN w:val="0"/>
+        <w:adjustRightInd w:val="0"/>
+        <w:spacing w:after="0" w:line="240" w:lineRule="auto"/>
+        <w:rPr>
+          <w:rFonts w:ascii="Menlo" w:hAnsi="Menlo" w:cs="Menlo"/>
+          <w:color w:val="000000"/>
+          <w:kern w:val="0"/>
+          <w:sz w:val="22"/>
+          <w:szCs w:val="22"/>
+        </w:rPr>
+      </w:pPr>
+      <w:r>
+        <w:rPr>
+          <w:rFonts w:ascii="Menlo" w:hAnsi="Menlo" w:cs="Menlo"/>
+          <w:color w:val="000000"/>
+          <w:kern w:val="0"/>
+          <w:sz w:val="22"/>
+          <w:szCs w:val="22"/>
+        </w:rPr>
+        <w:t xml:space="preserve">     </w:t>
+      </w:r>
+      <w:r>
+        <w:rPr>
+          <w:rFonts w:ascii="Menlo" w:hAnsi="Menlo" w:cs="Menlo"/>
+          <w:color w:val="A8A8A8"/>
+          <w:kern w:val="0"/>
+          <w:sz w:val="22"/>
+          <w:szCs w:val="22"/>
+        </w:rPr>
+        <w:t xml:space="preserve"> 185</w:t>
+      </w:r>
+      <w:r>
+        <w:rPr>
+          <w:rFonts w:ascii="Menlo" w:hAnsi="Menlo" w:cs="Menlo"/>
+          <w:color w:val="000000"/>
+          <w:kern w:val="0"/>
+          <w:sz w:val="22"/>
+          <w:szCs w:val="22"/>
+        </w:rPr>
+        <w:t xml:space="preserve"> </w:t>
+      </w:r>
+      <w:r>
+        <w:rPr>
+          <w:rFonts w:ascii="Menlo" w:hAnsi="Menlo" w:cs="Menlo"/>
+          <w:color w:val="262626"/>
+          <w:kern w:val="0"/>
+          <w:sz w:val="22"/>
+          <w:szCs w:val="22"/>
+        </w:rPr>
+        <w:t xml:space="preserve"> </w:t>
+      </w:r>
+      <w:r>
+        <w:rPr>
+          <w:rFonts w:ascii="Menlo" w:hAnsi="Menlo" w:cs="Menlo"/>
+          <w:color w:val="000000"/>
+          <w:kern w:val="0"/>
+          <w:sz w:val="22"/>
+          <w:szCs w:val="22"/>
+        </w:rPr>
+        <w:t xml:space="preserve">    </w:t>
+      </w:r>
+      <w:r>
+        <w:rPr>
+          <w:rFonts w:ascii="Menlo" w:hAnsi="Menlo" w:cs="Menlo"/>
+          <w:color w:val="262626"/>
+          <w:kern w:val="0"/>
+          <w:sz w:val="22"/>
+          <w:szCs w:val="22"/>
+        </w:rPr>
+        <w:t>)</w:t>
+      </w:r>
+    </w:p>
+    <w:p>
+      <w:pPr>
+        <w:tabs>
+          <w:tab w:val="left" w:pos="560"/>
+          <w:tab w:val="left" w:pos="1120"/>
+          <w:tab w:val="left" w:pos="1680"/>
+          <w:tab w:val="left" w:pos="2240"/>
+          <w:tab w:val="left" w:pos="2800"/>
+          <w:tab w:val="left" w:pos="3360"/>
+          <w:tab w:val="left" w:pos="3920"/>
+          <w:tab w:val="left" w:pos="4480"/>
+          <w:tab w:val="left" w:pos="5040"/>
+          <w:tab w:val="left" w:pos="5600"/>
+          <w:tab w:val="left" w:pos="6160"/>
+          <w:tab w:val="left" w:pos="6720"/>
+        </w:tabs>
+        <w:autoSpaceDE w:val="0"/>
+        <w:autoSpaceDN w:val="0"/>
+        <w:adjustRightInd w:val="0"/>
+        <w:spacing w:after="0" w:line="240" w:lineRule="auto"/>
+        <w:rPr>
+          <w:rFonts w:ascii="Menlo" w:hAnsi="Menlo" w:cs="Menlo"/>
+          <w:color w:val="000000"/>
+          <w:kern w:val="0"/>
+          <w:sz w:val="22"/>
+          <w:szCs w:val="22"/>
+        </w:rPr>
+      </w:pPr>
+      <w:r>
+        <w:rPr>
+          <w:rFonts w:ascii="Menlo" w:hAnsi="Menlo" w:cs="Menlo"/>
+          <w:color w:val="000000"/>
+          <w:kern w:val="0"/>
+          <w:sz w:val="22"/>
+          <w:szCs w:val="22"/>
+        </w:rPr>
+        <w:t xml:space="preserve">     </w:t>
+      </w:r>
+      <w:r>
+        <w:rPr>
+          <w:rFonts w:ascii="Menlo" w:hAnsi="Menlo" w:cs="Menlo"/>
+          <w:color w:val="A8A8A8"/>
+          <w:kern w:val="0"/>
+          <w:sz w:val="22"/>
+          <w:szCs w:val="22"/>
+        </w:rPr>
+        <w:t xml:space="preserve"> 186</w:t>
+      </w:r>
+      <w:r>
+        <w:rPr>
+          <w:rFonts w:ascii="Menlo" w:hAnsi="Menlo" w:cs="Menlo"/>
+          <w:color w:val="000000"/>
+          <w:kern w:val="0"/>
+          <w:sz w:val="22"/>
+          <w:szCs w:val="22"/>
+        </w:rPr>
+        <w:t xml:space="preserve"> </w:t>
+      </w:r>
+      <w:r>
+        <w:rPr>
+          <w:rFonts w:ascii="Menlo" w:hAnsi="Menlo" w:cs="Menlo"/>
+          <w:color w:val="262626"/>
+          <w:kern w:val="0"/>
+          <w:sz w:val="22"/>
+          <w:szCs w:val="22"/>
+        </w:rPr>
+        <w:t xml:space="preserve"> </w:t>
+      </w:r>
+    </w:p>
+    <w:p>
+      <w:pPr>
+        <w:tabs>
+          <w:tab w:val="left" w:pos="560"/>
+          <w:tab w:val="left" w:pos="1120"/>
+          <w:tab w:val="left" w:pos="1680"/>
+          <w:tab w:val="left" w:pos="2240"/>
+          <w:tab w:val="left" w:pos="2800"/>
+          <w:tab w:val="left" w:pos="3360"/>
+          <w:tab w:val="left" w:pos="3920"/>
+          <w:tab w:val="left" w:pos="4480"/>
+          <w:tab w:val="left" w:pos="5040"/>
+          <w:tab w:val="left" w:pos="5600"/>
+          <w:tab w:val="left" w:pos="6160"/>
+          <w:tab w:val="left" w:pos="6720"/>
+        </w:tabs>
+        <w:autoSpaceDE w:val="0"/>
+        <w:autoSpaceDN w:val="0"/>
+        <w:adjustRightInd w:val="0"/>
+        <w:spacing w:after="0" w:line="240" w:lineRule="auto"/>
+        <w:rPr>
+          <w:rFonts w:ascii="Menlo" w:hAnsi="Menlo" w:cs="Menlo"/>
+          <w:color w:val="000000"/>
+          <w:kern w:val="0"/>
+          <w:sz w:val="22"/>
+          <w:szCs w:val="22"/>
+        </w:rPr>
+      </w:pPr>
+      <w:r>
+        <w:rPr>
+          <w:rFonts w:ascii="Menlo" w:hAnsi="Menlo" w:cs="Menlo"/>
+          <w:color w:val="000000"/>
+          <w:kern w:val="0"/>
+          <w:sz w:val="22"/>
+          <w:szCs w:val="22"/>
+        </w:rPr>
+        <w:t xml:space="preserve">     </w:t>
+      </w:r>
+      <w:r>
+        <w:rPr>
+          <w:rFonts w:ascii="Menlo" w:hAnsi="Menlo" w:cs="Menlo"/>
+          <w:color w:val="1C4477"/>
+          <w:kern w:val="0"/>
+          <w:sz w:val="22"/>
+          <w:szCs w:val="22"/>
+        </w:rPr>
+        <w:t xml:space="preserve"> 187 +</w:t>
+      </w:r>
+      <w:r>
+        <w:rPr>
+          <w:rFonts w:ascii="Menlo" w:hAnsi="Menlo" w:cs="Menlo"/>
+          <w:color w:val="262626"/>
+          <w:kern w:val="0"/>
+          <w:sz w:val="22"/>
+          <w:szCs w:val="22"/>
+        </w:rPr>
+        <w:t xml:space="preserve">    </w:t>
+      </w:r>
+      <w:r>
+        <w:rPr>
+          <w:rFonts w:ascii="Menlo" w:hAnsi="Menlo" w:cs="Menlo"/>
+          <w:color w:val="848684"/>
+          <w:kern w:val="0"/>
+          <w:sz w:val="22"/>
+          <w:szCs w:val="22"/>
+        </w:rPr>
+        <w:t xml:space="preserve"># Precompute dedup keys (player/game/line) once — reused across every sweep </w:t>
+      </w:r>
+    </w:p>
+    <w:p>
+      <w:pPr>
+        <w:tabs>
+          <w:tab w:val="left" w:pos="560"/>
+          <w:tab w:val="left" w:pos="1120"/>
+          <w:tab w:val="left" w:pos="1680"/>
+          <w:tab w:val="left" w:pos="2240"/>
+          <w:tab w:val="left" w:pos="2800"/>
+          <w:tab w:val="left" w:pos="3360"/>
+          <w:tab w:val="left" w:pos="3920"/>
+          <w:tab w:val="left" w:pos="4480"/>
+          <w:tab w:val="left" w:pos="5040"/>
+          <w:tab w:val="left" w:pos="5600"/>
+          <w:tab w:val="left" w:pos="6160"/>
+          <w:tab w:val="left" w:pos="6720"/>
+        </w:tabs>
+        <w:autoSpaceDE w:val="0"/>
+        <w:autoSpaceDN w:val="0"/>
+        <w:adjustRightInd w:val="0"/>
+        <w:spacing w:after="0" w:line="240" w:lineRule="auto"/>
+        <w:rPr>
+          <w:rFonts w:ascii="Menlo" w:hAnsi="Menlo" w:cs="Menlo"/>
+          <w:color w:val="000000"/>
+          <w:kern w:val="0"/>
+          <w:sz w:val="22"/>
+          <w:szCs w:val="22"/>
+        </w:rPr>
+      </w:pPr>
+      <w:r>
+        <w:rPr>
+          <w:rFonts w:ascii="Menlo" w:hAnsi="Menlo" w:cs="Menlo"/>
+          <w:color w:val="000000"/>
+          <w:kern w:val="0"/>
+          <w:sz w:val="22"/>
+          <w:szCs w:val="22"/>
+        </w:rPr>
+        <w:t xml:space="preserve">     </w:t>
+      </w:r>
+      <w:r>
+        <w:rPr>
+          <w:rFonts w:ascii="Menlo" w:hAnsi="Menlo" w:cs="Menlo"/>
+          <w:color w:val="1C4477"/>
+          <w:kern w:val="0"/>
+          <w:sz w:val="22"/>
+          <w:szCs w:val="22"/>
+        </w:rPr>
+        <w:t xml:space="preserve">     +</w:t>
+      </w:r>
+      <w:r>
+        <w:rPr>
+          <w:rFonts w:ascii="Menlo" w:hAnsi="Menlo" w:cs="Menlo"/>
+          <w:color w:val="848684"/>
+          <w:kern w:val="0"/>
+          <w:sz w:val="22"/>
+          <w:szCs w:val="22"/>
+        </w:rPr>
+        <w:t>combo.</w:t>
+      </w:r>
+      <w:r>
+        <w:rPr>
+          <w:rFonts w:ascii="Menlo" w:hAnsi="Menlo" w:cs="Menlo"/>
+          <w:color w:val="262626"/>
+          <w:kern w:val="0"/>
+          <w:sz w:val="22"/>
+          <w:szCs w:val="22"/>
+        </w:rPr>
+        <w:t xml:space="preserve">                                                                          </w:t>
+      </w:r>
+    </w:p>
+    <w:p>
+      <w:pPr>
+        <w:tabs>
+          <w:tab w:val="left" w:pos="560"/>
+          <w:tab w:val="left" w:pos="1120"/>
+          <w:tab w:val="left" w:pos="1680"/>
+          <w:tab w:val="left" w:pos="2240"/>
+          <w:tab w:val="left" w:pos="2800"/>
+          <w:tab w:val="left" w:pos="3360"/>
+          <w:tab w:val="left" w:pos="3920"/>
+          <w:tab w:val="left" w:pos="4480"/>
+          <w:tab w:val="left" w:pos="5040"/>
+          <w:tab w:val="left" w:pos="5600"/>
+          <w:tab w:val="left" w:pos="6160"/>
+          <w:tab w:val="left" w:pos="6720"/>
+        </w:tabs>
+        <w:autoSpaceDE w:val="0"/>
+        <w:autoSpaceDN w:val="0"/>
+        <w:adjustRightInd w:val="0"/>
+        <w:spacing w:after="0" w:line="240" w:lineRule="auto"/>
+        <w:rPr>
+          <w:rFonts w:ascii="Menlo" w:hAnsi="Menlo" w:cs="Menlo"/>
+          <w:color w:val="000000"/>
+          <w:kern w:val="0"/>
+          <w:sz w:val="22"/>
+          <w:szCs w:val="22"/>
+        </w:rPr>
+      </w:pPr>
+      <w:r>
+        <w:rPr>
+          <w:rFonts w:ascii="Menlo" w:hAnsi="Menlo" w:cs="Menlo"/>
+          <w:color w:val="000000"/>
+          <w:kern w:val="0"/>
+          <w:sz w:val="22"/>
+          <w:szCs w:val="22"/>
+        </w:rPr>
+        <w:t xml:space="preserve">     </w:t>
+      </w:r>
+      <w:r>
+        <w:rPr>
+          <w:rFonts w:ascii="Menlo" w:hAnsi="Menlo" w:cs="Menlo"/>
+          <w:color w:val="1C4477"/>
+          <w:kern w:val="0"/>
+          <w:sz w:val="22"/>
+          <w:szCs w:val="22"/>
+        </w:rPr>
+        <w:t xml:space="preserve"> 188 +</w:t>
+      </w:r>
+      <w:r>
+        <w:rPr>
+          <w:rFonts w:ascii="Menlo" w:hAnsi="Menlo" w:cs="Menlo"/>
+          <w:color w:val="262626"/>
+          <w:kern w:val="0"/>
+          <w:sz w:val="22"/>
+          <w:szCs w:val="22"/>
+        </w:rPr>
+        <w:t xml:space="preserve">    dedup_keys = </w:t>
+      </w:r>
+      <w:r>
+        <w:rPr>
+          <w:rFonts w:ascii="Menlo" w:hAnsi="Menlo" w:cs="Menlo"/>
+          <w:color w:val="0E72A4"/>
+          <w:kern w:val="0"/>
+          <w:sz w:val="22"/>
+          <w:szCs w:val="22"/>
+        </w:rPr>
+        <w:t>list</w:t>
+      </w:r>
+      <w:r>
+        <w:rPr>
+          <w:rFonts w:ascii="Menlo" w:hAnsi="Menlo" w:cs="Menlo"/>
+          <w:color w:val="262626"/>
+          <w:kern w:val="0"/>
+          <w:sz w:val="22"/>
+          <w:szCs w:val="22"/>
+        </w:rPr>
+        <w:t>(</w:t>
+      </w:r>
+      <w:r>
+        <w:rPr>
+          <w:rFonts w:ascii="Menlo" w:hAnsi="Menlo" w:cs="Menlo"/>
+          <w:color w:val="0E72A4"/>
+          <w:kern w:val="0"/>
+          <w:sz w:val="22"/>
+          <w:szCs w:val="22"/>
+        </w:rPr>
+        <w:t>zip</w:t>
+      </w:r>
+      <w:r>
+        <w:rPr>
+          <w:rFonts w:ascii="Menlo" w:hAnsi="Menlo" w:cs="Menlo"/>
+          <w:color w:val="262626"/>
+          <w:kern w:val="0"/>
+          <w:sz w:val="22"/>
+          <w:szCs w:val="22"/>
+        </w:rPr>
+        <w:t xml:space="preserve">(                                                      </w:t>
+      </w:r>
+    </w:p>
+    <w:p>
+      <w:pPr>
+        <w:tabs>
+          <w:tab w:val="left" w:pos="560"/>
+          <w:tab w:val="left" w:pos="1120"/>
+          <w:tab w:val="left" w:pos="1680"/>
+          <w:tab w:val="left" w:pos="2240"/>
+          <w:tab w:val="left" w:pos="2800"/>
+          <w:tab w:val="left" w:pos="3360"/>
+          <w:tab w:val="left" w:pos="3920"/>
+          <w:tab w:val="left" w:pos="4480"/>
+          <w:tab w:val="left" w:pos="5040"/>
+          <w:tab w:val="left" w:pos="5600"/>
+          <w:tab w:val="left" w:pos="6160"/>
+          <w:tab w:val="left" w:pos="6720"/>
+        </w:tabs>
+        <w:autoSpaceDE w:val="0"/>
+        <w:autoSpaceDN w:val="0"/>
+        <w:adjustRightInd w:val="0"/>
+        <w:spacing w:after="0" w:line="240" w:lineRule="auto"/>
+        <w:rPr>
+          <w:rFonts w:ascii="Menlo" w:hAnsi="Menlo" w:cs="Menlo"/>
+          <w:color w:val="000000"/>
+          <w:kern w:val="0"/>
+          <w:sz w:val="22"/>
+          <w:szCs w:val="22"/>
+        </w:rPr>
+      </w:pPr>
+      <w:r>
+        <w:rPr>
+          <w:rFonts w:ascii="Menlo" w:hAnsi="Menlo" w:cs="Menlo"/>
+          <w:color w:val="000000"/>
+          <w:kern w:val="0"/>
+          <w:sz w:val="22"/>
+          <w:szCs w:val="22"/>
+        </w:rPr>
+        <w:t xml:space="preserve">     </w:t>
+      </w:r>
+      <w:r>
+        <w:rPr>
+          <w:rFonts w:ascii="Menlo" w:hAnsi="Menlo" w:cs="Menlo"/>
+          <w:color w:val="1C4477"/>
+          <w:kern w:val="0"/>
+          <w:sz w:val="22"/>
+          <w:szCs w:val="22"/>
+        </w:rPr>
+        <w:t xml:space="preserve"> 189 +</w:t>
+      </w:r>
+      <w:r>
+        <w:rPr>
+          <w:rFonts w:ascii="Menlo" w:hAnsi="Menlo" w:cs="Menlo"/>
+          <w:color w:val="262626"/>
+          <w:kern w:val="0"/>
+          <w:sz w:val="22"/>
+          <w:szCs w:val="22"/>
+        </w:rPr>
+        <w:t xml:space="preserve">        base[</w:t>
+      </w:r>
+      <w:r>
+        <w:rPr>
+          <w:rFonts w:ascii="Menlo" w:hAnsi="Menlo" w:cs="Menlo"/>
+          <w:color w:val="13247E"/>
+          <w:kern w:val="0"/>
+          <w:sz w:val="22"/>
+          <w:szCs w:val="22"/>
+        </w:rPr>
+        <w:t>"player_normalized"</w:t>
+      </w:r>
+      <w:r>
+        <w:rPr>
+          <w:rFonts w:ascii="Menlo" w:hAnsi="Menlo" w:cs="Menlo"/>
+          <w:color w:val="262626"/>
+          <w:kern w:val="0"/>
+          <w:sz w:val="22"/>
+          <w:szCs w:val="22"/>
+        </w:rPr>
+        <w:t xml:space="preserve">].tolist(),                                     </w:t>
+      </w:r>
+    </w:p>
+    <w:p>
+      <w:pPr>
+        <w:tabs>
+          <w:tab w:val="left" w:pos="560"/>
+          <w:tab w:val="left" w:pos="1120"/>
+          <w:tab w:val="left" w:pos="1680"/>
+          <w:tab w:val="left" w:pos="2240"/>
+          <w:tab w:val="left" w:pos="2800"/>
+          <w:tab w:val="left" w:pos="3360"/>
+          <w:tab w:val="left" w:pos="3920"/>
+          <w:tab w:val="left" w:pos="4480"/>
+          <w:tab w:val="left" w:pos="5040"/>
+          <w:tab w:val="left" w:pos="5600"/>
+          <w:tab w:val="left" w:pos="6160"/>
+          <w:tab w:val="left" w:pos="6720"/>
+        </w:tabs>
+        <w:autoSpaceDE w:val="0"/>
+        <w:autoSpaceDN w:val="0"/>
+        <w:adjustRightInd w:val="0"/>
+        <w:spacing w:after="0" w:line="240" w:lineRule="auto"/>
+        <w:rPr>
+          <w:rFonts w:ascii="Menlo" w:hAnsi="Menlo" w:cs="Menlo"/>
+          <w:color w:val="000000"/>
+          <w:kern w:val="0"/>
+          <w:sz w:val="22"/>
+          <w:szCs w:val="22"/>
+        </w:rPr>
+      </w:pPr>
+      <w:r>
+        <w:rPr>
+          <w:rFonts w:ascii="Menlo" w:hAnsi="Menlo" w:cs="Menlo"/>
+          <w:color w:val="000000"/>
+          <w:kern w:val="0"/>
+          <w:sz w:val="22"/>
+          <w:szCs w:val="22"/>
+        </w:rPr>
+        <w:t xml:space="preserve">     </w:t>
+      </w:r>
+      <w:r>
+        <w:rPr>
+          <w:rFonts w:ascii="Menlo" w:hAnsi="Menlo" w:cs="Menlo"/>
+          <w:color w:val="1C4477"/>
+          <w:kern w:val="0"/>
+          <w:sz w:val="22"/>
+          <w:szCs w:val="22"/>
+        </w:rPr>
+        <w:t xml:space="preserve"> 190 +</w:t>
+      </w:r>
+      <w:r>
+        <w:rPr>
+          <w:rFonts w:ascii="Menlo" w:hAnsi="Menlo" w:cs="Menlo"/>
+          <w:color w:val="262626"/>
+          <w:kern w:val="0"/>
+          <w:sz w:val="22"/>
+          <w:szCs w:val="22"/>
+        </w:rPr>
+        <w:t xml:space="preserve">        base[</w:t>
+      </w:r>
+      <w:r>
+        <w:rPr>
+          <w:rFonts w:ascii="Menlo" w:hAnsi="Menlo" w:cs="Menlo"/>
+          <w:color w:val="13247E"/>
+          <w:kern w:val="0"/>
+          <w:sz w:val="22"/>
+          <w:szCs w:val="22"/>
+        </w:rPr>
+        <w:t>"game_id"</w:t>
+      </w:r>
+      <w:r>
+        <w:rPr>
+          <w:rFonts w:ascii="Menlo" w:hAnsi="Menlo" w:cs="Menlo"/>
+          <w:color w:val="262626"/>
+          <w:kern w:val="0"/>
+          <w:sz w:val="22"/>
+          <w:szCs w:val="22"/>
+        </w:rPr>
+        <w:t xml:space="preserve">].tolist(),                                               </w:t>
+      </w:r>
+    </w:p>
+    <w:p>
+      <w:pPr>
+        <w:tabs>
+          <w:tab w:val="left" w:pos="560"/>
+          <w:tab w:val="left" w:pos="1120"/>
+          <w:tab w:val="left" w:pos="1680"/>
+          <w:tab w:val="left" w:pos="2240"/>
+          <w:tab w:val="left" w:pos="2800"/>
+          <w:tab w:val="left" w:pos="3360"/>
+          <w:tab w:val="left" w:pos="3920"/>
+          <w:tab w:val="left" w:pos="4480"/>
+          <w:tab w:val="left" w:pos="5040"/>
+          <w:tab w:val="left" w:pos="5600"/>
+          <w:tab w:val="left" w:pos="6160"/>
+          <w:tab w:val="left" w:pos="6720"/>
+        </w:tabs>
+        <w:autoSpaceDE w:val="0"/>
+        <w:autoSpaceDN w:val="0"/>
+        <w:adjustRightInd w:val="0"/>
+        <w:spacing w:after="0" w:line="240" w:lineRule="auto"/>
+        <w:rPr>
+          <w:rFonts w:ascii="Menlo" w:hAnsi="Menlo" w:cs="Menlo"/>
+          <w:color w:val="000000"/>
+          <w:kern w:val="0"/>
+          <w:sz w:val="22"/>
+          <w:szCs w:val="22"/>
+        </w:rPr>
+      </w:pPr>
+      <w:r>
+        <w:rPr>
+          <w:rFonts w:ascii="Menlo" w:hAnsi="Menlo" w:cs="Menlo"/>
+          <w:color w:val="000000"/>
+          <w:kern w:val="0"/>
+          <w:sz w:val="22"/>
+          <w:szCs w:val="22"/>
+        </w:rPr>
+        <w:t xml:space="preserve">     </w:t>
+      </w:r>
+      <w:r>
+        <w:rPr>
+          <w:rFonts w:ascii="Menlo" w:hAnsi="Menlo" w:cs="Menlo"/>
+          <w:color w:val="1C4477"/>
+          <w:kern w:val="0"/>
+          <w:sz w:val="22"/>
+          <w:szCs w:val="22"/>
+        </w:rPr>
+        <w:t xml:space="preserve"> 191 +</w:t>
+      </w:r>
+      <w:r>
+        <w:rPr>
+          <w:rFonts w:ascii="Menlo" w:hAnsi="Menlo" w:cs="Menlo"/>
+          <w:color w:val="262626"/>
+          <w:kern w:val="0"/>
+          <w:sz w:val="22"/>
+          <w:szCs w:val="22"/>
+        </w:rPr>
+        <w:t xml:space="preserve">        base[</w:t>
+      </w:r>
+      <w:r>
+        <w:rPr>
+          <w:rFonts w:ascii="Menlo" w:hAnsi="Menlo" w:cs="Menlo"/>
+          <w:color w:val="13247E"/>
+          <w:kern w:val="0"/>
+          <w:sz w:val="22"/>
+          <w:szCs w:val="22"/>
+        </w:rPr>
+        <w:t>"line"</w:t>
+      </w:r>
+      <w:r>
+        <w:rPr>
+          <w:rFonts w:ascii="Menlo" w:hAnsi="Menlo" w:cs="Menlo"/>
+          <w:color w:val="262626"/>
+          <w:kern w:val="0"/>
+          <w:sz w:val="22"/>
+          <w:szCs w:val="22"/>
+        </w:rPr>
+        <w:t xml:space="preserve">].tolist(),                                                  </w:t>
+      </w:r>
+    </w:p>
+    <w:p>
+      <w:pPr>
+        <w:tabs>
+          <w:tab w:val="left" w:pos="560"/>
+          <w:tab w:val="left" w:pos="1120"/>
+          <w:tab w:val="left" w:pos="1680"/>
+          <w:tab w:val="left" w:pos="2240"/>
+          <w:tab w:val="left" w:pos="2800"/>
+          <w:tab w:val="left" w:pos="3360"/>
+          <w:tab w:val="left" w:pos="3920"/>
+          <w:tab w:val="left" w:pos="4480"/>
+          <w:tab w:val="left" w:pos="5040"/>
+          <w:tab w:val="left" w:pos="5600"/>
+          <w:tab w:val="left" w:pos="6160"/>
+          <w:tab w:val="left" w:pos="6720"/>
+        </w:tabs>
+        <w:autoSpaceDE w:val="0"/>
+        <w:autoSpaceDN w:val="0"/>
+        <w:adjustRightInd w:val="0"/>
+        <w:spacing w:after="0" w:line="240" w:lineRule="auto"/>
+        <w:rPr>
+          <w:rFonts w:ascii="Menlo" w:hAnsi="Menlo" w:cs="Menlo"/>
+          <w:color w:val="000000"/>
+          <w:kern w:val="0"/>
+          <w:sz w:val="22"/>
+          <w:szCs w:val="22"/>
+        </w:rPr>
+      </w:pPr>
+      <w:r>
+        <w:rPr>
+          <w:rFonts w:ascii="Menlo" w:hAnsi="Menlo" w:cs="Menlo"/>
+          <w:color w:val="000000"/>
+          <w:kern w:val="0"/>
+          <w:sz w:val="22"/>
+          <w:szCs w:val="22"/>
+        </w:rPr>
+        <w:t xml:space="preserve">     </w:t>
+      </w:r>
+      <w:r>
+        <w:rPr>
+          <w:rFonts w:ascii="Menlo" w:hAnsi="Menlo" w:cs="Menlo"/>
+          <w:color w:val="1C4477"/>
+          <w:kern w:val="0"/>
+          <w:sz w:val="22"/>
+          <w:szCs w:val="22"/>
+        </w:rPr>
+        <w:t xml:space="preserve"> 192 +</w:t>
+      </w:r>
+      <w:r>
+        <w:rPr>
+          <w:rFonts w:ascii="Menlo" w:hAnsi="Menlo" w:cs="Menlo"/>
+          <w:color w:val="262626"/>
+          <w:kern w:val="0"/>
+          <w:sz w:val="22"/>
+          <w:szCs w:val="22"/>
+        </w:rPr>
+        <w:t xml:space="preserve">    ))                                                                          </w:t>
+      </w:r>
+    </w:p>
+    <w:p>
+      <w:pPr>
+        <w:tabs>
+          <w:tab w:val="left" w:pos="560"/>
+          <w:tab w:val="left" w:pos="1120"/>
+          <w:tab w:val="left" w:pos="1680"/>
+          <w:tab w:val="left" w:pos="2240"/>
+          <w:tab w:val="left" w:pos="2800"/>
+          <w:tab w:val="left" w:pos="3360"/>
+          <w:tab w:val="left" w:pos="3920"/>
+          <w:tab w:val="left" w:pos="4480"/>
+          <w:tab w:val="left" w:pos="5040"/>
+          <w:tab w:val="left" w:pos="5600"/>
+          <w:tab w:val="left" w:pos="6160"/>
+          <w:tab w:val="left" w:pos="6720"/>
+        </w:tabs>
+        <w:autoSpaceDE w:val="0"/>
+        <w:autoSpaceDN w:val="0"/>
+        <w:adjustRightInd w:val="0"/>
+        <w:spacing w:after="0" w:line="240" w:lineRule="auto"/>
+        <w:rPr>
+          <w:rFonts w:ascii="Menlo" w:hAnsi="Menlo" w:cs="Menlo"/>
+          <w:color w:val="000000"/>
+          <w:kern w:val="0"/>
+          <w:sz w:val="22"/>
+          <w:szCs w:val="22"/>
+        </w:rPr>
+      </w:pPr>
+      <w:r>
+        <w:rPr>
+          <w:rFonts w:ascii="Menlo" w:hAnsi="Menlo" w:cs="Menlo"/>
+          <w:color w:val="000000"/>
+          <w:kern w:val="0"/>
+          <w:sz w:val="22"/>
+          <w:szCs w:val="22"/>
+        </w:rPr>
+        <w:t xml:space="preserve">     </w:t>
+      </w:r>
+      <w:r>
+        <w:rPr>
+          <w:rFonts w:ascii="Menlo" w:hAnsi="Menlo" w:cs="Menlo"/>
+          <w:color w:val="1C4477"/>
+          <w:kern w:val="0"/>
+          <w:sz w:val="22"/>
+          <w:szCs w:val="22"/>
+        </w:rPr>
+        <w:t xml:space="preserve"> 193 +</w:t>
+      </w:r>
+      <w:r>
+        <w:rPr>
+          <w:rFonts w:ascii="Menlo" w:hAnsi="Menlo" w:cs="Menlo"/>
+          <w:color w:val="262626"/>
+          <w:kern w:val="0"/>
+          <w:sz w:val="22"/>
+          <w:szCs w:val="22"/>
+        </w:rPr>
+        <w:t xml:space="preserve">                                                                                </w:t>
+      </w:r>
+    </w:p>
+    <w:p>
+      <w:pPr>
+        <w:tabs>
+          <w:tab w:val="left" w:pos="560"/>
+          <w:tab w:val="left" w:pos="1120"/>
+          <w:tab w:val="left" w:pos="1680"/>
+          <w:tab w:val="left" w:pos="2240"/>
+          <w:tab w:val="left" w:pos="2800"/>
+          <w:tab w:val="left" w:pos="3360"/>
+          <w:tab w:val="left" w:pos="3920"/>
+          <w:tab w:val="left" w:pos="4480"/>
+          <w:tab w:val="left" w:pos="5040"/>
+          <w:tab w:val="left" w:pos="5600"/>
+          <w:tab w:val="left" w:pos="6160"/>
+          <w:tab w:val="left" w:pos="6720"/>
+        </w:tabs>
+        <w:autoSpaceDE w:val="0"/>
+        <w:autoSpaceDN w:val="0"/>
+        <w:adjustRightInd w:val="0"/>
+        <w:spacing w:after="0" w:line="240" w:lineRule="auto"/>
+        <w:rPr>
+          <w:rFonts w:ascii="Menlo" w:hAnsi="Menlo" w:cs="Menlo"/>
+          <w:color w:val="000000"/>
+          <w:kern w:val="0"/>
+          <w:sz w:val="22"/>
+          <w:szCs w:val="22"/>
+        </w:rPr>
+      </w:pPr>
+      <w:r>
+        <w:rPr>
+          <w:rFonts w:ascii="Menlo" w:hAnsi="Menlo" w:cs="Menlo"/>
+          <w:color w:val="000000"/>
+          <w:kern w:val="0"/>
+          <w:sz w:val="22"/>
+          <w:szCs w:val="22"/>
+        </w:rPr>
+        <w:t xml:space="preserve">     </w:t>
+      </w:r>
+      <w:r>
+        <w:rPr>
+          <w:rFonts w:ascii="Menlo" w:hAnsi="Menlo" w:cs="Menlo"/>
+          <w:color w:val="A8A8A8"/>
+          <w:kern w:val="0"/>
+          <w:sz w:val="22"/>
+          <w:szCs w:val="22"/>
+        </w:rPr>
+        <w:t xml:space="preserve"> 194</w:t>
+      </w:r>
+      <w:r>
+        <w:rPr>
+          <w:rFonts w:ascii="Menlo" w:hAnsi="Menlo" w:cs="Menlo"/>
+          <w:color w:val="000000"/>
+          <w:kern w:val="0"/>
+          <w:sz w:val="22"/>
+          <w:szCs w:val="22"/>
+        </w:rPr>
+        <w:t xml:space="preserve"> </w:t>
+      </w:r>
+      <w:r>
+        <w:rPr>
+          <w:rFonts w:ascii="Menlo" w:hAnsi="Menlo" w:cs="Menlo"/>
+          <w:color w:val="262626"/>
+          <w:kern w:val="0"/>
+          <w:sz w:val="22"/>
+          <w:szCs w:val="22"/>
+        </w:rPr>
+        <w:t xml:space="preserve"> </w:t>
+      </w:r>
+      <w:r>
+        <w:rPr>
+          <w:rFonts w:ascii="Menlo" w:hAnsi="Menlo" w:cs="Menlo"/>
+          <w:color w:val="000000"/>
+          <w:kern w:val="0"/>
+          <w:sz w:val="22"/>
+          <w:szCs w:val="22"/>
+        </w:rPr>
+        <w:t xml:space="preserve">    </w:t>
+      </w:r>
+      <w:r>
+        <w:rPr>
+          <w:rFonts w:ascii="Menlo" w:hAnsi="Menlo" w:cs="Menlo"/>
+          <w:color w:val="262626"/>
+          <w:kern w:val="0"/>
+          <w:sz w:val="22"/>
+          <w:szCs w:val="22"/>
+        </w:rPr>
+        <w:t>rows_out:</w:t>
+      </w:r>
+      <w:r>
+        <w:rPr>
+          <w:rFonts w:ascii="Menlo" w:hAnsi="Menlo" w:cs="Menlo"/>
+          <w:color w:val="000000"/>
+          <w:kern w:val="0"/>
+          <w:sz w:val="22"/>
+          <w:szCs w:val="22"/>
+        </w:rPr>
+        <w:t xml:space="preserve"> </w:t>
+      </w:r>
+      <w:r>
+        <w:rPr>
+          <w:rFonts w:ascii="Menlo" w:hAnsi="Menlo" w:cs="Menlo"/>
+          <w:color w:val="0E72A4"/>
+          <w:kern w:val="0"/>
+          <w:sz w:val="22"/>
+          <w:szCs w:val="22"/>
+        </w:rPr>
+        <w:t>list</w:t>
+      </w:r>
+      <w:r>
+        <w:rPr>
+          <w:rFonts w:ascii="Menlo" w:hAnsi="Menlo" w:cs="Menlo"/>
+          <w:color w:val="262626"/>
+          <w:kern w:val="0"/>
+          <w:sz w:val="22"/>
+          <w:szCs w:val="22"/>
+        </w:rPr>
+        <w:t>[</w:t>
+      </w:r>
+      <w:r>
+        <w:rPr>
+          <w:rFonts w:ascii="Menlo" w:hAnsi="Menlo" w:cs="Menlo"/>
+          <w:color w:val="0E72A4"/>
+          <w:kern w:val="0"/>
+          <w:sz w:val="22"/>
+          <w:szCs w:val="22"/>
+        </w:rPr>
+        <w:t>dict</w:t>
+      </w:r>
+      <w:r>
+        <w:rPr>
+          <w:rFonts w:ascii="Menlo" w:hAnsi="Menlo" w:cs="Menlo"/>
+          <w:color w:val="262626"/>
+          <w:kern w:val="0"/>
+          <w:sz w:val="22"/>
+          <w:szCs w:val="22"/>
+        </w:rPr>
+        <w:t>]</w:t>
+      </w:r>
+      <w:r>
+        <w:rPr>
+          <w:rFonts w:ascii="Menlo" w:hAnsi="Menlo" w:cs="Menlo"/>
+          <w:color w:val="000000"/>
+          <w:kern w:val="0"/>
+          <w:sz w:val="22"/>
+          <w:szCs w:val="22"/>
+        </w:rPr>
+        <w:t xml:space="preserve"> </w:t>
+      </w:r>
+      <w:r>
+        <w:rPr>
+          <w:rFonts w:ascii="Menlo" w:hAnsi="Menlo" w:cs="Menlo"/>
+          <w:color w:val="262626"/>
+          <w:kern w:val="0"/>
+          <w:sz w:val="22"/>
+          <w:szCs w:val="22"/>
+        </w:rPr>
+        <w:t>=</w:t>
+      </w:r>
+      <w:r>
+        <w:rPr>
+          <w:rFonts w:ascii="Menlo" w:hAnsi="Menlo" w:cs="Menlo"/>
+          <w:color w:val="000000"/>
+          <w:kern w:val="0"/>
+          <w:sz w:val="22"/>
+          <w:szCs w:val="22"/>
+        </w:rPr>
+        <w:t xml:space="preserve"> </w:t>
+      </w:r>
+      <w:r>
+        <w:rPr>
+          <w:rFonts w:ascii="Menlo" w:hAnsi="Menlo" w:cs="Menlo"/>
+          <w:color w:val="262626"/>
+          <w:kern w:val="0"/>
+          <w:sz w:val="22"/>
+          <w:szCs w:val="22"/>
+        </w:rPr>
+        <w:t>[]</w:t>
+      </w:r>
+    </w:p>
+    <w:p>
+      <w:pPr>
+        <w:tabs>
+          <w:tab w:val="left" w:pos="560"/>
+          <w:tab w:val="left" w:pos="1120"/>
+          <w:tab w:val="left" w:pos="1680"/>
+          <w:tab w:val="left" w:pos="2240"/>
+          <w:tab w:val="left" w:pos="2800"/>
+          <w:tab w:val="left" w:pos="3360"/>
+          <w:tab w:val="left" w:pos="3920"/>
+          <w:tab w:val="left" w:pos="4480"/>
+          <w:tab w:val="left" w:pos="5040"/>
+          <w:tab w:val="left" w:pos="5600"/>
+          <w:tab w:val="left" w:pos="6160"/>
+          <w:tab w:val="left" w:pos="6720"/>
+        </w:tabs>
+        <w:autoSpaceDE w:val="0"/>
+        <w:autoSpaceDN w:val="0"/>
+        <w:adjustRightInd w:val="0"/>
+        <w:spacing w:after="0" w:line="240" w:lineRule="auto"/>
+        <w:rPr>
+          <w:rFonts w:ascii="Menlo" w:hAnsi="Menlo" w:cs="Menlo"/>
+          <w:color w:val="000000"/>
+          <w:kern w:val="0"/>
+          <w:sz w:val="22"/>
+          <w:szCs w:val="22"/>
+        </w:rPr>
+      </w:pPr>
+      <w:r>
+        <w:rPr>
+          <w:rFonts w:ascii="Menlo" w:hAnsi="Menlo" w:cs="Menlo"/>
+          <w:color w:val="000000"/>
+          <w:kern w:val="0"/>
+          <w:sz w:val="22"/>
+          <w:szCs w:val="22"/>
+        </w:rPr>
+        <w:t xml:space="preserve">     </w:t>
+      </w:r>
+      <w:r>
+        <w:rPr>
+          <w:rFonts w:ascii="Menlo" w:hAnsi="Menlo" w:cs="Menlo"/>
+          <w:color w:val="A8A8A8"/>
+          <w:kern w:val="0"/>
+          <w:sz w:val="22"/>
+          <w:szCs w:val="22"/>
+        </w:rPr>
+        <w:t xml:space="preserve"> 195</w:t>
+      </w:r>
+      <w:r>
+        <w:rPr>
+          <w:rFonts w:ascii="Menlo" w:hAnsi="Menlo" w:cs="Menlo"/>
+          <w:color w:val="000000"/>
+          <w:kern w:val="0"/>
+          <w:sz w:val="22"/>
+          <w:szCs w:val="22"/>
+        </w:rPr>
+        <w:t xml:space="preserve"> </w:t>
+      </w:r>
+      <w:r>
+        <w:rPr>
+          <w:rFonts w:ascii="Menlo" w:hAnsi="Menlo" w:cs="Menlo"/>
+          <w:color w:val="262626"/>
+          <w:kern w:val="0"/>
+          <w:sz w:val="22"/>
+          <w:szCs w:val="22"/>
+        </w:rPr>
+        <w:t xml:space="preserve"> </w:t>
+      </w:r>
+      <w:r>
+        <w:rPr>
+          <w:rFonts w:ascii="Menlo" w:hAnsi="Menlo" w:cs="Menlo"/>
+          <w:color w:val="000000"/>
+          <w:kern w:val="0"/>
+          <w:sz w:val="22"/>
+          <w:szCs w:val="22"/>
+        </w:rPr>
+        <w:t xml:space="preserve">    </w:t>
+      </w:r>
+      <w:r>
+        <w:rPr>
+          <w:rFonts w:ascii="Menlo" w:hAnsi="Menlo" w:cs="Menlo"/>
+          <w:color w:val="262626"/>
+          <w:kern w:val="0"/>
+          <w:sz w:val="22"/>
+          <w:szCs w:val="22"/>
+        </w:rPr>
+        <w:t>best_by_policy:</w:t>
+      </w:r>
+      <w:r>
+        <w:rPr>
+          <w:rFonts w:ascii="Menlo" w:hAnsi="Menlo" w:cs="Menlo"/>
+          <w:color w:val="000000"/>
+          <w:kern w:val="0"/>
+          <w:sz w:val="22"/>
+          <w:szCs w:val="22"/>
+        </w:rPr>
+        <w:t xml:space="preserve"> </w:t>
+      </w:r>
+      <w:r>
+        <w:rPr>
+          <w:rFonts w:ascii="Menlo" w:hAnsi="Menlo" w:cs="Menlo"/>
+          <w:color w:val="0E72A4"/>
+          <w:kern w:val="0"/>
+          <w:sz w:val="22"/>
+          <w:szCs w:val="22"/>
+        </w:rPr>
+        <w:t>dict</w:t>
+      </w:r>
+      <w:r>
+        <w:rPr>
+          <w:rFonts w:ascii="Menlo" w:hAnsi="Menlo" w:cs="Menlo"/>
+          <w:color w:val="262626"/>
+          <w:kern w:val="0"/>
+          <w:sz w:val="22"/>
+          <w:szCs w:val="22"/>
+        </w:rPr>
+        <w:t>[</w:t>
+      </w:r>
+      <w:r>
+        <w:rPr>
+          <w:rFonts w:ascii="Menlo" w:hAnsi="Menlo" w:cs="Menlo"/>
+          <w:color w:val="0E72A4"/>
+          <w:kern w:val="0"/>
+          <w:sz w:val="22"/>
+          <w:szCs w:val="22"/>
+        </w:rPr>
+        <w:t>str</w:t>
+      </w:r>
+      <w:r>
+        <w:rPr>
+          <w:rFonts w:ascii="Menlo" w:hAnsi="Menlo" w:cs="Menlo"/>
+          <w:color w:val="262626"/>
+          <w:kern w:val="0"/>
+          <w:sz w:val="22"/>
+          <w:szCs w:val="22"/>
+        </w:rPr>
+        <w:t>,</w:t>
+      </w:r>
+      <w:r>
+        <w:rPr>
+          <w:rFonts w:ascii="Menlo" w:hAnsi="Menlo" w:cs="Menlo"/>
+          <w:color w:val="000000"/>
+          <w:kern w:val="0"/>
+          <w:sz w:val="22"/>
+          <w:szCs w:val="22"/>
+        </w:rPr>
+        <w:t xml:space="preserve"> </w:t>
+      </w:r>
+      <w:r>
+        <w:rPr>
+          <w:rFonts w:ascii="Menlo" w:hAnsi="Menlo" w:cs="Menlo"/>
+          <w:color w:val="0E72A4"/>
+          <w:kern w:val="0"/>
+          <w:sz w:val="22"/>
+          <w:szCs w:val="22"/>
+        </w:rPr>
+        <w:t>tuple</w:t>
+      </w:r>
+      <w:r>
+        <w:rPr>
+          <w:rFonts w:ascii="Menlo" w:hAnsi="Menlo" w:cs="Menlo"/>
+          <w:color w:val="262626"/>
+          <w:kern w:val="0"/>
+          <w:sz w:val="22"/>
+          <w:szCs w:val="22"/>
+        </w:rPr>
+        <w:t>[</w:t>
+      </w:r>
+      <w:r>
+        <w:rPr>
+          <w:rFonts w:ascii="Menlo" w:hAnsi="Menlo" w:cs="Menlo"/>
+          <w:color w:val="0E72A4"/>
+          <w:kern w:val="0"/>
+          <w:sz w:val="22"/>
+          <w:szCs w:val="22"/>
+        </w:rPr>
+        <w:t>float</w:t>
+      </w:r>
+      <w:r>
+        <w:rPr>
+          <w:rFonts w:ascii="Menlo" w:hAnsi="Menlo" w:cs="Menlo"/>
+          <w:color w:val="262626"/>
+          <w:kern w:val="0"/>
+          <w:sz w:val="22"/>
+          <w:szCs w:val="22"/>
+        </w:rPr>
+        <w:t>,</w:t>
+      </w:r>
+      <w:r>
+        <w:rPr>
+          <w:rFonts w:ascii="Menlo" w:hAnsi="Menlo" w:cs="Menlo"/>
+          <w:color w:val="000000"/>
+          <w:kern w:val="0"/>
+          <w:sz w:val="22"/>
+          <w:szCs w:val="22"/>
+        </w:rPr>
+        <w:t xml:space="preserve"> </w:t>
+      </w:r>
+      <w:r>
+        <w:rPr>
+          <w:rFonts w:ascii="Menlo" w:hAnsi="Menlo" w:cs="Menlo"/>
+          <w:color w:val="0E72A4"/>
+          <w:kern w:val="0"/>
+          <w:sz w:val="22"/>
+          <w:szCs w:val="22"/>
+        </w:rPr>
+        <w:t>int</w:t>
+      </w:r>
+      <w:r>
+        <w:rPr>
+          <w:rFonts w:ascii="Menlo" w:hAnsi="Menlo" w:cs="Menlo"/>
+          <w:color w:val="262626"/>
+          <w:kern w:val="0"/>
+          <w:sz w:val="22"/>
+          <w:szCs w:val="22"/>
+        </w:rPr>
+        <w:t>]]</w:t>
+      </w:r>
+      <w:r>
+        <w:rPr>
+          <w:rFonts w:ascii="Menlo" w:hAnsi="Menlo" w:cs="Menlo"/>
+          <w:color w:val="000000"/>
+          <w:kern w:val="0"/>
+          <w:sz w:val="22"/>
+          <w:szCs w:val="22"/>
+        </w:rPr>
+        <w:t xml:space="preserve"> </w:t>
+      </w:r>
+      <w:r>
+        <w:rPr>
+          <w:rFonts w:ascii="Menlo" w:hAnsi="Menlo" w:cs="Menlo"/>
+          <w:color w:val="262626"/>
+          <w:kern w:val="0"/>
+          <w:sz w:val="22"/>
+          <w:szCs w:val="22"/>
+        </w:rPr>
+        <w:t>=</w:t>
+      </w:r>
+      <w:r>
+        <w:rPr>
+          <w:rFonts w:ascii="Menlo" w:hAnsi="Menlo" w:cs="Menlo"/>
+          <w:color w:val="000000"/>
+          <w:kern w:val="0"/>
+          <w:sz w:val="22"/>
+          <w:szCs w:val="22"/>
+        </w:rPr>
+        <w:t xml:space="preserve"> </w:t>
+      </w:r>
+      <w:r>
+        <w:rPr>
+          <w:rFonts w:ascii="Menlo" w:hAnsi="Menlo" w:cs="Menlo"/>
+          <w:color w:val="262626"/>
+          <w:kern w:val="0"/>
+          <w:sz w:val="22"/>
+          <w:szCs w:val="22"/>
+        </w:rPr>
+        <w:t>{</w:t>
+      </w:r>
+    </w:p>
+    <w:p>
+      <w:pPr>
+        <w:tabs>
+          <w:tab w:val="left" w:pos="560"/>
+          <w:tab w:val="left" w:pos="1120"/>
+          <w:tab w:val="left" w:pos="1680"/>
+          <w:tab w:val="left" w:pos="2240"/>
+          <w:tab w:val="left" w:pos="2800"/>
+          <w:tab w:val="left" w:pos="3360"/>
+          <w:tab w:val="left" w:pos="3920"/>
+          <w:tab w:val="left" w:pos="4480"/>
+          <w:tab w:val="left" w:pos="5040"/>
+          <w:tab w:val="left" w:pos="5600"/>
+          <w:tab w:val="left" w:pos="6160"/>
+          <w:tab w:val="left" w:pos="6720"/>
+        </w:tabs>
+        <w:autoSpaceDE w:val="0"/>
+        <w:autoSpaceDN w:val="0"/>
+        <w:adjustRightInd w:val="0"/>
+        <w:spacing w:after="0" w:line="240" w:lineRule="auto"/>
+        <w:rPr>
+          <w:rFonts w:ascii="Menlo" w:hAnsi="Menlo" w:cs="Menlo"/>
+          <w:color w:val="000000"/>
+          <w:kern w:val="0"/>
+          <w:sz w:val="22"/>
+          <w:szCs w:val="22"/>
+        </w:rPr>
+      </w:pPr>
+      <w:r>
+        <w:rPr>
+          <w:rFonts w:ascii="Menlo" w:hAnsi="Menlo" w:cs="Menlo"/>
+          <w:color w:val="000000"/>
+          <w:kern w:val="0"/>
+          <w:sz w:val="22"/>
+          <w:szCs w:val="22"/>
+        </w:rPr>
+        <w:t xml:space="preserve">     </w:t>
+      </w:r>
+      <w:r>
+        <w:rPr>
+          <w:rFonts w:ascii="Menlo" w:hAnsi="Menlo" w:cs="Menlo"/>
+          <w:color w:val="A8A8A8"/>
+          <w:kern w:val="0"/>
+          <w:sz w:val="22"/>
+          <w:szCs w:val="22"/>
+        </w:rPr>
+        <w:t xml:space="preserve"> 196</w:t>
+      </w:r>
+      <w:r>
+        <w:rPr>
+          <w:rFonts w:ascii="Menlo" w:hAnsi="Menlo" w:cs="Menlo"/>
+          <w:color w:val="000000"/>
+          <w:kern w:val="0"/>
+          <w:sz w:val="22"/>
+          <w:szCs w:val="22"/>
+        </w:rPr>
+        <w:t xml:space="preserve"> </w:t>
+      </w:r>
+      <w:r>
+        <w:rPr>
+          <w:rFonts w:ascii="Menlo" w:hAnsi="Menlo" w:cs="Menlo"/>
+          <w:color w:val="262626"/>
+          <w:kern w:val="0"/>
+          <w:sz w:val="22"/>
+          <w:szCs w:val="22"/>
+        </w:rPr>
+        <w:t xml:space="preserve"> </w:t>
+      </w:r>
+      <w:r>
+        <w:rPr>
+          <w:rFonts w:ascii="Menlo" w:hAnsi="Menlo" w:cs="Menlo"/>
+          <w:color w:val="000000"/>
+          <w:kern w:val="0"/>
+          <w:sz w:val="22"/>
+          <w:szCs w:val="22"/>
+        </w:rPr>
+        <w:t xml:space="preserve">        </w:t>
+      </w:r>
+      <w:r>
+        <w:rPr>
+          <w:rFonts w:ascii="Menlo" w:hAnsi="Menlo" w:cs="Menlo"/>
+          <w:color w:val="262626"/>
+          <w:kern w:val="0"/>
+          <w:sz w:val="22"/>
+          <w:szCs w:val="22"/>
+        </w:rPr>
+        <w:t>p:</w:t>
+      </w:r>
+      <w:r>
+        <w:rPr>
+          <w:rFonts w:ascii="Menlo" w:hAnsi="Menlo" w:cs="Menlo"/>
+          <w:color w:val="000000"/>
+          <w:kern w:val="0"/>
+          <w:sz w:val="22"/>
+          <w:szCs w:val="22"/>
+        </w:rPr>
+        <w:t xml:space="preserve"> </w:t>
+      </w:r>
+      <w:r>
+        <w:rPr>
+          <w:rFonts w:ascii="Menlo" w:hAnsi="Menlo" w:cs="Menlo"/>
+          <w:color w:val="262626"/>
+          <w:kern w:val="0"/>
+          <w:sz w:val="22"/>
+          <w:szCs w:val="22"/>
+        </w:rPr>
+        <w:t>(-</w:t>
+      </w:r>
+      <w:r>
+        <w:rPr>
+          <w:rFonts w:ascii="Menlo" w:hAnsi="Menlo" w:cs="Menlo"/>
+          <w:color w:val="0E72A4"/>
+          <w:kern w:val="0"/>
+          <w:sz w:val="22"/>
+          <w:szCs w:val="22"/>
+        </w:rPr>
+        <w:t>1e18</w:t>
+      </w:r>
+      <w:r>
+        <w:rPr>
+          <w:rFonts w:ascii="Menlo" w:hAnsi="Menlo" w:cs="Menlo"/>
+          <w:color w:val="262626"/>
+          <w:kern w:val="0"/>
+          <w:sz w:val="22"/>
+          <w:szCs w:val="22"/>
+        </w:rPr>
+        <w:t>,</w:t>
+      </w:r>
+      <w:r>
+        <w:rPr>
+          <w:rFonts w:ascii="Menlo" w:hAnsi="Menlo" w:cs="Menlo"/>
+          <w:color w:val="000000"/>
+          <w:kern w:val="0"/>
+          <w:sz w:val="22"/>
+          <w:szCs w:val="22"/>
+        </w:rPr>
+        <w:t xml:space="preserve"> </w:t>
+      </w:r>
+      <w:r>
+        <w:rPr>
+          <w:rFonts w:ascii="Menlo" w:hAnsi="Menlo" w:cs="Menlo"/>
+          <w:color w:val="262626"/>
+          <w:kern w:val="0"/>
+          <w:sz w:val="22"/>
+          <w:szCs w:val="22"/>
+        </w:rPr>
+        <w:t>SIGMA_WINDOWS[</w:t>
+      </w:r>
+      <w:r>
+        <w:rPr>
+          <w:rFonts w:ascii="Menlo" w:hAnsi="Menlo" w:cs="Menlo"/>
+          <w:color w:val="0E72A4"/>
+          <w:kern w:val="0"/>
+          <w:sz w:val="22"/>
+          <w:szCs w:val="22"/>
+        </w:rPr>
+        <w:t>0</w:t>
+      </w:r>
+      <w:r>
+        <w:rPr>
+          <w:rFonts w:ascii="Menlo" w:hAnsi="Menlo" w:cs="Menlo"/>
+          <w:color w:val="262626"/>
+          <w:kern w:val="0"/>
+          <w:sz w:val="22"/>
+          <w:szCs w:val="22"/>
+        </w:rPr>
+        <w:t>])</w:t>
+      </w:r>
+      <w:r>
+        <w:rPr>
+          <w:rFonts w:ascii="Menlo" w:hAnsi="Menlo" w:cs="Menlo"/>
+          <w:color w:val="000000"/>
+          <w:kern w:val="0"/>
+          <w:sz w:val="22"/>
+          <w:szCs w:val="22"/>
+        </w:rPr>
+        <w:t xml:space="preserve"> </w:t>
+      </w:r>
+      <w:r>
+        <w:rPr>
+          <w:rFonts w:ascii="Menlo" w:hAnsi="Menlo" w:cs="Menlo"/>
+          <w:color w:val="94064B"/>
+          <w:kern w:val="0"/>
+          <w:sz w:val="22"/>
+          <w:szCs w:val="22"/>
+        </w:rPr>
+        <w:t>for</w:t>
+      </w:r>
+      <w:r>
+        <w:rPr>
+          <w:rFonts w:ascii="Menlo" w:hAnsi="Menlo" w:cs="Menlo"/>
+          <w:color w:val="262626"/>
+          <w:kern w:val="0"/>
+          <w:sz w:val="22"/>
+          <w:szCs w:val="22"/>
+        </w:rPr>
+        <w:t xml:space="preserve"> p</w:t>
+      </w:r>
+      <w:r>
+        <w:rPr>
+          <w:rFonts w:ascii="Menlo" w:hAnsi="Menlo" w:cs="Menlo"/>
+          <w:color w:val="000000"/>
+          <w:kern w:val="0"/>
+          <w:sz w:val="22"/>
+          <w:szCs w:val="22"/>
+        </w:rPr>
+        <w:t xml:space="preserve"> </w:t>
+      </w:r>
+      <w:r>
+        <w:rPr>
+          <w:rFonts w:ascii="Menlo" w:hAnsi="Menlo" w:cs="Menlo"/>
+          <w:color w:val="94064B"/>
+          <w:kern w:val="0"/>
+          <w:sz w:val="22"/>
+          <w:szCs w:val="22"/>
+        </w:rPr>
+        <w:t>in</w:t>
+      </w:r>
+      <w:r>
+        <w:rPr>
+          <w:rFonts w:ascii="Menlo" w:hAnsi="Menlo" w:cs="Menlo"/>
+          <w:color w:val="262626"/>
+          <w:kern w:val="0"/>
+          <w:sz w:val="22"/>
+          <w:szCs w:val="22"/>
+        </w:rPr>
+        <w:t xml:space="preserve"> SIDE_POLICIES</w:t>
+      </w:r>
+    </w:p>
+    <w:p>
+      <w:pPr>
+        <w:tabs>
+          <w:tab w:val="left" w:pos="560"/>
+          <w:tab w:val="left" w:pos="1120"/>
+          <w:tab w:val="left" w:pos="1680"/>
+          <w:tab w:val="left" w:pos="2240"/>
+          <w:tab w:val="left" w:pos="2800"/>
+          <w:tab w:val="left" w:pos="3360"/>
+          <w:tab w:val="left" w:pos="3920"/>
+          <w:tab w:val="left" w:pos="4480"/>
+          <w:tab w:val="left" w:pos="5040"/>
+          <w:tab w:val="left" w:pos="5600"/>
+          <w:tab w:val="left" w:pos="6160"/>
+          <w:tab w:val="left" w:pos="6720"/>
+        </w:tabs>
+        <w:autoSpaceDE w:val="0"/>
+        <w:autoSpaceDN w:val="0"/>
+        <w:adjustRightInd w:val="0"/>
+        <w:spacing w:after="0" w:line="240" w:lineRule="auto"/>
+        <w:rPr>
+          <w:rFonts w:ascii="Menlo" w:hAnsi="Menlo" w:cs="Menlo"/>
+          <w:color w:val="000000"/>
+          <w:kern w:val="0"/>
+          <w:sz w:val="22"/>
+          <w:szCs w:val="22"/>
+        </w:rPr>
+      </w:pPr>
+    </w:p>
+    <w:p>
+      <w:pPr>
+        <w:tabs>
+          <w:tab w:val="left" w:pos="560"/>
+          <w:tab w:val="left" w:pos="1120"/>
+          <w:tab w:val="left" w:pos="1680"/>
+          <w:tab w:val="left" w:pos="2240"/>
+          <w:tab w:val="left" w:pos="2800"/>
+          <w:tab w:val="left" w:pos="3360"/>
+          <w:tab w:val="left" w:pos="3920"/>
+          <w:tab w:val="left" w:pos="4480"/>
+          <w:tab w:val="left" w:pos="5040"/>
+          <w:tab w:val="left" w:pos="5600"/>
+          <w:tab w:val="left" w:pos="6160"/>
+          <w:tab w:val="left" w:pos="6720"/>
+        </w:tabs>
+        <w:autoSpaceDE w:val="0"/>
+        <w:autoSpaceDN w:val="0"/>
+        <w:adjustRightInd w:val="0"/>
+        <w:spacing w:after="0" w:line="240" w:lineRule="auto"/>
+        <w:rPr>
+          <w:rFonts w:ascii="Menlo" w:hAnsi="Menlo" w:cs="Menlo"/>
+          <w:color w:val="000000"/>
+          <w:kern w:val="0"/>
+          <w:sz w:val="22"/>
+          <w:szCs w:val="22"/>
+        </w:rPr>
+      </w:pPr>
+      <w:r>
+        <w:rPr>
+          <w:rFonts w:ascii="Apple Color Emoji" w:hAnsi="Apple Color Emoji" w:cs="Apple Color Emoji"/>
+          <w:color w:val="000000"/>
+          <w:kern w:val="0"/>
+          <w:sz w:val="22"/>
+          <w:szCs w:val="22"/>
+        </w:rPr>
+        <w:t>⏺</w:t>
+      </w:r>
+      <w:r>
+        <w:rPr>
+          <w:rFonts w:ascii="Menlo" w:hAnsi="Menlo" w:cs="Menlo"/>
+          <w:color w:val="000000"/>
+          <w:kern w:val="0"/>
+          <w:sz w:val="22"/>
+          <w:szCs w:val="22"/>
+        </w:rPr>
+        <w:t xml:space="preserve"> Now replace the inner bet loop to use </w:t>
+      </w:r>
+      <w:r>
+        <w:rPr>
+          <w:rFonts w:ascii="Menlo" w:hAnsi="Menlo" w:cs="Menlo"/>
+          <w:color w:val="2749FF"/>
+          <w:kern w:val="0"/>
+          <w:sz w:val="22"/>
+          <w:szCs w:val="22"/>
+        </w:rPr>
+        <w:t>select_bet_rows</w:t>
+      </w:r>
+      <w:r>
+        <w:rPr>
+          <w:rFonts w:ascii="Menlo" w:hAnsi="Menlo" w:cs="Menlo"/>
+          <w:color w:val="000000"/>
+          <w:kern w:val="0"/>
+          <w:sz w:val="22"/>
+          <w:szCs w:val="22"/>
+        </w:rPr>
+        <w:t>:</w:t>
+      </w:r>
+    </w:p>
+    <w:p>
+      <w:pPr>
+        <w:tabs>
+          <w:tab w:val="left" w:pos="560"/>
+          <w:tab w:val="left" w:pos="1120"/>
+          <w:tab w:val="left" w:pos="1680"/>
+          <w:tab w:val="left" w:pos="2240"/>
+          <w:tab w:val="left" w:pos="2800"/>
+          <w:tab w:val="left" w:pos="3360"/>
+          <w:tab w:val="left" w:pos="3920"/>
+          <w:tab w:val="left" w:pos="4480"/>
+          <w:tab w:val="left" w:pos="5040"/>
+          <w:tab w:val="left" w:pos="5600"/>
+          <w:tab w:val="left" w:pos="6160"/>
+          <w:tab w:val="left" w:pos="6720"/>
+        </w:tabs>
+        <w:autoSpaceDE w:val="0"/>
+        <w:autoSpaceDN w:val="0"/>
+        <w:adjustRightInd w:val="0"/>
+        <w:spacing w:after="0" w:line="240" w:lineRule="auto"/>
+        <w:rPr>
+          <w:rFonts w:ascii="Menlo" w:hAnsi="Menlo" w:cs="Menlo"/>
+          <w:color w:val="000000"/>
+          <w:kern w:val="0"/>
+          <w:sz w:val="22"/>
+          <w:szCs w:val="22"/>
+        </w:rPr>
+      </w:pPr>
+    </w:p>
+    <w:p>
+      <w:pPr>
+        <w:tabs>
+          <w:tab w:val="left" w:pos="560"/>
+          <w:tab w:val="left" w:pos="1120"/>
+          <w:tab w:val="left" w:pos="1680"/>
+          <w:tab w:val="left" w:pos="2240"/>
+          <w:tab w:val="left" w:pos="2800"/>
+          <w:tab w:val="left" w:pos="3360"/>
+          <w:tab w:val="left" w:pos="3920"/>
+          <w:tab w:val="left" w:pos="4480"/>
+          <w:tab w:val="left" w:pos="5040"/>
+          <w:tab w:val="left" w:pos="5600"/>
+          <w:tab w:val="left" w:pos="6160"/>
+          <w:tab w:val="left" w:pos="6720"/>
+        </w:tabs>
+        <w:autoSpaceDE w:val="0"/>
+        <w:autoSpaceDN w:val="0"/>
+        <w:adjustRightInd w:val="0"/>
+        <w:spacing w:after="0" w:line="240" w:lineRule="auto"/>
+        <w:rPr>
+          <w:rFonts w:ascii="Menlo" w:hAnsi="Menlo" w:cs="Menlo"/>
+          <w:color w:val="000000"/>
+          <w:kern w:val="0"/>
+          <w:sz w:val="22"/>
+          <w:szCs w:val="22"/>
+        </w:rPr>
+      </w:pPr>
+      <w:r>
+        <w:rPr>
+          <w:rFonts w:ascii="Apple Color Emoji" w:hAnsi="Apple Color Emoji" w:cs="Apple Color Emoji"/>
+          <w:color w:val="0A5287"/>
+          <w:kern w:val="0"/>
+          <w:sz w:val="22"/>
+          <w:szCs w:val="22"/>
+        </w:rPr>
+        <w:t>⏺</w:t>
+      </w:r>
+      <w:r>
+        <w:rPr>
+          <w:rFonts w:ascii="Menlo" w:hAnsi="Menlo" w:cs="Menlo"/>
+          <w:color w:val="000000"/>
+          <w:kern w:val="0"/>
+          <w:sz w:val="22"/>
+          <w:szCs w:val="22"/>
+        </w:rPr>
+        <w:t xml:space="preserve"> </w:t>
+      </w:r>
+      <w:r>
+        <w:rPr>
+          <w:rFonts w:ascii="Menlo" w:hAnsi="Menlo" w:cs="Menlo"/>
+          <w:b/>
+          <w:bCs/>
+          <w:color w:val="000000"/>
+          <w:kern w:val="0"/>
+          <w:sz w:val="22"/>
+          <w:szCs w:val="22"/>
+        </w:rPr>
+        <w:t>Update</w:t>
+      </w:r>
+      <w:r>
+        <w:rPr>
+          <w:rFonts w:ascii="Menlo" w:hAnsi="Menlo" w:cs="Menlo"/>
+          <w:color w:val="000000"/>
+          <w:kern w:val="0"/>
+          <w:sz w:val="22"/>
+          <w:szCs w:val="22"/>
+        </w:rPr>
+        <w:t xml:space="preserve">(src/nba_rebounds_modeling/00_research/scripts/v3_run_rebounds_edge_backtest.py)          </w:t>
+      </w:r>
+    </w:p>
+    <w:p>
+      <w:pPr>
+        <w:tabs>
+          <w:tab w:val="left" w:pos="560"/>
+          <w:tab w:val="left" w:pos="1120"/>
+          <w:tab w:val="left" w:pos="1680"/>
+          <w:tab w:val="left" w:pos="2240"/>
+          <w:tab w:val="left" w:pos="2800"/>
+          <w:tab w:val="left" w:pos="3360"/>
+          <w:tab w:val="left" w:pos="3920"/>
+          <w:tab w:val="left" w:pos="4480"/>
+          <w:tab w:val="left" w:pos="5040"/>
+          <w:tab w:val="left" w:pos="5600"/>
+          <w:tab w:val="left" w:pos="6160"/>
+          <w:tab w:val="left" w:pos="6720"/>
+        </w:tabs>
+        <w:autoSpaceDE w:val="0"/>
+        <w:autoSpaceDN w:val="0"/>
+        <w:adjustRightInd w:val="0"/>
+        <w:spacing w:after="0" w:line="240" w:lineRule="auto"/>
+        <w:rPr>
+          <w:rFonts w:ascii="Menlo" w:hAnsi="Menlo" w:cs="Menlo"/>
+          <w:color w:val="000000"/>
+          <w:kern w:val="0"/>
+          <w:sz w:val="22"/>
+          <w:szCs w:val="22"/>
+        </w:rPr>
+      </w:pPr>
+      <w:r>
+        <w:rPr>
+          <w:rFonts w:ascii="Menlo" w:hAnsi="Menlo" w:cs="Menlo"/>
+          <w:color w:val="535353"/>
+          <w:kern w:val="0"/>
+          <w:sz w:val="22"/>
+          <w:szCs w:val="22"/>
+        </w:rPr>
+        <w:t xml:space="preserve">  </w:t>
+      </w:r>
+      <w:r>
+        <w:rPr>
+          <w:rFonts w:ascii="Cambria Math" w:hAnsi="Cambria Math" w:cs="Cambria Math"/>
+          <w:color w:val="535353"/>
+          <w:kern w:val="0"/>
+          <w:sz w:val="22"/>
+          <w:szCs w:val="22"/>
+        </w:rPr>
+        <w:t>⎿</w:t>
+      </w:r>
+      <w:r>
+        <w:rPr>
+          <w:rFonts w:ascii="Menlo" w:hAnsi="Menlo" w:cs="Menlo"/>
+          <w:color w:val="535353"/>
+          <w:kern w:val="0"/>
+          <w:sz w:val="22"/>
+          <w:szCs w:val="22"/>
+        </w:rPr>
+        <w:t xml:space="preserve">  </w:t>
+      </w:r>
+      <w:r>
+        <w:rPr>
+          <w:rFonts w:ascii="Menlo" w:hAnsi="Menlo" w:cs="Menlo"/>
+          <w:color w:val="000000"/>
+          <w:kern w:val="0"/>
+          <w:sz w:val="22"/>
+          <w:szCs w:val="22"/>
+        </w:rPr>
+        <w:t xml:space="preserve">Added </w:t>
+      </w:r>
+      <w:r>
+        <w:rPr>
+          <w:rFonts w:ascii="Menlo" w:hAnsi="Menlo" w:cs="Menlo"/>
+          <w:b/>
+          <w:bCs/>
+          <w:color w:val="000000"/>
+          <w:kern w:val="0"/>
+          <w:sz w:val="22"/>
+          <w:szCs w:val="22"/>
+        </w:rPr>
+        <w:t>13</w:t>
+      </w:r>
+      <w:r>
+        <w:rPr>
+          <w:rFonts w:ascii="Menlo" w:hAnsi="Menlo" w:cs="Menlo"/>
+          <w:color w:val="000000"/>
+          <w:kern w:val="0"/>
+          <w:sz w:val="22"/>
+          <w:szCs w:val="22"/>
+        </w:rPr>
+        <w:t xml:space="preserve"> lines, removed </w:t>
+      </w:r>
+      <w:r>
+        <w:rPr>
+          <w:rFonts w:ascii="Menlo" w:hAnsi="Menlo" w:cs="Menlo"/>
+          <w:b/>
+          <w:bCs/>
+          <w:color w:val="000000"/>
+          <w:kern w:val="0"/>
+          <w:sz w:val="22"/>
+          <w:szCs w:val="22"/>
+        </w:rPr>
+        <w:t>4</w:t>
+      </w:r>
+      <w:r>
+        <w:rPr>
+          <w:rFonts w:ascii="Menlo" w:hAnsi="Menlo" w:cs="Menlo"/>
+          <w:color w:val="000000"/>
+          <w:kern w:val="0"/>
+          <w:sz w:val="22"/>
+          <w:szCs w:val="22"/>
+        </w:rPr>
+        <w:t xml:space="preserve"> lines</w:t>
+      </w:r>
+    </w:p>
+    <w:p>
+      <w:pPr>
+        <w:tabs>
+          <w:tab w:val="left" w:pos="560"/>
+          <w:tab w:val="left" w:pos="1120"/>
+          <w:tab w:val="left" w:pos="1680"/>
+          <w:tab w:val="left" w:pos="2240"/>
+          <w:tab w:val="left" w:pos="2800"/>
+          <w:tab w:val="left" w:pos="3360"/>
+          <w:tab w:val="left" w:pos="3920"/>
+          <w:tab w:val="left" w:pos="4480"/>
+          <w:tab w:val="left" w:pos="5040"/>
+          <w:tab w:val="left" w:pos="5600"/>
+          <w:tab w:val="left" w:pos="6160"/>
+          <w:tab w:val="left" w:pos="6720"/>
+        </w:tabs>
+        <w:autoSpaceDE w:val="0"/>
+        <w:autoSpaceDN w:val="0"/>
+        <w:adjustRightInd w:val="0"/>
+        <w:spacing w:after="0" w:line="240" w:lineRule="auto"/>
+        <w:rPr>
+          <w:rFonts w:ascii="Menlo" w:hAnsi="Menlo" w:cs="Menlo"/>
+          <w:color w:val="000000"/>
+          <w:kern w:val="0"/>
+          <w:sz w:val="22"/>
+          <w:szCs w:val="22"/>
+        </w:rPr>
+      </w:pPr>
+      <w:r>
+        <w:rPr>
+          <w:rFonts w:ascii="Menlo" w:hAnsi="Menlo" w:cs="Menlo"/>
+          <w:color w:val="000000"/>
+          <w:kern w:val="0"/>
+          <w:sz w:val="22"/>
+          <w:szCs w:val="22"/>
+        </w:rPr>
+        <w:t xml:space="preserve">     </w:t>
+      </w:r>
+      <w:r>
+        <w:rPr>
+          <w:rFonts w:ascii="Menlo" w:hAnsi="Menlo" w:cs="Menlo"/>
+          <w:color w:val="A8A8A8"/>
+          <w:kern w:val="0"/>
+          <w:sz w:val="22"/>
+          <w:szCs w:val="22"/>
+        </w:rPr>
+        <w:t xml:space="preserve"> 229 </w:t>
+      </w:r>
+      <w:r>
+        <w:rPr>
+          <w:rFonts w:ascii="Menlo" w:hAnsi="Menlo" w:cs="Menlo"/>
+          <w:color w:val="262626"/>
+          <w:kern w:val="0"/>
+          <w:sz w:val="22"/>
+          <w:szCs w:val="22"/>
+        </w:rPr>
+        <w:t xml:space="preserve">                     sum_imp_vigged = </w:t>
+      </w:r>
+      <w:r>
+        <w:rPr>
+          <w:rFonts w:ascii="Menlo" w:hAnsi="Menlo" w:cs="Menlo"/>
+          <w:color w:val="0E72A4"/>
+          <w:kern w:val="0"/>
+          <w:sz w:val="22"/>
+          <w:szCs w:val="22"/>
+        </w:rPr>
+        <w:t>0.0</w:t>
+      </w:r>
+      <w:r>
+        <w:rPr>
+          <w:rFonts w:ascii="Menlo" w:hAnsi="Menlo" w:cs="Menlo"/>
+          <w:color w:val="000000"/>
+          <w:kern w:val="0"/>
+          <w:sz w:val="22"/>
+          <w:szCs w:val="22"/>
+        </w:rPr>
+        <w:t xml:space="preserve">                                               </w:t>
+      </w:r>
+    </w:p>
+    <w:p>
+      <w:pPr>
+        <w:tabs>
+          <w:tab w:val="left" w:pos="560"/>
+          <w:tab w:val="left" w:pos="1120"/>
+          <w:tab w:val="left" w:pos="1680"/>
+          <w:tab w:val="left" w:pos="2240"/>
+          <w:tab w:val="left" w:pos="2800"/>
+          <w:tab w:val="left" w:pos="3360"/>
+          <w:tab w:val="left" w:pos="3920"/>
+          <w:tab w:val="left" w:pos="4480"/>
+          <w:tab w:val="left" w:pos="5040"/>
+          <w:tab w:val="left" w:pos="5600"/>
+          <w:tab w:val="left" w:pos="6160"/>
+          <w:tab w:val="left" w:pos="6720"/>
+        </w:tabs>
+        <w:autoSpaceDE w:val="0"/>
+        <w:autoSpaceDN w:val="0"/>
+        <w:adjustRightInd w:val="0"/>
+        <w:spacing w:after="0" w:line="240" w:lineRule="auto"/>
+        <w:rPr>
+          <w:rFonts w:ascii="Menlo" w:hAnsi="Menlo" w:cs="Menlo"/>
+          <w:color w:val="000000"/>
+          <w:kern w:val="0"/>
+          <w:sz w:val="22"/>
+          <w:szCs w:val="22"/>
+        </w:rPr>
+      </w:pPr>
+      <w:r>
+        <w:rPr>
+          <w:rFonts w:ascii="Menlo" w:hAnsi="Menlo" w:cs="Menlo"/>
+          <w:color w:val="000000"/>
+          <w:kern w:val="0"/>
+          <w:sz w:val="22"/>
+          <w:szCs w:val="22"/>
+        </w:rPr>
+        <w:t xml:space="preserve">     </w:t>
+      </w:r>
+      <w:r>
+        <w:rPr>
+          <w:rFonts w:ascii="Menlo" w:hAnsi="Menlo" w:cs="Menlo"/>
+          <w:color w:val="A8A8A8"/>
+          <w:kern w:val="0"/>
+          <w:sz w:val="22"/>
+          <w:szCs w:val="22"/>
+        </w:rPr>
+        <w:t xml:space="preserve"> 230 </w:t>
+      </w:r>
+      <w:r>
+        <w:rPr>
+          <w:rFonts w:ascii="Menlo" w:hAnsi="Menlo" w:cs="Menlo"/>
+          <w:color w:val="262626"/>
+          <w:kern w:val="0"/>
+          <w:sz w:val="22"/>
+          <w:szCs w:val="22"/>
+        </w:rPr>
+        <w:t xml:space="preserve">                     sum_american = </w:t>
+      </w:r>
+      <w:r>
+        <w:rPr>
+          <w:rFonts w:ascii="Menlo" w:hAnsi="Menlo" w:cs="Menlo"/>
+          <w:color w:val="0E72A4"/>
+          <w:kern w:val="0"/>
+          <w:sz w:val="22"/>
+          <w:szCs w:val="22"/>
+        </w:rPr>
+        <w:t>0.0</w:t>
+      </w:r>
+      <w:r>
+        <w:rPr>
+          <w:rFonts w:ascii="Menlo" w:hAnsi="Menlo" w:cs="Menlo"/>
+          <w:color w:val="000000"/>
+          <w:kern w:val="0"/>
+          <w:sz w:val="22"/>
+          <w:szCs w:val="22"/>
+        </w:rPr>
+        <w:t xml:space="preserve">           </w:t>
+      </w:r>
+    </w:p>
+    <w:p>
+      <w:pPr>
+        <w:tabs>
+          <w:tab w:val="left" w:pos="560"/>
+          <w:tab w:val="left" w:pos="1120"/>
+          <w:tab w:val="left" w:pos="1680"/>
+          <w:tab w:val="left" w:pos="2240"/>
+          <w:tab w:val="left" w:pos="2800"/>
+          <w:tab w:val="left" w:pos="3360"/>
+          <w:tab w:val="left" w:pos="3920"/>
+          <w:tab w:val="left" w:pos="4480"/>
+          <w:tab w:val="left" w:pos="5040"/>
+          <w:tab w:val="left" w:pos="5600"/>
+          <w:tab w:val="left" w:pos="6160"/>
+          <w:tab w:val="left" w:pos="6720"/>
+        </w:tabs>
+        <w:autoSpaceDE w:val="0"/>
+        <w:autoSpaceDN w:val="0"/>
+        <w:adjustRightInd w:val="0"/>
+        <w:spacing w:after="0" w:line="240" w:lineRule="auto"/>
+        <w:rPr>
+          <w:rFonts w:ascii="Menlo" w:hAnsi="Menlo" w:cs="Menlo"/>
+          <w:color w:val="000000"/>
+          <w:kern w:val="0"/>
+          <w:sz w:val="22"/>
+          <w:szCs w:val="22"/>
+        </w:rPr>
+      </w:pPr>
+      <w:r>
+        <w:rPr>
+          <w:rFonts w:ascii="Menlo" w:hAnsi="Menlo" w:cs="Menlo"/>
+          <w:color w:val="000000"/>
+          <w:kern w:val="0"/>
+          <w:sz w:val="22"/>
+          <w:szCs w:val="22"/>
+        </w:rPr>
+        <w:t xml:space="preserve">     </w:t>
+      </w:r>
+      <w:r>
+        <w:rPr>
+          <w:rFonts w:ascii="Menlo" w:hAnsi="Menlo" w:cs="Menlo"/>
+          <w:color w:val="A8A8A8"/>
+          <w:kern w:val="0"/>
+          <w:sz w:val="22"/>
+          <w:szCs w:val="22"/>
+        </w:rPr>
+        <w:t xml:space="preserve"> 231 </w:t>
+      </w:r>
+      <w:r>
+        <w:rPr>
+          <w:rFonts w:ascii="Menlo" w:hAnsi="Menlo" w:cs="Menlo"/>
+          <w:color w:val="262626"/>
+          <w:kern w:val="0"/>
+          <w:sz w:val="22"/>
+          <w:szCs w:val="22"/>
+        </w:rPr>
+        <w:t xml:space="preserve"> </w:t>
+      </w:r>
+      <w:r>
+        <w:rPr>
+          <w:rFonts w:ascii="Menlo" w:hAnsi="Menlo" w:cs="Menlo"/>
+          <w:color w:val="000000"/>
+          <w:kern w:val="0"/>
+          <w:sz w:val="22"/>
+          <w:szCs w:val="22"/>
+        </w:rPr>
+        <w:t xml:space="preserve">                                                                                       </w:t>
+      </w:r>
+    </w:p>
+    <w:p>
+      <w:pPr>
+        <w:tabs>
+          <w:tab w:val="left" w:pos="560"/>
+          <w:tab w:val="left" w:pos="1120"/>
+          <w:tab w:val="left" w:pos="1680"/>
+          <w:tab w:val="left" w:pos="2240"/>
+          <w:tab w:val="left" w:pos="2800"/>
+          <w:tab w:val="left" w:pos="3360"/>
+          <w:tab w:val="left" w:pos="3920"/>
+          <w:tab w:val="left" w:pos="4480"/>
+          <w:tab w:val="left" w:pos="5040"/>
+          <w:tab w:val="left" w:pos="5600"/>
+          <w:tab w:val="left" w:pos="6160"/>
+          <w:tab w:val="left" w:pos="6720"/>
+        </w:tabs>
+        <w:autoSpaceDE w:val="0"/>
+        <w:autoSpaceDN w:val="0"/>
+        <w:adjustRightInd w:val="0"/>
+        <w:spacing w:after="0" w:line="240" w:lineRule="auto"/>
+        <w:rPr>
+          <w:rFonts w:ascii="Menlo" w:hAnsi="Menlo" w:cs="Menlo"/>
+          <w:color w:val="000000"/>
+          <w:kern w:val="0"/>
+          <w:sz w:val="22"/>
+          <w:szCs w:val="22"/>
+        </w:rPr>
+      </w:pPr>
+      <w:r>
+        <w:rPr>
+          <w:rFonts w:ascii="Menlo" w:hAnsi="Menlo" w:cs="Menlo"/>
+          <w:color w:val="000000"/>
+          <w:kern w:val="0"/>
+          <w:sz w:val="22"/>
+          <w:szCs w:val="22"/>
+        </w:rPr>
+        <w:t xml:space="preserve">     </w:t>
+      </w:r>
+      <w:r>
+        <w:rPr>
+          <w:rFonts w:ascii="Menlo" w:hAnsi="Menlo" w:cs="Menlo"/>
+          <w:color w:val="C20B23"/>
+          <w:kern w:val="0"/>
+          <w:sz w:val="22"/>
+          <w:szCs w:val="22"/>
+        </w:rPr>
+        <w:t xml:space="preserve"> 232 -</w:t>
+      </w:r>
+      <w:r>
+        <w:rPr>
+          <w:rFonts w:ascii="Menlo" w:hAnsi="Menlo" w:cs="Menlo"/>
+          <w:color w:val="262626"/>
+          <w:kern w:val="0"/>
+          <w:sz w:val="22"/>
+          <w:szCs w:val="22"/>
+        </w:rPr>
+        <w:t xml:space="preserve">                    for i in range(len(base)):                                  </w:t>
+      </w:r>
+    </w:p>
+    <w:p>
+      <w:pPr>
+        <w:tabs>
+          <w:tab w:val="left" w:pos="560"/>
+          <w:tab w:val="left" w:pos="1120"/>
+          <w:tab w:val="left" w:pos="1680"/>
+          <w:tab w:val="left" w:pos="2240"/>
+          <w:tab w:val="left" w:pos="2800"/>
+          <w:tab w:val="left" w:pos="3360"/>
+          <w:tab w:val="left" w:pos="3920"/>
+          <w:tab w:val="left" w:pos="4480"/>
+          <w:tab w:val="left" w:pos="5040"/>
+          <w:tab w:val="left" w:pos="5600"/>
+          <w:tab w:val="left" w:pos="6160"/>
+          <w:tab w:val="left" w:pos="6720"/>
+        </w:tabs>
+        <w:autoSpaceDE w:val="0"/>
+        <w:autoSpaceDN w:val="0"/>
+        <w:adjustRightInd w:val="0"/>
+        <w:spacing w:after="0" w:line="240" w:lineRule="auto"/>
+        <w:rPr>
+          <w:rFonts w:ascii="Menlo" w:hAnsi="Menlo" w:cs="Menlo"/>
+          <w:color w:val="000000"/>
+          <w:kern w:val="0"/>
+          <w:sz w:val="22"/>
+          <w:szCs w:val="22"/>
+        </w:rPr>
+      </w:pPr>
+      <w:r>
+        <w:rPr>
+          <w:rFonts w:ascii="Menlo" w:hAnsi="Menlo" w:cs="Menlo"/>
+          <w:color w:val="000000"/>
+          <w:kern w:val="0"/>
+          <w:sz w:val="22"/>
+          <w:szCs w:val="22"/>
+        </w:rPr>
+        <w:t xml:space="preserve">     </w:t>
+      </w:r>
+      <w:r>
+        <w:rPr>
+          <w:rFonts w:ascii="Menlo" w:hAnsi="Menlo" w:cs="Menlo"/>
+          <w:color w:val="C20B23"/>
+          <w:kern w:val="0"/>
+          <w:sz w:val="22"/>
+          <w:szCs w:val="22"/>
+        </w:rPr>
+        <w:t xml:space="preserve"> 233 -</w:t>
+      </w:r>
+      <w:r>
+        <w:rPr>
+          <w:rFonts w:ascii="Menlo" w:hAnsi="Menlo" w:cs="Menlo"/>
+          <w:color w:val="262626"/>
+          <w:kern w:val="0"/>
+          <w:sz w:val="22"/>
+          <w:szCs w:val="22"/>
+        </w:rPr>
+        <w:t xml:space="preserve">                        side = pick_side(i, edge_o, edge_u, min_edge, side_polic</w:t>
+      </w:r>
+      <w:r>
+        <w:rPr>
+          <w:rFonts w:ascii="Menlo" w:hAnsi="Menlo" w:cs="Menlo"/>
+          <w:color w:val="000000"/>
+          <w:kern w:val="0"/>
+          <w:sz w:val="22"/>
+          <w:szCs w:val="22"/>
+        </w:rPr>
+        <w:t xml:space="preserve">       </w:t>
+      </w:r>
+    </w:p>
+    <w:p>
+      <w:pPr>
+        <w:tabs>
+          <w:tab w:val="left" w:pos="560"/>
+          <w:tab w:val="left" w:pos="1120"/>
+          <w:tab w:val="left" w:pos="1680"/>
+          <w:tab w:val="left" w:pos="2240"/>
+          <w:tab w:val="left" w:pos="2800"/>
+          <w:tab w:val="left" w:pos="3360"/>
+          <w:tab w:val="left" w:pos="3920"/>
+          <w:tab w:val="left" w:pos="4480"/>
+          <w:tab w:val="left" w:pos="5040"/>
+          <w:tab w:val="left" w:pos="5600"/>
+          <w:tab w:val="left" w:pos="6160"/>
+          <w:tab w:val="left" w:pos="6720"/>
+        </w:tabs>
+        <w:autoSpaceDE w:val="0"/>
+        <w:autoSpaceDN w:val="0"/>
+        <w:adjustRightInd w:val="0"/>
+        <w:spacing w:after="0" w:line="240" w:lineRule="auto"/>
+        <w:rPr>
+          <w:rFonts w:ascii="Menlo" w:hAnsi="Menlo" w:cs="Menlo"/>
+          <w:color w:val="000000"/>
+          <w:kern w:val="0"/>
+          <w:sz w:val="22"/>
+          <w:szCs w:val="22"/>
+        </w:rPr>
+      </w:pPr>
+      <w:r>
+        <w:rPr>
+          <w:rFonts w:ascii="Menlo" w:hAnsi="Menlo" w:cs="Menlo"/>
+          <w:color w:val="000000"/>
+          <w:kern w:val="0"/>
+          <w:sz w:val="22"/>
+          <w:szCs w:val="22"/>
+        </w:rPr>
+        <w:t xml:space="preserve">     </w:t>
+      </w:r>
+      <w:r>
+        <w:rPr>
+          <w:rFonts w:ascii="Menlo" w:hAnsi="Menlo" w:cs="Menlo"/>
+          <w:color w:val="C20B23"/>
+          <w:kern w:val="0"/>
+          <w:sz w:val="22"/>
+          <w:szCs w:val="22"/>
+        </w:rPr>
+        <w:t xml:space="preserve">     -</w:t>
+      </w:r>
+      <w:r>
+        <w:rPr>
+          <w:rFonts w:ascii="Menlo" w:hAnsi="Menlo" w:cs="Menlo"/>
+          <w:color w:val="262626"/>
+          <w:kern w:val="0"/>
+          <w:sz w:val="22"/>
+          <w:szCs w:val="22"/>
+        </w:rPr>
+        <w:t xml:space="preserve">y)                                                                              </w:t>
+      </w:r>
+    </w:p>
+    <w:p>
+      <w:pPr>
+        <w:tabs>
+          <w:tab w:val="left" w:pos="560"/>
+          <w:tab w:val="left" w:pos="1120"/>
+          <w:tab w:val="left" w:pos="1680"/>
+          <w:tab w:val="left" w:pos="2240"/>
+          <w:tab w:val="left" w:pos="2800"/>
+          <w:tab w:val="left" w:pos="3360"/>
+          <w:tab w:val="left" w:pos="3920"/>
+          <w:tab w:val="left" w:pos="4480"/>
+          <w:tab w:val="left" w:pos="5040"/>
+          <w:tab w:val="left" w:pos="5600"/>
+          <w:tab w:val="left" w:pos="6160"/>
+          <w:tab w:val="left" w:pos="6720"/>
+        </w:tabs>
+        <w:autoSpaceDE w:val="0"/>
+        <w:autoSpaceDN w:val="0"/>
+        <w:adjustRightInd w:val="0"/>
+        <w:spacing w:after="0" w:line="240" w:lineRule="auto"/>
+        <w:rPr>
+          <w:rFonts w:ascii="Menlo" w:hAnsi="Menlo" w:cs="Menlo"/>
+          <w:color w:val="000000"/>
+          <w:kern w:val="0"/>
+          <w:sz w:val="22"/>
+          <w:szCs w:val="22"/>
+        </w:rPr>
+      </w:pPr>
+      <w:r>
+        <w:rPr>
+          <w:rFonts w:ascii="Menlo" w:hAnsi="Menlo" w:cs="Menlo"/>
+          <w:color w:val="000000"/>
+          <w:kern w:val="0"/>
+          <w:sz w:val="22"/>
+          <w:szCs w:val="22"/>
+        </w:rPr>
+        <w:t xml:space="preserve">     </w:t>
+      </w:r>
+      <w:r>
+        <w:rPr>
+          <w:rFonts w:ascii="Menlo" w:hAnsi="Menlo" w:cs="Menlo"/>
+          <w:color w:val="C20B23"/>
+          <w:kern w:val="0"/>
+          <w:sz w:val="22"/>
+          <w:szCs w:val="22"/>
+        </w:rPr>
+        <w:t xml:space="preserve"> 234 -</w:t>
+      </w:r>
+      <w:r>
+        <w:rPr>
+          <w:rFonts w:ascii="Menlo" w:hAnsi="Menlo" w:cs="Menlo"/>
+          <w:color w:val="262626"/>
+          <w:kern w:val="0"/>
+          <w:sz w:val="22"/>
+          <w:szCs w:val="22"/>
+        </w:rPr>
+        <w:t xml:space="preserve">                        if side is None:                                        </w:t>
+      </w:r>
+    </w:p>
+    <w:p>
+      <w:pPr>
+        <w:tabs>
+          <w:tab w:val="left" w:pos="560"/>
+          <w:tab w:val="left" w:pos="1120"/>
+          <w:tab w:val="left" w:pos="1680"/>
+          <w:tab w:val="left" w:pos="2240"/>
+          <w:tab w:val="left" w:pos="2800"/>
+          <w:tab w:val="left" w:pos="3360"/>
+          <w:tab w:val="left" w:pos="3920"/>
+          <w:tab w:val="left" w:pos="4480"/>
+          <w:tab w:val="left" w:pos="5040"/>
+          <w:tab w:val="left" w:pos="5600"/>
+          <w:tab w:val="left" w:pos="6160"/>
+          <w:tab w:val="left" w:pos="6720"/>
+        </w:tabs>
+        <w:autoSpaceDE w:val="0"/>
+        <w:autoSpaceDN w:val="0"/>
+        <w:adjustRightInd w:val="0"/>
+        <w:spacing w:after="0" w:line="240" w:lineRule="auto"/>
+        <w:rPr>
+          <w:rFonts w:ascii="Menlo" w:hAnsi="Menlo" w:cs="Menlo"/>
+          <w:color w:val="000000"/>
+          <w:kern w:val="0"/>
+          <w:sz w:val="22"/>
+          <w:szCs w:val="22"/>
+        </w:rPr>
+      </w:pPr>
+      <w:r>
+        <w:rPr>
+          <w:rFonts w:ascii="Menlo" w:hAnsi="Menlo" w:cs="Menlo"/>
+          <w:color w:val="000000"/>
+          <w:kern w:val="0"/>
+          <w:sz w:val="22"/>
+          <w:szCs w:val="22"/>
+        </w:rPr>
+        <w:t xml:space="preserve">     </w:t>
+      </w:r>
+      <w:r>
+        <w:rPr>
+          <w:rFonts w:ascii="Menlo" w:hAnsi="Menlo" w:cs="Menlo"/>
+          <w:color w:val="C20B23"/>
+          <w:kern w:val="0"/>
+          <w:sz w:val="22"/>
+          <w:szCs w:val="22"/>
+        </w:rPr>
+        <w:t xml:space="preserve"> 235 -</w:t>
+      </w:r>
+      <w:r>
+        <w:rPr>
+          <w:rFonts w:ascii="Menlo" w:hAnsi="Menlo" w:cs="Menlo"/>
+          <w:color w:val="262626"/>
+          <w:kern w:val="0"/>
+          <w:sz w:val="22"/>
+          <w:szCs w:val="22"/>
+        </w:rPr>
+        <w:t xml:space="preserve">                            continue                                            </w:t>
+      </w:r>
+    </w:p>
+    <w:p>
+      <w:pPr>
+        <w:tabs>
+          <w:tab w:val="left" w:pos="560"/>
+          <w:tab w:val="left" w:pos="1120"/>
+          <w:tab w:val="left" w:pos="1680"/>
+          <w:tab w:val="left" w:pos="2240"/>
+          <w:tab w:val="left" w:pos="2800"/>
+          <w:tab w:val="left" w:pos="3360"/>
+          <w:tab w:val="left" w:pos="3920"/>
+          <w:tab w:val="left" w:pos="4480"/>
+          <w:tab w:val="left" w:pos="5040"/>
+          <w:tab w:val="left" w:pos="5600"/>
+          <w:tab w:val="left" w:pos="6160"/>
+          <w:tab w:val="left" w:pos="6720"/>
+        </w:tabs>
+        <w:autoSpaceDE w:val="0"/>
+        <w:autoSpaceDN w:val="0"/>
+        <w:adjustRightInd w:val="0"/>
+        <w:spacing w:after="0" w:line="240" w:lineRule="auto"/>
+        <w:rPr>
+          <w:rFonts w:ascii="Menlo" w:hAnsi="Menlo" w:cs="Menlo"/>
+          <w:color w:val="000000"/>
+          <w:kern w:val="0"/>
+          <w:sz w:val="22"/>
+          <w:szCs w:val="22"/>
+        </w:rPr>
+      </w:pPr>
+      <w:r>
+        <w:rPr>
+          <w:rFonts w:ascii="Menlo" w:hAnsi="Menlo" w:cs="Menlo"/>
+          <w:color w:val="000000"/>
+          <w:kern w:val="0"/>
+          <w:sz w:val="22"/>
+          <w:szCs w:val="22"/>
+        </w:rPr>
+        <w:t xml:space="preserve">     </w:t>
+      </w:r>
+      <w:r>
+        <w:rPr>
+          <w:rFonts w:ascii="Menlo" w:hAnsi="Menlo" w:cs="Menlo"/>
+          <w:color w:val="1C4477"/>
+          <w:kern w:val="0"/>
+          <w:sz w:val="22"/>
+          <w:szCs w:val="22"/>
+        </w:rPr>
+        <w:t xml:space="preserve"> 232 +</w:t>
+      </w:r>
+      <w:r>
+        <w:rPr>
+          <w:rFonts w:ascii="Menlo" w:hAnsi="Menlo" w:cs="Menlo"/>
+          <w:color w:val="262626"/>
+          <w:kern w:val="0"/>
+          <w:sz w:val="22"/>
+          <w:szCs w:val="22"/>
+        </w:rPr>
+        <w:t xml:space="preserve">                    bets = select_bet_rows(                                     </w:t>
+      </w:r>
+    </w:p>
+    <w:p>
+      <w:pPr>
+        <w:tabs>
+          <w:tab w:val="left" w:pos="560"/>
+          <w:tab w:val="left" w:pos="1120"/>
+          <w:tab w:val="left" w:pos="1680"/>
+          <w:tab w:val="left" w:pos="2240"/>
+          <w:tab w:val="left" w:pos="2800"/>
+          <w:tab w:val="left" w:pos="3360"/>
+          <w:tab w:val="left" w:pos="3920"/>
+          <w:tab w:val="left" w:pos="4480"/>
+          <w:tab w:val="left" w:pos="5040"/>
+          <w:tab w:val="left" w:pos="5600"/>
+          <w:tab w:val="left" w:pos="6160"/>
+          <w:tab w:val="left" w:pos="6720"/>
+        </w:tabs>
+        <w:autoSpaceDE w:val="0"/>
+        <w:autoSpaceDN w:val="0"/>
+        <w:adjustRightInd w:val="0"/>
+        <w:spacing w:after="0" w:line="240" w:lineRule="auto"/>
+        <w:rPr>
+          <w:rFonts w:ascii="Menlo" w:hAnsi="Menlo" w:cs="Menlo"/>
+          <w:color w:val="000000"/>
+          <w:kern w:val="0"/>
+          <w:sz w:val="22"/>
+          <w:szCs w:val="22"/>
+        </w:rPr>
+      </w:pPr>
+      <w:r>
+        <w:rPr>
+          <w:rFonts w:ascii="Menlo" w:hAnsi="Menlo" w:cs="Menlo"/>
+          <w:color w:val="000000"/>
+          <w:kern w:val="0"/>
+          <w:sz w:val="22"/>
+          <w:szCs w:val="22"/>
+        </w:rPr>
+        <w:t xml:space="preserve">     </w:t>
+      </w:r>
+      <w:r>
+        <w:rPr>
+          <w:rFonts w:ascii="Menlo" w:hAnsi="Menlo" w:cs="Menlo"/>
+          <w:color w:val="1C4477"/>
+          <w:kern w:val="0"/>
+          <w:sz w:val="22"/>
+          <w:szCs w:val="22"/>
+        </w:rPr>
+        <w:t xml:space="preserve"> 233 +</w:t>
+      </w:r>
+      <w:r>
+        <w:rPr>
+          <w:rFonts w:ascii="Menlo" w:hAnsi="Menlo" w:cs="Menlo"/>
+          <w:color w:val="262626"/>
+          <w:kern w:val="0"/>
+          <w:sz w:val="22"/>
+          <w:szCs w:val="22"/>
+        </w:rPr>
+        <w:t xml:space="preserve">                        </w:t>
+      </w:r>
+      <w:r>
+        <w:rPr>
+          <w:rFonts w:ascii="Menlo" w:hAnsi="Menlo" w:cs="Menlo"/>
+          <w:color w:val="0E72A4"/>
+          <w:kern w:val="0"/>
+          <w:sz w:val="22"/>
+          <w:szCs w:val="22"/>
+        </w:rPr>
+        <w:t>len</w:t>
+      </w:r>
+      <w:r>
+        <w:rPr>
+          <w:rFonts w:ascii="Menlo" w:hAnsi="Menlo" w:cs="Menlo"/>
+          <w:color w:val="262626"/>
+          <w:kern w:val="0"/>
+          <w:sz w:val="22"/>
+          <w:szCs w:val="22"/>
+        </w:rPr>
+        <w:t xml:space="preserve">(base),                                              </w:t>
+      </w:r>
+    </w:p>
+    <w:p>
+      <w:pPr>
+        <w:tabs>
+          <w:tab w:val="left" w:pos="560"/>
+          <w:tab w:val="left" w:pos="1120"/>
+          <w:tab w:val="left" w:pos="1680"/>
+          <w:tab w:val="left" w:pos="2240"/>
+          <w:tab w:val="left" w:pos="2800"/>
+          <w:tab w:val="left" w:pos="3360"/>
+          <w:tab w:val="left" w:pos="3920"/>
+          <w:tab w:val="left" w:pos="4480"/>
+          <w:tab w:val="left" w:pos="5040"/>
+          <w:tab w:val="left" w:pos="5600"/>
+          <w:tab w:val="left" w:pos="6160"/>
+          <w:tab w:val="left" w:pos="6720"/>
+        </w:tabs>
+        <w:autoSpaceDE w:val="0"/>
+        <w:autoSpaceDN w:val="0"/>
+        <w:adjustRightInd w:val="0"/>
+        <w:spacing w:after="0" w:line="240" w:lineRule="auto"/>
+        <w:rPr>
+          <w:rFonts w:ascii="Menlo" w:hAnsi="Menlo" w:cs="Menlo"/>
+          <w:color w:val="000000"/>
+          <w:kern w:val="0"/>
+          <w:sz w:val="22"/>
+          <w:szCs w:val="22"/>
+        </w:rPr>
+      </w:pPr>
+      <w:r>
+        <w:rPr>
+          <w:rFonts w:ascii="Menlo" w:hAnsi="Menlo" w:cs="Menlo"/>
+          <w:color w:val="000000"/>
+          <w:kern w:val="0"/>
+          <w:sz w:val="22"/>
+          <w:szCs w:val="22"/>
+        </w:rPr>
+        <w:t xml:space="preserve">     </w:t>
+      </w:r>
+      <w:r>
+        <w:rPr>
+          <w:rFonts w:ascii="Menlo" w:hAnsi="Menlo" w:cs="Menlo"/>
+          <w:color w:val="1C4477"/>
+          <w:kern w:val="0"/>
+          <w:sz w:val="22"/>
+          <w:szCs w:val="22"/>
+        </w:rPr>
+        <w:t xml:space="preserve"> 234 +</w:t>
+      </w:r>
+      <w:r>
+        <w:rPr>
+          <w:rFonts w:ascii="Menlo" w:hAnsi="Menlo" w:cs="Menlo"/>
+          <w:color w:val="262626"/>
+          <w:kern w:val="0"/>
+          <w:sz w:val="22"/>
+          <w:szCs w:val="22"/>
+        </w:rPr>
+        <w:t xml:space="preserve">                        dedup_keys,                                             </w:t>
+      </w:r>
+    </w:p>
+    <w:p>
+      <w:pPr>
+        <w:tabs>
+          <w:tab w:val="left" w:pos="560"/>
+          <w:tab w:val="left" w:pos="1120"/>
+          <w:tab w:val="left" w:pos="1680"/>
+          <w:tab w:val="left" w:pos="2240"/>
+          <w:tab w:val="left" w:pos="2800"/>
+          <w:tab w:val="left" w:pos="3360"/>
+          <w:tab w:val="left" w:pos="3920"/>
+          <w:tab w:val="left" w:pos="4480"/>
+          <w:tab w:val="left" w:pos="5040"/>
+          <w:tab w:val="left" w:pos="5600"/>
+          <w:tab w:val="left" w:pos="6160"/>
+          <w:tab w:val="left" w:pos="6720"/>
+        </w:tabs>
+        <w:autoSpaceDE w:val="0"/>
+        <w:autoSpaceDN w:val="0"/>
+        <w:adjustRightInd w:val="0"/>
+        <w:spacing w:after="0" w:line="240" w:lineRule="auto"/>
+        <w:rPr>
+          <w:rFonts w:ascii="Menlo" w:hAnsi="Menlo" w:cs="Menlo"/>
+          <w:color w:val="000000"/>
+          <w:kern w:val="0"/>
+          <w:sz w:val="22"/>
+          <w:szCs w:val="22"/>
+        </w:rPr>
+      </w:pPr>
+      <w:r>
+        <w:rPr>
+          <w:rFonts w:ascii="Menlo" w:hAnsi="Menlo" w:cs="Menlo"/>
+          <w:color w:val="000000"/>
+          <w:kern w:val="0"/>
+          <w:sz w:val="22"/>
+          <w:szCs w:val="22"/>
+        </w:rPr>
+        <w:t xml:space="preserve">     </w:t>
+      </w:r>
+      <w:r>
+        <w:rPr>
+          <w:rFonts w:ascii="Menlo" w:hAnsi="Menlo" w:cs="Menlo"/>
+          <w:color w:val="1C4477"/>
+          <w:kern w:val="0"/>
+          <w:sz w:val="22"/>
+          <w:szCs w:val="22"/>
+        </w:rPr>
+        <w:t xml:space="preserve"> 235 +</w:t>
+      </w:r>
+      <w:r>
+        <w:rPr>
+          <w:rFonts w:ascii="Menlo" w:hAnsi="Menlo" w:cs="Menlo"/>
+          <w:color w:val="262626"/>
+          <w:kern w:val="0"/>
+          <w:sz w:val="22"/>
+          <w:szCs w:val="22"/>
+        </w:rPr>
+        <w:t xml:space="preserve">                        edge_o,                                                 </w:t>
+      </w:r>
+    </w:p>
+    <w:p>
+      <w:pPr>
+        <w:tabs>
+          <w:tab w:val="left" w:pos="560"/>
+          <w:tab w:val="left" w:pos="1120"/>
+          <w:tab w:val="left" w:pos="1680"/>
+          <w:tab w:val="left" w:pos="2240"/>
+          <w:tab w:val="left" w:pos="2800"/>
+          <w:tab w:val="left" w:pos="3360"/>
+          <w:tab w:val="left" w:pos="3920"/>
+          <w:tab w:val="left" w:pos="4480"/>
+          <w:tab w:val="left" w:pos="5040"/>
+          <w:tab w:val="left" w:pos="5600"/>
+          <w:tab w:val="left" w:pos="6160"/>
+          <w:tab w:val="left" w:pos="6720"/>
+        </w:tabs>
+        <w:autoSpaceDE w:val="0"/>
+        <w:autoSpaceDN w:val="0"/>
+        <w:adjustRightInd w:val="0"/>
+        <w:spacing w:after="0" w:line="240" w:lineRule="auto"/>
+        <w:rPr>
+          <w:rFonts w:ascii="Menlo" w:hAnsi="Menlo" w:cs="Menlo"/>
+          <w:color w:val="000000"/>
+          <w:kern w:val="0"/>
+          <w:sz w:val="22"/>
+          <w:szCs w:val="22"/>
+        </w:rPr>
+      </w:pPr>
+      <w:r>
+        <w:rPr>
+          <w:rFonts w:ascii="Menlo" w:hAnsi="Menlo" w:cs="Menlo"/>
+          <w:color w:val="000000"/>
+          <w:kern w:val="0"/>
+          <w:sz w:val="22"/>
+          <w:szCs w:val="22"/>
+        </w:rPr>
+        <w:t xml:space="preserve">     </w:t>
+      </w:r>
+      <w:r>
+        <w:rPr>
+          <w:rFonts w:ascii="Menlo" w:hAnsi="Menlo" w:cs="Menlo"/>
+          <w:color w:val="1C4477"/>
+          <w:kern w:val="0"/>
+          <w:sz w:val="22"/>
+          <w:szCs w:val="22"/>
+        </w:rPr>
+        <w:t xml:space="preserve"> 236 +</w:t>
+      </w:r>
+      <w:r>
+        <w:rPr>
+          <w:rFonts w:ascii="Menlo" w:hAnsi="Menlo" w:cs="Menlo"/>
+          <w:color w:val="262626"/>
+          <w:kern w:val="0"/>
+          <w:sz w:val="22"/>
+          <w:szCs w:val="22"/>
+        </w:rPr>
+        <w:t xml:space="preserve">                        edge_u,                                                 </w:t>
+      </w:r>
+    </w:p>
+    <w:p>
+      <w:pPr>
+        <w:tabs>
+          <w:tab w:val="left" w:pos="560"/>
+          <w:tab w:val="left" w:pos="1120"/>
+          <w:tab w:val="left" w:pos="1680"/>
+          <w:tab w:val="left" w:pos="2240"/>
+          <w:tab w:val="left" w:pos="2800"/>
+          <w:tab w:val="left" w:pos="3360"/>
+          <w:tab w:val="left" w:pos="3920"/>
+          <w:tab w:val="left" w:pos="4480"/>
+          <w:tab w:val="left" w:pos="5040"/>
+          <w:tab w:val="left" w:pos="5600"/>
+          <w:tab w:val="left" w:pos="6160"/>
+          <w:tab w:val="left" w:pos="6720"/>
+        </w:tabs>
+        <w:autoSpaceDE w:val="0"/>
+        <w:autoSpaceDN w:val="0"/>
+        <w:adjustRightInd w:val="0"/>
+        <w:spacing w:after="0" w:line="240" w:lineRule="auto"/>
+        <w:rPr>
+          <w:rFonts w:ascii="Menlo" w:hAnsi="Menlo" w:cs="Menlo"/>
+          <w:color w:val="000000"/>
+          <w:kern w:val="0"/>
+          <w:sz w:val="22"/>
+          <w:szCs w:val="22"/>
+        </w:rPr>
+      </w:pPr>
+      <w:r>
+        <w:rPr>
+          <w:rFonts w:ascii="Menlo" w:hAnsi="Menlo" w:cs="Menlo"/>
+          <w:color w:val="000000"/>
+          <w:kern w:val="0"/>
+          <w:sz w:val="22"/>
+          <w:szCs w:val="22"/>
+        </w:rPr>
         <w:lastRenderedPageBreak/>
         <w:t xml:space="preserve">     </w:t>
       </w:r>
       <w:r>
         <w:rPr>
           <w:rFonts w:ascii="Menlo" w:hAnsi="Menlo" w:cs="Menlo"/>
-          <w:color w:val="A8A8A8"/>
-          <w:kern w:val="0"/>
-          <w:sz w:val="22"/>
-          <w:szCs w:val="22"/>
-        </w:rPr>
-        <w:t xml:space="preserve"> 180 </w:t>
-      </w:r>
-      <w:r>
-        <w:rPr>
-          <w:rFonts w:ascii="Menlo" w:hAnsi="Menlo" w:cs="Menlo"/>
-          <w:color w:val="262626"/>
-          <w:kern w:val="0"/>
-          <w:sz w:val="22"/>
-          <w:szCs w:val="22"/>
-        </w:rPr>
-        <w:t xml:space="preserve">     base = v3_test.merge(pred, on=GROUP_KEYS, how=</w:t>
-      </w:r>
-      <w:r>
-        <w:rPr>
-          <w:rFonts w:ascii="Menlo" w:hAnsi="Menlo" w:cs="Menlo"/>
-          <w:color w:val="13247E"/>
-          <w:kern w:val="0"/>
-          <w:sz w:val="22"/>
-          <w:szCs w:val="22"/>
-        </w:rPr>
-        <w:t>"inner"</w:t>
-      </w:r>
-      <w:r>
-        <w:rPr>
-          <w:rFonts w:ascii="Menlo" w:hAnsi="Menlo" w:cs="Menlo"/>
-          <w:color w:val="262626"/>
-          <w:kern w:val="0"/>
-          <w:sz w:val="22"/>
-          <w:szCs w:val="22"/>
-        </w:rPr>
-        <w:t>)</w:t>
-      </w:r>
-      <w:r>
-        <w:rPr>
-          <w:rFonts w:ascii="Menlo" w:hAnsi="Menlo" w:cs="Menlo"/>
-          <w:color w:val="000000"/>
-          <w:kern w:val="0"/>
-          <w:sz w:val="22"/>
-          <w:szCs w:val="22"/>
-        </w:rPr>
-        <w:t xml:space="preserve">                             </w:t>
+          <w:color w:val="1C4477"/>
+          <w:kern w:val="0"/>
+          <w:sz w:val="22"/>
+          <w:szCs w:val="22"/>
+        </w:rPr>
+        <w:t xml:space="preserve"> 237 +</w:t>
+      </w:r>
+      <w:r>
+        <w:rPr>
+          <w:rFonts w:ascii="Menlo" w:hAnsi="Menlo" w:cs="Menlo"/>
+          <w:color w:val="262626"/>
+          <w:kern w:val="0"/>
+          <w:sz w:val="22"/>
+          <w:szCs w:val="22"/>
+        </w:rPr>
+        <w:t xml:space="preserve">                        min_edge,                                               </w:t>
       </w:r>
     </w:p>
     <w:p>
@@ -8803,17 +12137,56 @@
       <w:r>
         <w:rPr>
           <w:rFonts w:ascii="Menlo" w:hAnsi="Menlo" w:cs="Menlo"/>
-          <w:color w:val="A8A8A8"/>
-          <w:kern w:val="0"/>
-          <w:sz w:val="22"/>
-          <w:szCs w:val="22"/>
-        </w:rPr>
-        <w:t xml:space="preserve"> 181 </w:t>
-      </w:r>
-      <w:r>
-        <w:rPr>
-          <w:rFonts w:ascii="Menlo" w:hAnsi="Menlo" w:cs="Menlo"/>
-          <w:color w:val="262626"/>
+          <w:color w:val="1C4477"/>
+          <w:kern w:val="0"/>
+          <w:sz w:val="22"/>
+          <w:szCs w:val="22"/>
+        </w:rPr>
+        <w:t xml:space="preserve"> 238 +</w:t>
+      </w:r>
+      <w:r>
+        <w:rPr>
+          <w:rFonts w:ascii="Menlo" w:hAnsi="Menlo" w:cs="Menlo"/>
+          <w:color w:val="262626"/>
+          <w:kern w:val="0"/>
+          <w:sz w:val="22"/>
+          <w:szCs w:val="22"/>
+        </w:rPr>
+        <w:t xml:space="preserve">                        side_policy,                                            </w:t>
+      </w:r>
+    </w:p>
+    <w:p>
+      <w:pPr>
+        <w:tabs>
+          <w:tab w:val="left" w:pos="560"/>
+          <w:tab w:val="left" w:pos="1120"/>
+          <w:tab w:val="left" w:pos="1680"/>
+          <w:tab w:val="left" w:pos="2240"/>
+          <w:tab w:val="left" w:pos="2800"/>
+          <w:tab w:val="left" w:pos="3360"/>
+          <w:tab w:val="left" w:pos="3920"/>
+          <w:tab w:val="left" w:pos="4480"/>
+          <w:tab w:val="left" w:pos="5040"/>
+          <w:tab w:val="left" w:pos="5600"/>
+          <w:tab w:val="left" w:pos="6160"/>
+          <w:tab w:val="left" w:pos="6720"/>
+        </w:tabs>
+        <w:autoSpaceDE w:val="0"/>
+        <w:autoSpaceDN w:val="0"/>
+        <w:adjustRightInd w:val="0"/>
+        <w:spacing w:after="0" w:line="240" w:lineRule="auto"/>
+        <w:rPr>
+          <w:rFonts w:ascii="Menlo" w:hAnsi="Menlo" w:cs="Menlo"/>
+          <w:color w:val="000000"/>
+          <w:kern w:val="0"/>
+          <w:sz w:val="22"/>
+          <w:szCs w:val="22"/>
+        </w:rPr>
+      </w:pPr>
+      <w:r>
+        <w:rPr>
+          <w:rFonts w:ascii="Menlo" w:hAnsi="Menlo" w:cs="Menlo"/>
+          <w:color w:val="000000"/>
           <w:kern w:val="0"/>
           <w:sz w:val="22"/>
           <w:szCs w:val="22"/>
@@ -8823,32 +12196,22 @@
       <w:r>
         <w:rPr>
           <w:rFonts w:ascii="Menlo" w:hAnsi="Menlo" w:cs="Menlo"/>
-          <w:color w:val="0E72A4"/>
-          <w:kern w:val="0"/>
-          <w:sz w:val="22"/>
-          <w:szCs w:val="22"/>
-        </w:rPr>
-        <w:t>print</w:t>
-      </w:r>
-      <w:r>
-        <w:rPr>
-          <w:rFonts w:ascii="Menlo" w:hAnsi="Menlo" w:cs="Menlo"/>
-          <w:color w:val="262626"/>
-          <w:kern w:val="0"/>
-          <w:sz w:val="22"/>
-          <w:szCs w:val="22"/>
-        </w:rPr>
-        <w:t>(</w:t>
-      </w:r>
-      <w:r>
-        <w:rPr>
-          <w:rFonts w:ascii="Menlo" w:hAnsi="Menlo" w:cs="Menlo"/>
-          <w:color w:val="000000"/>
-          <w:kern w:val="0"/>
-          <w:sz w:val="22"/>
-          <w:szCs w:val="22"/>
-        </w:rPr>
-        <w:t xml:space="preserve">                                       </w:t>
+          <w:color w:val="1C4477"/>
+          <w:kern w:val="0"/>
+          <w:sz w:val="22"/>
+          <w:szCs w:val="22"/>
+        </w:rPr>
+        <w:t xml:space="preserve"> 239 +</w:t>
+      </w:r>
+      <w:r>
+        <w:rPr>
+          <w:rFonts w:ascii="Menlo" w:hAnsi="Menlo" w:cs="Menlo"/>
+          <w:color w:val="262626"/>
+          <w:kern w:val="0"/>
+          <w:sz w:val="22"/>
+          <w:szCs w:val="22"/>
+        </w:rPr>
+        <w:t xml:space="preserve">                        over_odds,                                              </w:t>
       </w:r>
     </w:p>
     <w:p>
@@ -8892,102 +12255,22 @@
       <w:r>
         <w:rPr>
           <w:rFonts w:ascii="Menlo" w:hAnsi="Menlo" w:cs="Menlo"/>
-          <w:color w:val="A8A8A8"/>
-          <w:kern w:val="0"/>
-          <w:sz w:val="22"/>
-          <w:szCs w:val="22"/>
-        </w:rPr>
-        <w:t xml:space="preserve"> 182 </w:t>
-      </w:r>
-      <w:r>
-        <w:rPr>
-          <w:rFonts w:ascii="Menlo" w:hAnsi="Menlo" w:cs="Menlo"/>
-          <w:color w:val="262626"/>
-          <w:kern w:val="0"/>
-          <w:sz w:val="22"/>
-          <w:szCs w:val="22"/>
-        </w:rPr>
-        <w:t xml:space="preserve">         </w:t>
-      </w:r>
-      <w:r>
-        <w:rPr>
-          <w:rFonts w:ascii="Menlo" w:hAnsi="Menlo" w:cs="Menlo"/>
-          <w:color w:val="13247E"/>
-          <w:kern w:val="0"/>
-          <w:sz w:val="22"/>
-          <w:szCs w:val="22"/>
-        </w:rPr>
-        <w:t>f"test_season=</w:t>
-      </w:r>
-      <w:r>
-        <w:rPr>
-          <w:rFonts w:ascii="Menlo" w:hAnsi="Menlo" w:cs="Menlo"/>
-          <w:color w:val="262626"/>
-          <w:kern w:val="0"/>
-          <w:sz w:val="22"/>
-          <w:szCs w:val="22"/>
-        </w:rPr>
-        <w:t>{test_season}</w:t>
-      </w:r>
-      <w:r>
-        <w:rPr>
-          <w:rFonts w:ascii="Menlo" w:hAnsi="Menlo" w:cs="Menlo"/>
-          <w:color w:val="13247E"/>
-          <w:kern w:val="0"/>
-          <w:sz w:val="22"/>
-          <w:szCs w:val="22"/>
-        </w:rPr>
-        <w:t xml:space="preserve">  v3_rows=</w:t>
-      </w:r>
-      <w:r>
-        <w:rPr>
-          <w:rFonts w:ascii="Menlo" w:hAnsi="Menlo" w:cs="Menlo"/>
-          <w:color w:val="262626"/>
-          <w:kern w:val="0"/>
-          <w:sz w:val="22"/>
-          <w:szCs w:val="22"/>
-        </w:rPr>
-        <w:t>{</w:t>
-      </w:r>
-      <w:r>
-        <w:rPr>
-          <w:rFonts w:ascii="Menlo" w:hAnsi="Menlo" w:cs="Menlo"/>
-          <w:color w:val="0E72A4"/>
-          <w:kern w:val="0"/>
-          <w:sz w:val="22"/>
-          <w:szCs w:val="22"/>
-        </w:rPr>
-        <w:t>len</w:t>
-      </w:r>
-      <w:r>
-        <w:rPr>
-          <w:rFonts w:ascii="Menlo" w:hAnsi="Menlo" w:cs="Menlo"/>
-          <w:color w:val="262626"/>
-          <w:kern w:val="0"/>
-          <w:sz w:val="22"/>
-          <w:szCs w:val="22"/>
-        </w:rPr>
-        <w:t>(v3_test):,}</w:t>
-      </w:r>
-      <w:r>
-        <w:rPr>
-          <w:rFonts w:ascii="Menlo" w:hAnsi="Menlo" w:cs="Menlo"/>
-          <w:color w:val="13247E"/>
-          <w:kern w:val="0"/>
-          <w:sz w:val="22"/>
-          <w:szCs w:val="22"/>
-        </w:rPr>
-        <w:t xml:space="preserve">  "</w:t>
-      </w:r>
-      <w:r>
-        <w:rPr>
-          <w:rFonts w:ascii="Menlo" w:hAnsi="Menlo" w:cs="Menlo"/>
-          <w:color w:val="000000"/>
-          <w:kern w:val="0"/>
-          <w:sz w:val="22"/>
-          <w:szCs w:val="22"/>
-        </w:rPr>
-        <w:t xml:space="preserve">                       </w:t>
+          <w:color w:val="1C4477"/>
+          <w:kern w:val="0"/>
+          <w:sz w:val="22"/>
+          <w:szCs w:val="22"/>
+        </w:rPr>
+        <w:t xml:space="preserve"> 240 +</w:t>
+      </w:r>
+      <w:r>
+        <w:rPr>
+          <w:rFonts w:ascii="Menlo" w:hAnsi="Menlo" w:cs="Menlo"/>
+          <w:color w:val="262626"/>
+          <w:kern w:val="0"/>
+          <w:sz w:val="22"/>
+          <w:szCs w:val="22"/>
+        </w:rPr>
+        <w:t xml:space="preserve">                        under_odds,                                             </w:t>
       </w:r>
     </w:p>
     <w:p>
@@ -9031,22 +12314,22 @@
       <w:r>
         <w:rPr>
           <w:rFonts w:ascii="Menlo" w:hAnsi="Menlo" w:cs="Menlo"/>
-          <w:color w:val="C20B23"/>
-          <w:kern w:val="0"/>
-          <w:sz w:val="22"/>
-          <w:szCs w:val="22"/>
-        </w:rPr>
-        <w:t xml:space="preserve"> 183 -</w:t>
-      </w:r>
-      <w:r>
-        <w:rPr>
-          <w:rFonts w:ascii="Menlo" w:hAnsi="Menlo" w:cs="Menlo"/>
-          <w:color w:val="262626"/>
-          <w:kern w:val="0"/>
-          <w:sz w:val="22"/>
-          <w:szCs w:val="22"/>
-        </w:rPr>
-        <w:t xml:space="preserve">        f"after_merge={len(base):,}  train_n={len(train_m):,}"                  </w:t>
+          <w:color w:val="1C4477"/>
+          <w:kern w:val="0"/>
+          <w:sz w:val="22"/>
+          <w:szCs w:val="22"/>
+        </w:rPr>
+        <w:t xml:space="preserve"> 241 +</w:t>
+      </w:r>
+      <w:r>
+        <w:rPr>
+          <w:rFonts w:ascii="Menlo" w:hAnsi="Menlo" w:cs="Menlo"/>
+          <w:color w:val="262626"/>
+          <w:kern w:val="0"/>
+          <w:sz w:val="22"/>
+          <w:szCs w:val="22"/>
+        </w:rPr>
+        <w:t xml:space="preserve">                        args.dedupe,                                            </w:t>
       </w:r>
     </w:p>
     <w:p>
@@ -9095,3144 +12378,6 @@
           <w:sz w:val="22"/>
           <w:szCs w:val="22"/>
         </w:rPr>
-        <w:t xml:space="preserve"> 183 +</w:t>
-      </w:r>
-      <w:r>
-        <w:rPr>
-          <w:rFonts w:ascii="Menlo" w:hAnsi="Menlo" w:cs="Menlo"/>
-          <w:color w:val="262626"/>
-          <w:kern w:val="0"/>
-          <w:sz w:val="22"/>
-          <w:szCs w:val="22"/>
-        </w:rPr>
-        <w:t xml:space="preserve">        </w:t>
-      </w:r>
-      <w:r>
-        <w:rPr>
-          <w:rFonts w:ascii="Menlo" w:hAnsi="Menlo" w:cs="Menlo"/>
-          <w:color w:val="13247E"/>
-          <w:kern w:val="0"/>
-          <w:sz w:val="22"/>
-          <w:szCs w:val="22"/>
-        </w:rPr>
-        <w:t>f"after_merge=</w:t>
-      </w:r>
-      <w:r>
-        <w:rPr>
-          <w:rFonts w:ascii="Menlo" w:hAnsi="Menlo" w:cs="Menlo"/>
-          <w:color w:val="262626"/>
-          <w:kern w:val="0"/>
-          <w:sz w:val="22"/>
-          <w:szCs w:val="22"/>
-        </w:rPr>
-        <w:t>{</w:t>
-      </w:r>
-      <w:r>
-        <w:rPr>
-          <w:rFonts w:ascii="Menlo" w:hAnsi="Menlo" w:cs="Menlo"/>
-          <w:color w:val="0E72A4"/>
-          <w:kern w:val="0"/>
-          <w:sz w:val="22"/>
-          <w:szCs w:val="22"/>
-        </w:rPr>
-        <w:t>len</w:t>
-      </w:r>
-      <w:r>
-        <w:rPr>
-          <w:rFonts w:ascii="Menlo" w:hAnsi="Menlo" w:cs="Menlo"/>
-          <w:color w:val="262626"/>
-          <w:kern w:val="0"/>
-          <w:sz w:val="22"/>
-          <w:szCs w:val="22"/>
-        </w:rPr>
-        <w:t>(base):,}</w:t>
-      </w:r>
-      <w:r>
-        <w:rPr>
-          <w:rFonts w:ascii="Menlo" w:hAnsi="Menlo" w:cs="Menlo"/>
-          <w:color w:val="13247E"/>
-          <w:kern w:val="0"/>
-          <w:sz w:val="22"/>
-          <w:szCs w:val="22"/>
-        </w:rPr>
-        <w:t xml:space="preserve">  train_n=</w:t>
-      </w:r>
-      <w:r>
-        <w:rPr>
-          <w:rFonts w:ascii="Menlo" w:hAnsi="Menlo" w:cs="Menlo"/>
-          <w:color w:val="262626"/>
-          <w:kern w:val="0"/>
-          <w:sz w:val="22"/>
-          <w:szCs w:val="22"/>
-        </w:rPr>
-        <w:t>{</w:t>
-      </w:r>
-      <w:r>
-        <w:rPr>
-          <w:rFonts w:ascii="Menlo" w:hAnsi="Menlo" w:cs="Menlo"/>
-          <w:color w:val="0E72A4"/>
-          <w:kern w:val="0"/>
-          <w:sz w:val="22"/>
-          <w:szCs w:val="22"/>
-        </w:rPr>
-        <w:t>len</w:t>
-      </w:r>
-      <w:r>
-        <w:rPr>
-          <w:rFonts w:ascii="Menlo" w:hAnsi="Menlo" w:cs="Menlo"/>
-          <w:color w:val="262626"/>
-          <w:kern w:val="0"/>
-          <w:sz w:val="22"/>
-          <w:szCs w:val="22"/>
-        </w:rPr>
-        <w:t>(train_m):,}</w:t>
-      </w:r>
-      <w:r>
-        <w:rPr>
-          <w:rFonts w:ascii="Menlo" w:hAnsi="Menlo" w:cs="Menlo"/>
-          <w:color w:val="13247E"/>
-          <w:kern w:val="0"/>
-          <w:sz w:val="22"/>
-          <w:szCs w:val="22"/>
-        </w:rPr>
-        <w:t xml:space="preserve">  "</w:t>
-      </w:r>
-      <w:r>
-        <w:rPr>
-          <w:rFonts w:ascii="Menlo" w:hAnsi="Menlo" w:cs="Menlo"/>
-          <w:color w:val="262626"/>
-          <w:kern w:val="0"/>
-          <w:sz w:val="22"/>
-          <w:szCs w:val="22"/>
-        </w:rPr>
-        <w:t xml:space="preserve">                </w:t>
-      </w:r>
-      <w:r>
-        <w:rPr>
-          <w:rFonts w:ascii="Menlo" w:hAnsi="Menlo" w:cs="Menlo"/>
-          <w:color w:val="000000"/>
-          <w:kern w:val="0"/>
-          <w:sz w:val="22"/>
-          <w:szCs w:val="22"/>
-        </w:rPr>
-        <w:t xml:space="preserve">       </w:t>
-      </w:r>
-    </w:p>
-    <w:p>
-      <w:pPr>
-        <w:tabs>
-          <w:tab w:val="left" w:pos="560"/>
-          <w:tab w:val="left" w:pos="1120"/>
-          <w:tab w:val="left" w:pos="1680"/>
-          <w:tab w:val="left" w:pos="2240"/>
-          <w:tab w:val="left" w:pos="2800"/>
-          <w:tab w:val="left" w:pos="3360"/>
-          <w:tab w:val="left" w:pos="3920"/>
-          <w:tab w:val="left" w:pos="4480"/>
-          <w:tab w:val="left" w:pos="5040"/>
-          <w:tab w:val="left" w:pos="5600"/>
-          <w:tab w:val="left" w:pos="6160"/>
-          <w:tab w:val="left" w:pos="6720"/>
-        </w:tabs>
-        <w:autoSpaceDE w:val="0"/>
-        <w:autoSpaceDN w:val="0"/>
-        <w:adjustRightInd w:val="0"/>
-        <w:spacing w:after="0" w:line="240" w:lineRule="auto"/>
-        <w:rPr>
-          <w:rFonts w:ascii="Menlo" w:hAnsi="Menlo" w:cs="Menlo"/>
-          <w:color w:val="000000"/>
-          <w:kern w:val="0"/>
-          <w:sz w:val="22"/>
-          <w:szCs w:val="22"/>
-        </w:rPr>
-      </w:pPr>
-      <w:r>
-        <w:rPr>
-          <w:rFonts w:ascii="Menlo" w:hAnsi="Menlo" w:cs="Menlo"/>
-          <w:color w:val="000000"/>
-          <w:kern w:val="0"/>
-          <w:sz w:val="22"/>
-          <w:szCs w:val="22"/>
-        </w:rPr>
-        <w:t xml:space="preserve">     </w:t>
-      </w:r>
-      <w:r>
-        <w:rPr>
-          <w:rFonts w:ascii="Menlo" w:hAnsi="Menlo" w:cs="Menlo"/>
-          <w:color w:val="1C4477"/>
-          <w:kern w:val="0"/>
-          <w:sz w:val="22"/>
-          <w:szCs w:val="22"/>
-        </w:rPr>
-        <w:t xml:space="preserve"> 184 +</w:t>
-      </w:r>
-      <w:r>
-        <w:rPr>
-          <w:rFonts w:ascii="Menlo" w:hAnsi="Menlo" w:cs="Menlo"/>
-          <w:color w:val="262626"/>
-          <w:kern w:val="0"/>
-          <w:sz w:val="22"/>
-          <w:szCs w:val="22"/>
-        </w:rPr>
-        <w:t xml:space="preserve">        </w:t>
-      </w:r>
-      <w:r>
-        <w:rPr>
-          <w:rFonts w:ascii="Menlo" w:hAnsi="Menlo" w:cs="Menlo"/>
-          <w:color w:val="13247E"/>
-          <w:kern w:val="0"/>
-          <w:sz w:val="22"/>
-          <w:szCs w:val="22"/>
-        </w:rPr>
-        <w:t>f"dedupe=</w:t>
-      </w:r>
-      <w:r>
-        <w:rPr>
-          <w:rFonts w:ascii="Menlo" w:hAnsi="Menlo" w:cs="Menlo"/>
-          <w:color w:val="262626"/>
-          <w:kern w:val="0"/>
-          <w:sz w:val="22"/>
-          <w:szCs w:val="22"/>
-        </w:rPr>
-        <w:t>{args.dedupe}</w:t>
-      </w:r>
-      <w:r>
-        <w:rPr>
-          <w:rFonts w:ascii="Menlo" w:hAnsi="Menlo" w:cs="Menlo"/>
-          <w:color w:val="13247E"/>
-          <w:kern w:val="0"/>
-          <w:sz w:val="22"/>
-          <w:szCs w:val="22"/>
-        </w:rPr>
-        <w:t>"</w:t>
-      </w:r>
-      <w:r>
-        <w:rPr>
-          <w:rFonts w:ascii="Menlo" w:hAnsi="Menlo" w:cs="Menlo"/>
-          <w:color w:val="262626"/>
-          <w:kern w:val="0"/>
-          <w:sz w:val="22"/>
-          <w:szCs w:val="22"/>
-        </w:rPr>
-        <w:t xml:space="preserve">                                                 </w:t>
-      </w:r>
-    </w:p>
-    <w:p>
-      <w:pPr>
-        <w:tabs>
-          <w:tab w:val="left" w:pos="560"/>
-          <w:tab w:val="left" w:pos="1120"/>
-          <w:tab w:val="left" w:pos="1680"/>
-          <w:tab w:val="left" w:pos="2240"/>
-          <w:tab w:val="left" w:pos="2800"/>
-          <w:tab w:val="left" w:pos="3360"/>
-          <w:tab w:val="left" w:pos="3920"/>
-          <w:tab w:val="left" w:pos="4480"/>
-          <w:tab w:val="left" w:pos="5040"/>
-          <w:tab w:val="left" w:pos="5600"/>
-          <w:tab w:val="left" w:pos="6160"/>
-          <w:tab w:val="left" w:pos="6720"/>
-        </w:tabs>
-        <w:autoSpaceDE w:val="0"/>
-        <w:autoSpaceDN w:val="0"/>
-        <w:adjustRightInd w:val="0"/>
-        <w:spacing w:after="0" w:line="240" w:lineRule="auto"/>
-        <w:rPr>
-          <w:rFonts w:ascii="Menlo" w:hAnsi="Menlo" w:cs="Menlo"/>
-          <w:color w:val="000000"/>
-          <w:kern w:val="0"/>
-          <w:sz w:val="22"/>
-          <w:szCs w:val="22"/>
-        </w:rPr>
-      </w:pPr>
-      <w:r>
-        <w:rPr>
-          <w:rFonts w:ascii="Menlo" w:hAnsi="Menlo" w:cs="Menlo"/>
-          <w:color w:val="000000"/>
-          <w:kern w:val="0"/>
-          <w:sz w:val="22"/>
-          <w:szCs w:val="22"/>
-        </w:rPr>
-        <w:t xml:space="preserve">     </w:t>
-      </w:r>
-      <w:r>
-        <w:rPr>
-          <w:rFonts w:ascii="Menlo" w:hAnsi="Menlo" w:cs="Menlo"/>
-          <w:color w:val="A8A8A8"/>
-          <w:kern w:val="0"/>
-          <w:sz w:val="22"/>
-          <w:szCs w:val="22"/>
-        </w:rPr>
-        <w:t xml:space="preserve"> 185</w:t>
-      </w:r>
-      <w:r>
-        <w:rPr>
-          <w:rFonts w:ascii="Menlo" w:hAnsi="Menlo" w:cs="Menlo"/>
-          <w:color w:val="000000"/>
-          <w:kern w:val="0"/>
-          <w:sz w:val="22"/>
-          <w:szCs w:val="22"/>
-        </w:rPr>
-        <w:t xml:space="preserve"> </w:t>
-      </w:r>
-      <w:r>
-        <w:rPr>
-          <w:rFonts w:ascii="Menlo" w:hAnsi="Menlo" w:cs="Menlo"/>
-          <w:color w:val="262626"/>
-          <w:kern w:val="0"/>
-          <w:sz w:val="22"/>
-          <w:szCs w:val="22"/>
-        </w:rPr>
-        <w:t xml:space="preserve"> </w:t>
-      </w:r>
-      <w:r>
-        <w:rPr>
-          <w:rFonts w:ascii="Menlo" w:hAnsi="Menlo" w:cs="Menlo"/>
-          <w:color w:val="000000"/>
-          <w:kern w:val="0"/>
-          <w:sz w:val="22"/>
-          <w:szCs w:val="22"/>
-        </w:rPr>
-        <w:t xml:space="preserve">    </w:t>
-      </w:r>
-      <w:r>
-        <w:rPr>
-          <w:rFonts w:ascii="Menlo" w:hAnsi="Menlo" w:cs="Menlo"/>
-          <w:color w:val="262626"/>
-          <w:kern w:val="0"/>
-          <w:sz w:val="22"/>
-          <w:szCs w:val="22"/>
-        </w:rPr>
-        <w:t>)</w:t>
-      </w:r>
-    </w:p>
-    <w:p>
-      <w:pPr>
-        <w:tabs>
-          <w:tab w:val="left" w:pos="560"/>
-          <w:tab w:val="left" w:pos="1120"/>
-          <w:tab w:val="left" w:pos="1680"/>
-          <w:tab w:val="left" w:pos="2240"/>
-          <w:tab w:val="left" w:pos="2800"/>
-          <w:tab w:val="left" w:pos="3360"/>
-          <w:tab w:val="left" w:pos="3920"/>
-          <w:tab w:val="left" w:pos="4480"/>
-          <w:tab w:val="left" w:pos="5040"/>
-          <w:tab w:val="left" w:pos="5600"/>
-          <w:tab w:val="left" w:pos="6160"/>
-          <w:tab w:val="left" w:pos="6720"/>
-        </w:tabs>
-        <w:autoSpaceDE w:val="0"/>
-        <w:autoSpaceDN w:val="0"/>
-        <w:adjustRightInd w:val="0"/>
-        <w:spacing w:after="0" w:line="240" w:lineRule="auto"/>
-        <w:rPr>
-          <w:rFonts w:ascii="Menlo" w:hAnsi="Menlo" w:cs="Menlo"/>
-          <w:color w:val="000000"/>
-          <w:kern w:val="0"/>
-          <w:sz w:val="22"/>
-          <w:szCs w:val="22"/>
-        </w:rPr>
-      </w:pPr>
-      <w:r>
-        <w:rPr>
-          <w:rFonts w:ascii="Menlo" w:hAnsi="Menlo" w:cs="Menlo"/>
-          <w:color w:val="000000"/>
-          <w:kern w:val="0"/>
-          <w:sz w:val="22"/>
-          <w:szCs w:val="22"/>
-        </w:rPr>
-        <w:t xml:space="preserve">     </w:t>
-      </w:r>
-      <w:r>
-        <w:rPr>
-          <w:rFonts w:ascii="Menlo" w:hAnsi="Menlo" w:cs="Menlo"/>
-          <w:color w:val="A8A8A8"/>
-          <w:kern w:val="0"/>
-          <w:sz w:val="22"/>
-          <w:szCs w:val="22"/>
-        </w:rPr>
-        <w:t xml:space="preserve"> 186</w:t>
-      </w:r>
-      <w:r>
-        <w:rPr>
-          <w:rFonts w:ascii="Menlo" w:hAnsi="Menlo" w:cs="Menlo"/>
-          <w:color w:val="000000"/>
-          <w:kern w:val="0"/>
-          <w:sz w:val="22"/>
-          <w:szCs w:val="22"/>
-        </w:rPr>
-        <w:t xml:space="preserve"> </w:t>
-      </w:r>
-      <w:r>
-        <w:rPr>
-          <w:rFonts w:ascii="Menlo" w:hAnsi="Menlo" w:cs="Menlo"/>
-          <w:color w:val="262626"/>
-          <w:kern w:val="0"/>
-          <w:sz w:val="22"/>
-          <w:szCs w:val="22"/>
-        </w:rPr>
-        <w:t xml:space="preserve"> </w:t>
-      </w:r>
-    </w:p>
-    <w:p>
-      <w:pPr>
-        <w:tabs>
-          <w:tab w:val="left" w:pos="560"/>
-          <w:tab w:val="left" w:pos="1120"/>
-          <w:tab w:val="left" w:pos="1680"/>
-          <w:tab w:val="left" w:pos="2240"/>
-          <w:tab w:val="left" w:pos="2800"/>
-          <w:tab w:val="left" w:pos="3360"/>
-          <w:tab w:val="left" w:pos="3920"/>
-          <w:tab w:val="left" w:pos="4480"/>
-          <w:tab w:val="left" w:pos="5040"/>
-          <w:tab w:val="left" w:pos="5600"/>
-          <w:tab w:val="left" w:pos="6160"/>
-          <w:tab w:val="left" w:pos="6720"/>
-        </w:tabs>
-        <w:autoSpaceDE w:val="0"/>
-        <w:autoSpaceDN w:val="0"/>
-        <w:adjustRightInd w:val="0"/>
-        <w:spacing w:after="0" w:line="240" w:lineRule="auto"/>
-        <w:rPr>
-          <w:rFonts w:ascii="Menlo" w:hAnsi="Menlo" w:cs="Menlo"/>
-          <w:color w:val="000000"/>
-          <w:kern w:val="0"/>
-          <w:sz w:val="22"/>
-          <w:szCs w:val="22"/>
-        </w:rPr>
-      </w:pPr>
-      <w:r>
-        <w:rPr>
-          <w:rFonts w:ascii="Menlo" w:hAnsi="Menlo" w:cs="Menlo"/>
-          <w:color w:val="000000"/>
-          <w:kern w:val="0"/>
-          <w:sz w:val="22"/>
-          <w:szCs w:val="22"/>
-        </w:rPr>
-        <w:t xml:space="preserve">     </w:t>
-      </w:r>
-      <w:r>
-        <w:rPr>
-          <w:rFonts w:ascii="Menlo" w:hAnsi="Menlo" w:cs="Menlo"/>
-          <w:color w:val="1C4477"/>
-          <w:kern w:val="0"/>
-          <w:sz w:val="22"/>
-          <w:szCs w:val="22"/>
-        </w:rPr>
-        <w:t xml:space="preserve"> 187 +</w:t>
-      </w:r>
-      <w:r>
-        <w:rPr>
-          <w:rFonts w:ascii="Menlo" w:hAnsi="Menlo" w:cs="Menlo"/>
-          <w:color w:val="262626"/>
-          <w:kern w:val="0"/>
-          <w:sz w:val="22"/>
-          <w:szCs w:val="22"/>
-        </w:rPr>
-        <w:t xml:space="preserve">    </w:t>
-      </w:r>
-      <w:r>
-        <w:rPr>
-          <w:rFonts w:ascii="Menlo" w:hAnsi="Menlo" w:cs="Menlo"/>
-          <w:color w:val="848684"/>
-          <w:kern w:val="0"/>
-          <w:sz w:val="22"/>
-          <w:szCs w:val="22"/>
-        </w:rPr>
-        <w:t xml:space="preserve"># Precompute dedup keys (player/game/line) once — reused across every sweep </w:t>
-      </w:r>
-    </w:p>
-    <w:p>
-      <w:pPr>
-        <w:tabs>
-          <w:tab w:val="left" w:pos="560"/>
-          <w:tab w:val="left" w:pos="1120"/>
-          <w:tab w:val="left" w:pos="1680"/>
-          <w:tab w:val="left" w:pos="2240"/>
-          <w:tab w:val="left" w:pos="2800"/>
-          <w:tab w:val="left" w:pos="3360"/>
-          <w:tab w:val="left" w:pos="3920"/>
-          <w:tab w:val="left" w:pos="4480"/>
-          <w:tab w:val="left" w:pos="5040"/>
-          <w:tab w:val="left" w:pos="5600"/>
-          <w:tab w:val="left" w:pos="6160"/>
-          <w:tab w:val="left" w:pos="6720"/>
-        </w:tabs>
-        <w:autoSpaceDE w:val="0"/>
-        <w:autoSpaceDN w:val="0"/>
-        <w:adjustRightInd w:val="0"/>
-        <w:spacing w:after="0" w:line="240" w:lineRule="auto"/>
-        <w:rPr>
-          <w:rFonts w:ascii="Menlo" w:hAnsi="Menlo" w:cs="Menlo"/>
-          <w:color w:val="000000"/>
-          <w:kern w:val="0"/>
-          <w:sz w:val="22"/>
-          <w:szCs w:val="22"/>
-        </w:rPr>
-      </w:pPr>
-      <w:r>
-        <w:rPr>
-          <w:rFonts w:ascii="Menlo" w:hAnsi="Menlo" w:cs="Menlo"/>
-          <w:color w:val="000000"/>
-          <w:kern w:val="0"/>
-          <w:sz w:val="22"/>
-          <w:szCs w:val="22"/>
-        </w:rPr>
-        <w:t xml:space="preserve">     </w:t>
-      </w:r>
-      <w:r>
-        <w:rPr>
-          <w:rFonts w:ascii="Menlo" w:hAnsi="Menlo" w:cs="Menlo"/>
-          <w:color w:val="1C4477"/>
-          <w:kern w:val="0"/>
-          <w:sz w:val="22"/>
-          <w:szCs w:val="22"/>
-        </w:rPr>
-        <w:t xml:space="preserve">     +</w:t>
-      </w:r>
-      <w:r>
-        <w:rPr>
-          <w:rFonts w:ascii="Menlo" w:hAnsi="Menlo" w:cs="Menlo"/>
-          <w:color w:val="848684"/>
-          <w:kern w:val="0"/>
-          <w:sz w:val="22"/>
-          <w:szCs w:val="22"/>
-        </w:rPr>
-        <w:t>combo.</w:t>
-      </w:r>
-      <w:r>
-        <w:rPr>
-          <w:rFonts w:ascii="Menlo" w:hAnsi="Menlo" w:cs="Menlo"/>
-          <w:color w:val="262626"/>
-          <w:kern w:val="0"/>
-          <w:sz w:val="22"/>
-          <w:szCs w:val="22"/>
-        </w:rPr>
-        <w:t xml:space="preserve">                                                                          </w:t>
-      </w:r>
-    </w:p>
-    <w:p>
-      <w:pPr>
-        <w:tabs>
-          <w:tab w:val="left" w:pos="560"/>
-          <w:tab w:val="left" w:pos="1120"/>
-          <w:tab w:val="left" w:pos="1680"/>
-          <w:tab w:val="left" w:pos="2240"/>
-          <w:tab w:val="left" w:pos="2800"/>
-          <w:tab w:val="left" w:pos="3360"/>
-          <w:tab w:val="left" w:pos="3920"/>
-          <w:tab w:val="left" w:pos="4480"/>
-          <w:tab w:val="left" w:pos="5040"/>
-          <w:tab w:val="left" w:pos="5600"/>
-          <w:tab w:val="left" w:pos="6160"/>
-          <w:tab w:val="left" w:pos="6720"/>
-        </w:tabs>
-        <w:autoSpaceDE w:val="0"/>
-        <w:autoSpaceDN w:val="0"/>
-        <w:adjustRightInd w:val="0"/>
-        <w:spacing w:after="0" w:line="240" w:lineRule="auto"/>
-        <w:rPr>
-          <w:rFonts w:ascii="Menlo" w:hAnsi="Menlo" w:cs="Menlo"/>
-          <w:color w:val="000000"/>
-          <w:kern w:val="0"/>
-          <w:sz w:val="22"/>
-          <w:szCs w:val="22"/>
-        </w:rPr>
-      </w:pPr>
-      <w:r>
-        <w:rPr>
-          <w:rFonts w:ascii="Menlo" w:hAnsi="Menlo" w:cs="Menlo"/>
-          <w:color w:val="000000"/>
-          <w:kern w:val="0"/>
-          <w:sz w:val="22"/>
-          <w:szCs w:val="22"/>
-        </w:rPr>
-        <w:t xml:space="preserve">     </w:t>
-      </w:r>
-      <w:r>
-        <w:rPr>
-          <w:rFonts w:ascii="Menlo" w:hAnsi="Menlo" w:cs="Menlo"/>
-          <w:color w:val="1C4477"/>
-          <w:kern w:val="0"/>
-          <w:sz w:val="22"/>
-          <w:szCs w:val="22"/>
-        </w:rPr>
-        <w:t xml:space="preserve"> 188 +</w:t>
-      </w:r>
-      <w:r>
-        <w:rPr>
-          <w:rFonts w:ascii="Menlo" w:hAnsi="Menlo" w:cs="Menlo"/>
-          <w:color w:val="262626"/>
-          <w:kern w:val="0"/>
-          <w:sz w:val="22"/>
-          <w:szCs w:val="22"/>
-        </w:rPr>
-        <w:t xml:space="preserve">    dedup_keys = </w:t>
-      </w:r>
-      <w:r>
-        <w:rPr>
-          <w:rFonts w:ascii="Menlo" w:hAnsi="Menlo" w:cs="Menlo"/>
-          <w:color w:val="0E72A4"/>
-          <w:kern w:val="0"/>
-          <w:sz w:val="22"/>
-          <w:szCs w:val="22"/>
-        </w:rPr>
-        <w:t>list</w:t>
-      </w:r>
-      <w:r>
-        <w:rPr>
-          <w:rFonts w:ascii="Menlo" w:hAnsi="Menlo" w:cs="Menlo"/>
-          <w:color w:val="262626"/>
-          <w:kern w:val="0"/>
-          <w:sz w:val="22"/>
-          <w:szCs w:val="22"/>
-        </w:rPr>
-        <w:t>(</w:t>
-      </w:r>
-      <w:r>
-        <w:rPr>
-          <w:rFonts w:ascii="Menlo" w:hAnsi="Menlo" w:cs="Menlo"/>
-          <w:color w:val="0E72A4"/>
-          <w:kern w:val="0"/>
-          <w:sz w:val="22"/>
-          <w:szCs w:val="22"/>
-        </w:rPr>
-        <w:t>zip</w:t>
-      </w:r>
-      <w:r>
-        <w:rPr>
-          <w:rFonts w:ascii="Menlo" w:hAnsi="Menlo" w:cs="Menlo"/>
-          <w:color w:val="262626"/>
-          <w:kern w:val="0"/>
-          <w:sz w:val="22"/>
-          <w:szCs w:val="22"/>
-        </w:rPr>
-        <w:t xml:space="preserve">(                                                      </w:t>
-      </w:r>
-    </w:p>
-    <w:p>
-      <w:pPr>
-        <w:tabs>
-          <w:tab w:val="left" w:pos="560"/>
-          <w:tab w:val="left" w:pos="1120"/>
-          <w:tab w:val="left" w:pos="1680"/>
-          <w:tab w:val="left" w:pos="2240"/>
-          <w:tab w:val="left" w:pos="2800"/>
-          <w:tab w:val="left" w:pos="3360"/>
-          <w:tab w:val="left" w:pos="3920"/>
-          <w:tab w:val="left" w:pos="4480"/>
-          <w:tab w:val="left" w:pos="5040"/>
-          <w:tab w:val="left" w:pos="5600"/>
-          <w:tab w:val="left" w:pos="6160"/>
-          <w:tab w:val="left" w:pos="6720"/>
-        </w:tabs>
-        <w:autoSpaceDE w:val="0"/>
-        <w:autoSpaceDN w:val="0"/>
-        <w:adjustRightInd w:val="0"/>
-        <w:spacing w:after="0" w:line="240" w:lineRule="auto"/>
-        <w:rPr>
-          <w:rFonts w:ascii="Menlo" w:hAnsi="Menlo" w:cs="Menlo"/>
-          <w:color w:val="000000"/>
-          <w:kern w:val="0"/>
-          <w:sz w:val="22"/>
-          <w:szCs w:val="22"/>
-        </w:rPr>
-      </w:pPr>
-      <w:r>
-        <w:rPr>
-          <w:rFonts w:ascii="Menlo" w:hAnsi="Menlo" w:cs="Menlo"/>
-          <w:color w:val="000000"/>
-          <w:kern w:val="0"/>
-          <w:sz w:val="22"/>
-          <w:szCs w:val="22"/>
-        </w:rPr>
-        <w:t xml:space="preserve">     </w:t>
-      </w:r>
-      <w:r>
-        <w:rPr>
-          <w:rFonts w:ascii="Menlo" w:hAnsi="Menlo" w:cs="Menlo"/>
-          <w:color w:val="1C4477"/>
-          <w:kern w:val="0"/>
-          <w:sz w:val="22"/>
-          <w:szCs w:val="22"/>
-        </w:rPr>
-        <w:t xml:space="preserve"> 189 +</w:t>
-      </w:r>
-      <w:r>
-        <w:rPr>
-          <w:rFonts w:ascii="Menlo" w:hAnsi="Menlo" w:cs="Menlo"/>
-          <w:color w:val="262626"/>
-          <w:kern w:val="0"/>
-          <w:sz w:val="22"/>
-          <w:szCs w:val="22"/>
-        </w:rPr>
-        <w:t xml:space="preserve">        base[</w:t>
-      </w:r>
-      <w:r>
-        <w:rPr>
-          <w:rFonts w:ascii="Menlo" w:hAnsi="Menlo" w:cs="Menlo"/>
-          <w:color w:val="13247E"/>
-          <w:kern w:val="0"/>
-          <w:sz w:val="22"/>
-          <w:szCs w:val="22"/>
-        </w:rPr>
-        <w:t>"player_normalized"</w:t>
-      </w:r>
-      <w:r>
-        <w:rPr>
-          <w:rFonts w:ascii="Menlo" w:hAnsi="Menlo" w:cs="Menlo"/>
-          <w:color w:val="262626"/>
-          <w:kern w:val="0"/>
-          <w:sz w:val="22"/>
-          <w:szCs w:val="22"/>
-        </w:rPr>
-        <w:t xml:space="preserve">].tolist(),                                     </w:t>
-      </w:r>
-    </w:p>
-    <w:p>
-      <w:pPr>
-        <w:tabs>
-          <w:tab w:val="left" w:pos="560"/>
-          <w:tab w:val="left" w:pos="1120"/>
-          <w:tab w:val="left" w:pos="1680"/>
-          <w:tab w:val="left" w:pos="2240"/>
-          <w:tab w:val="left" w:pos="2800"/>
-          <w:tab w:val="left" w:pos="3360"/>
-          <w:tab w:val="left" w:pos="3920"/>
-          <w:tab w:val="left" w:pos="4480"/>
-          <w:tab w:val="left" w:pos="5040"/>
-          <w:tab w:val="left" w:pos="5600"/>
-          <w:tab w:val="left" w:pos="6160"/>
-          <w:tab w:val="left" w:pos="6720"/>
-        </w:tabs>
-        <w:autoSpaceDE w:val="0"/>
-        <w:autoSpaceDN w:val="0"/>
-        <w:adjustRightInd w:val="0"/>
-        <w:spacing w:after="0" w:line="240" w:lineRule="auto"/>
-        <w:rPr>
-          <w:rFonts w:ascii="Menlo" w:hAnsi="Menlo" w:cs="Menlo"/>
-          <w:color w:val="000000"/>
-          <w:kern w:val="0"/>
-          <w:sz w:val="22"/>
-          <w:szCs w:val="22"/>
-        </w:rPr>
-      </w:pPr>
-      <w:r>
-        <w:rPr>
-          <w:rFonts w:ascii="Menlo" w:hAnsi="Menlo" w:cs="Menlo"/>
-          <w:color w:val="000000"/>
-          <w:kern w:val="0"/>
-          <w:sz w:val="22"/>
-          <w:szCs w:val="22"/>
-        </w:rPr>
-        <w:t xml:space="preserve">     </w:t>
-      </w:r>
-      <w:r>
-        <w:rPr>
-          <w:rFonts w:ascii="Menlo" w:hAnsi="Menlo" w:cs="Menlo"/>
-          <w:color w:val="1C4477"/>
-          <w:kern w:val="0"/>
-          <w:sz w:val="22"/>
-          <w:szCs w:val="22"/>
-        </w:rPr>
-        <w:t xml:space="preserve"> 190 +</w:t>
-      </w:r>
-      <w:r>
-        <w:rPr>
-          <w:rFonts w:ascii="Menlo" w:hAnsi="Menlo" w:cs="Menlo"/>
-          <w:color w:val="262626"/>
-          <w:kern w:val="0"/>
-          <w:sz w:val="22"/>
-          <w:szCs w:val="22"/>
-        </w:rPr>
-        <w:t xml:space="preserve">        base[</w:t>
-      </w:r>
-      <w:r>
-        <w:rPr>
-          <w:rFonts w:ascii="Menlo" w:hAnsi="Menlo" w:cs="Menlo"/>
-          <w:color w:val="13247E"/>
-          <w:kern w:val="0"/>
-          <w:sz w:val="22"/>
-          <w:szCs w:val="22"/>
-        </w:rPr>
-        <w:t>"game_id"</w:t>
-      </w:r>
-      <w:r>
-        <w:rPr>
-          <w:rFonts w:ascii="Menlo" w:hAnsi="Menlo" w:cs="Menlo"/>
-          <w:color w:val="262626"/>
-          <w:kern w:val="0"/>
-          <w:sz w:val="22"/>
-          <w:szCs w:val="22"/>
-        </w:rPr>
-        <w:t xml:space="preserve">].tolist(),                                               </w:t>
-      </w:r>
-    </w:p>
-    <w:p>
-      <w:pPr>
-        <w:tabs>
-          <w:tab w:val="left" w:pos="560"/>
-          <w:tab w:val="left" w:pos="1120"/>
-          <w:tab w:val="left" w:pos="1680"/>
-          <w:tab w:val="left" w:pos="2240"/>
-          <w:tab w:val="left" w:pos="2800"/>
-          <w:tab w:val="left" w:pos="3360"/>
-          <w:tab w:val="left" w:pos="3920"/>
-          <w:tab w:val="left" w:pos="4480"/>
-          <w:tab w:val="left" w:pos="5040"/>
-          <w:tab w:val="left" w:pos="5600"/>
-          <w:tab w:val="left" w:pos="6160"/>
-          <w:tab w:val="left" w:pos="6720"/>
-        </w:tabs>
-        <w:autoSpaceDE w:val="0"/>
-        <w:autoSpaceDN w:val="0"/>
-        <w:adjustRightInd w:val="0"/>
-        <w:spacing w:after="0" w:line="240" w:lineRule="auto"/>
-        <w:rPr>
-          <w:rFonts w:ascii="Menlo" w:hAnsi="Menlo" w:cs="Menlo"/>
-          <w:color w:val="000000"/>
-          <w:kern w:val="0"/>
-          <w:sz w:val="22"/>
-          <w:szCs w:val="22"/>
-        </w:rPr>
-      </w:pPr>
-      <w:r>
-        <w:rPr>
-          <w:rFonts w:ascii="Menlo" w:hAnsi="Menlo" w:cs="Menlo"/>
-          <w:color w:val="000000"/>
-          <w:kern w:val="0"/>
-          <w:sz w:val="22"/>
-          <w:szCs w:val="22"/>
-        </w:rPr>
-        <w:t xml:space="preserve">     </w:t>
-      </w:r>
-      <w:r>
-        <w:rPr>
-          <w:rFonts w:ascii="Menlo" w:hAnsi="Menlo" w:cs="Menlo"/>
-          <w:color w:val="1C4477"/>
-          <w:kern w:val="0"/>
-          <w:sz w:val="22"/>
-          <w:szCs w:val="22"/>
-        </w:rPr>
-        <w:t xml:space="preserve"> 191 +</w:t>
-      </w:r>
-      <w:r>
-        <w:rPr>
-          <w:rFonts w:ascii="Menlo" w:hAnsi="Menlo" w:cs="Menlo"/>
-          <w:color w:val="262626"/>
-          <w:kern w:val="0"/>
-          <w:sz w:val="22"/>
-          <w:szCs w:val="22"/>
-        </w:rPr>
-        <w:t xml:space="preserve">        base[</w:t>
-      </w:r>
-      <w:r>
-        <w:rPr>
-          <w:rFonts w:ascii="Menlo" w:hAnsi="Menlo" w:cs="Menlo"/>
-          <w:color w:val="13247E"/>
-          <w:kern w:val="0"/>
-          <w:sz w:val="22"/>
-          <w:szCs w:val="22"/>
-        </w:rPr>
-        <w:t>"line"</w:t>
-      </w:r>
-      <w:r>
-        <w:rPr>
-          <w:rFonts w:ascii="Menlo" w:hAnsi="Menlo" w:cs="Menlo"/>
-          <w:color w:val="262626"/>
-          <w:kern w:val="0"/>
-          <w:sz w:val="22"/>
-          <w:szCs w:val="22"/>
-        </w:rPr>
-        <w:t xml:space="preserve">].tolist(),                                                  </w:t>
-      </w:r>
-    </w:p>
-    <w:p>
-      <w:pPr>
-        <w:tabs>
-          <w:tab w:val="left" w:pos="560"/>
-          <w:tab w:val="left" w:pos="1120"/>
-          <w:tab w:val="left" w:pos="1680"/>
-          <w:tab w:val="left" w:pos="2240"/>
-          <w:tab w:val="left" w:pos="2800"/>
-          <w:tab w:val="left" w:pos="3360"/>
-          <w:tab w:val="left" w:pos="3920"/>
-          <w:tab w:val="left" w:pos="4480"/>
-          <w:tab w:val="left" w:pos="5040"/>
-          <w:tab w:val="left" w:pos="5600"/>
-          <w:tab w:val="left" w:pos="6160"/>
-          <w:tab w:val="left" w:pos="6720"/>
-        </w:tabs>
-        <w:autoSpaceDE w:val="0"/>
-        <w:autoSpaceDN w:val="0"/>
-        <w:adjustRightInd w:val="0"/>
-        <w:spacing w:after="0" w:line="240" w:lineRule="auto"/>
-        <w:rPr>
-          <w:rFonts w:ascii="Menlo" w:hAnsi="Menlo" w:cs="Menlo"/>
-          <w:color w:val="000000"/>
-          <w:kern w:val="0"/>
-          <w:sz w:val="22"/>
-          <w:szCs w:val="22"/>
-        </w:rPr>
-      </w:pPr>
-      <w:r>
-        <w:rPr>
-          <w:rFonts w:ascii="Menlo" w:hAnsi="Menlo" w:cs="Menlo"/>
-          <w:color w:val="000000"/>
-          <w:kern w:val="0"/>
-          <w:sz w:val="22"/>
-          <w:szCs w:val="22"/>
-        </w:rPr>
-        <w:t xml:space="preserve">     </w:t>
-      </w:r>
-      <w:r>
-        <w:rPr>
-          <w:rFonts w:ascii="Menlo" w:hAnsi="Menlo" w:cs="Menlo"/>
-          <w:color w:val="1C4477"/>
-          <w:kern w:val="0"/>
-          <w:sz w:val="22"/>
-          <w:szCs w:val="22"/>
-        </w:rPr>
-        <w:t xml:space="preserve"> 192 +</w:t>
-      </w:r>
-      <w:r>
-        <w:rPr>
-          <w:rFonts w:ascii="Menlo" w:hAnsi="Menlo" w:cs="Menlo"/>
-          <w:color w:val="262626"/>
-          <w:kern w:val="0"/>
-          <w:sz w:val="22"/>
-          <w:szCs w:val="22"/>
-        </w:rPr>
-        <w:t xml:space="preserve">    ))                                                                          </w:t>
-      </w:r>
-    </w:p>
-    <w:p>
-      <w:pPr>
-        <w:tabs>
-          <w:tab w:val="left" w:pos="560"/>
-          <w:tab w:val="left" w:pos="1120"/>
-          <w:tab w:val="left" w:pos="1680"/>
-          <w:tab w:val="left" w:pos="2240"/>
-          <w:tab w:val="left" w:pos="2800"/>
-          <w:tab w:val="left" w:pos="3360"/>
-          <w:tab w:val="left" w:pos="3920"/>
-          <w:tab w:val="left" w:pos="4480"/>
-          <w:tab w:val="left" w:pos="5040"/>
-          <w:tab w:val="left" w:pos="5600"/>
-          <w:tab w:val="left" w:pos="6160"/>
-          <w:tab w:val="left" w:pos="6720"/>
-        </w:tabs>
-        <w:autoSpaceDE w:val="0"/>
-        <w:autoSpaceDN w:val="0"/>
-        <w:adjustRightInd w:val="0"/>
-        <w:spacing w:after="0" w:line="240" w:lineRule="auto"/>
-        <w:rPr>
-          <w:rFonts w:ascii="Menlo" w:hAnsi="Menlo" w:cs="Menlo"/>
-          <w:color w:val="000000"/>
-          <w:kern w:val="0"/>
-          <w:sz w:val="22"/>
-          <w:szCs w:val="22"/>
-        </w:rPr>
-      </w:pPr>
-      <w:r>
-        <w:rPr>
-          <w:rFonts w:ascii="Menlo" w:hAnsi="Menlo" w:cs="Menlo"/>
-          <w:color w:val="000000"/>
-          <w:kern w:val="0"/>
-          <w:sz w:val="22"/>
-          <w:szCs w:val="22"/>
-        </w:rPr>
-        <w:t xml:space="preserve">     </w:t>
-      </w:r>
-      <w:r>
-        <w:rPr>
-          <w:rFonts w:ascii="Menlo" w:hAnsi="Menlo" w:cs="Menlo"/>
-          <w:color w:val="1C4477"/>
-          <w:kern w:val="0"/>
-          <w:sz w:val="22"/>
-          <w:szCs w:val="22"/>
-        </w:rPr>
-        <w:t xml:space="preserve"> 193 +</w:t>
-      </w:r>
-      <w:r>
-        <w:rPr>
-          <w:rFonts w:ascii="Menlo" w:hAnsi="Menlo" w:cs="Menlo"/>
-          <w:color w:val="262626"/>
-          <w:kern w:val="0"/>
-          <w:sz w:val="22"/>
-          <w:szCs w:val="22"/>
-        </w:rPr>
-        <w:t xml:space="preserve">                                                                                </w:t>
-      </w:r>
-    </w:p>
-    <w:p>
-      <w:pPr>
-        <w:tabs>
-          <w:tab w:val="left" w:pos="560"/>
-          <w:tab w:val="left" w:pos="1120"/>
-          <w:tab w:val="left" w:pos="1680"/>
-          <w:tab w:val="left" w:pos="2240"/>
-          <w:tab w:val="left" w:pos="2800"/>
-          <w:tab w:val="left" w:pos="3360"/>
-          <w:tab w:val="left" w:pos="3920"/>
-          <w:tab w:val="left" w:pos="4480"/>
-          <w:tab w:val="left" w:pos="5040"/>
-          <w:tab w:val="left" w:pos="5600"/>
-          <w:tab w:val="left" w:pos="6160"/>
-          <w:tab w:val="left" w:pos="6720"/>
-        </w:tabs>
-        <w:autoSpaceDE w:val="0"/>
-        <w:autoSpaceDN w:val="0"/>
-        <w:adjustRightInd w:val="0"/>
-        <w:spacing w:after="0" w:line="240" w:lineRule="auto"/>
-        <w:rPr>
-          <w:rFonts w:ascii="Menlo" w:hAnsi="Menlo" w:cs="Menlo"/>
-          <w:color w:val="000000"/>
-          <w:kern w:val="0"/>
-          <w:sz w:val="22"/>
-          <w:szCs w:val="22"/>
-        </w:rPr>
-      </w:pPr>
-      <w:r>
-        <w:rPr>
-          <w:rFonts w:ascii="Menlo" w:hAnsi="Menlo" w:cs="Menlo"/>
-          <w:color w:val="000000"/>
-          <w:kern w:val="0"/>
-          <w:sz w:val="22"/>
-          <w:szCs w:val="22"/>
-        </w:rPr>
-        <w:t xml:space="preserve">     </w:t>
-      </w:r>
-      <w:r>
-        <w:rPr>
-          <w:rFonts w:ascii="Menlo" w:hAnsi="Menlo" w:cs="Menlo"/>
-          <w:color w:val="A8A8A8"/>
-          <w:kern w:val="0"/>
-          <w:sz w:val="22"/>
-          <w:szCs w:val="22"/>
-        </w:rPr>
-        <w:t xml:space="preserve"> 194</w:t>
-      </w:r>
-      <w:r>
-        <w:rPr>
-          <w:rFonts w:ascii="Menlo" w:hAnsi="Menlo" w:cs="Menlo"/>
-          <w:color w:val="000000"/>
-          <w:kern w:val="0"/>
-          <w:sz w:val="22"/>
-          <w:szCs w:val="22"/>
-        </w:rPr>
-        <w:t xml:space="preserve"> </w:t>
-      </w:r>
-      <w:r>
-        <w:rPr>
-          <w:rFonts w:ascii="Menlo" w:hAnsi="Menlo" w:cs="Menlo"/>
-          <w:color w:val="262626"/>
-          <w:kern w:val="0"/>
-          <w:sz w:val="22"/>
-          <w:szCs w:val="22"/>
-        </w:rPr>
-        <w:t xml:space="preserve"> </w:t>
-      </w:r>
-      <w:r>
-        <w:rPr>
-          <w:rFonts w:ascii="Menlo" w:hAnsi="Menlo" w:cs="Menlo"/>
-          <w:color w:val="000000"/>
-          <w:kern w:val="0"/>
-          <w:sz w:val="22"/>
-          <w:szCs w:val="22"/>
-        </w:rPr>
-        <w:t xml:space="preserve">    </w:t>
-      </w:r>
-      <w:r>
-        <w:rPr>
-          <w:rFonts w:ascii="Menlo" w:hAnsi="Menlo" w:cs="Menlo"/>
-          <w:color w:val="262626"/>
-          <w:kern w:val="0"/>
-          <w:sz w:val="22"/>
-          <w:szCs w:val="22"/>
-        </w:rPr>
-        <w:t>rows_out:</w:t>
-      </w:r>
-      <w:r>
-        <w:rPr>
-          <w:rFonts w:ascii="Menlo" w:hAnsi="Menlo" w:cs="Menlo"/>
-          <w:color w:val="000000"/>
-          <w:kern w:val="0"/>
-          <w:sz w:val="22"/>
-          <w:szCs w:val="22"/>
-        </w:rPr>
-        <w:t xml:space="preserve"> </w:t>
-      </w:r>
-      <w:r>
-        <w:rPr>
-          <w:rFonts w:ascii="Menlo" w:hAnsi="Menlo" w:cs="Menlo"/>
-          <w:color w:val="0E72A4"/>
-          <w:kern w:val="0"/>
-          <w:sz w:val="22"/>
-          <w:szCs w:val="22"/>
-        </w:rPr>
-        <w:t>list</w:t>
-      </w:r>
-      <w:r>
-        <w:rPr>
-          <w:rFonts w:ascii="Menlo" w:hAnsi="Menlo" w:cs="Menlo"/>
-          <w:color w:val="262626"/>
-          <w:kern w:val="0"/>
-          <w:sz w:val="22"/>
-          <w:szCs w:val="22"/>
-        </w:rPr>
-        <w:t>[</w:t>
-      </w:r>
-      <w:r>
-        <w:rPr>
-          <w:rFonts w:ascii="Menlo" w:hAnsi="Menlo" w:cs="Menlo"/>
-          <w:color w:val="0E72A4"/>
-          <w:kern w:val="0"/>
-          <w:sz w:val="22"/>
-          <w:szCs w:val="22"/>
-        </w:rPr>
-        <w:t>dict</w:t>
-      </w:r>
-      <w:r>
-        <w:rPr>
-          <w:rFonts w:ascii="Menlo" w:hAnsi="Menlo" w:cs="Menlo"/>
-          <w:color w:val="262626"/>
-          <w:kern w:val="0"/>
-          <w:sz w:val="22"/>
-          <w:szCs w:val="22"/>
-        </w:rPr>
-        <w:t>]</w:t>
-      </w:r>
-      <w:r>
-        <w:rPr>
-          <w:rFonts w:ascii="Menlo" w:hAnsi="Menlo" w:cs="Menlo"/>
-          <w:color w:val="000000"/>
-          <w:kern w:val="0"/>
-          <w:sz w:val="22"/>
-          <w:szCs w:val="22"/>
-        </w:rPr>
-        <w:t xml:space="preserve"> </w:t>
-      </w:r>
-      <w:r>
-        <w:rPr>
-          <w:rFonts w:ascii="Menlo" w:hAnsi="Menlo" w:cs="Menlo"/>
-          <w:color w:val="262626"/>
-          <w:kern w:val="0"/>
-          <w:sz w:val="22"/>
-          <w:szCs w:val="22"/>
-        </w:rPr>
-        <w:t>=</w:t>
-      </w:r>
-      <w:r>
-        <w:rPr>
-          <w:rFonts w:ascii="Menlo" w:hAnsi="Menlo" w:cs="Menlo"/>
-          <w:color w:val="000000"/>
-          <w:kern w:val="0"/>
-          <w:sz w:val="22"/>
-          <w:szCs w:val="22"/>
-        </w:rPr>
-        <w:t xml:space="preserve"> </w:t>
-      </w:r>
-      <w:r>
-        <w:rPr>
-          <w:rFonts w:ascii="Menlo" w:hAnsi="Menlo" w:cs="Menlo"/>
-          <w:color w:val="262626"/>
-          <w:kern w:val="0"/>
-          <w:sz w:val="22"/>
-          <w:szCs w:val="22"/>
-        </w:rPr>
-        <w:t>[]</w:t>
-      </w:r>
-    </w:p>
-    <w:p>
-      <w:pPr>
-        <w:tabs>
-          <w:tab w:val="left" w:pos="560"/>
-          <w:tab w:val="left" w:pos="1120"/>
-          <w:tab w:val="left" w:pos="1680"/>
-          <w:tab w:val="left" w:pos="2240"/>
-          <w:tab w:val="left" w:pos="2800"/>
-          <w:tab w:val="left" w:pos="3360"/>
-          <w:tab w:val="left" w:pos="3920"/>
-          <w:tab w:val="left" w:pos="4480"/>
-          <w:tab w:val="left" w:pos="5040"/>
-          <w:tab w:val="left" w:pos="5600"/>
-          <w:tab w:val="left" w:pos="6160"/>
-          <w:tab w:val="left" w:pos="6720"/>
-        </w:tabs>
-        <w:autoSpaceDE w:val="0"/>
-        <w:autoSpaceDN w:val="0"/>
-        <w:adjustRightInd w:val="0"/>
-        <w:spacing w:after="0" w:line="240" w:lineRule="auto"/>
-        <w:rPr>
-          <w:rFonts w:ascii="Menlo" w:hAnsi="Menlo" w:cs="Menlo"/>
-          <w:color w:val="000000"/>
-          <w:kern w:val="0"/>
-          <w:sz w:val="22"/>
-          <w:szCs w:val="22"/>
-        </w:rPr>
-      </w:pPr>
-      <w:r>
-        <w:rPr>
-          <w:rFonts w:ascii="Menlo" w:hAnsi="Menlo" w:cs="Menlo"/>
-          <w:color w:val="000000"/>
-          <w:kern w:val="0"/>
-          <w:sz w:val="22"/>
-          <w:szCs w:val="22"/>
-        </w:rPr>
-        <w:t xml:space="preserve">     </w:t>
-      </w:r>
-      <w:r>
-        <w:rPr>
-          <w:rFonts w:ascii="Menlo" w:hAnsi="Menlo" w:cs="Menlo"/>
-          <w:color w:val="A8A8A8"/>
-          <w:kern w:val="0"/>
-          <w:sz w:val="22"/>
-          <w:szCs w:val="22"/>
-        </w:rPr>
-        <w:t xml:space="preserve"> 195</w:t>
-      </w:r>
-      <w:r>
-        <w:rPr>
-          <w:rFonts w:ascii="Menlo" w:hAnsi="Menlo" w:cs="Menlo"/>
-          <w:color w:val="000000"/>
-          <w:kern w:val="0"/>
-          <w:sz w:val="22"/>
-          <w:szCs w:val="22"/>
-        </w:rPr>
-        <w:t xml:space="preserve"> </w:t>
-      </w:r>
-      <w:r>
-        <w:rPr>
-          <w:rFonts w:ascii="Menlo" w:hAnsi="Menlo" w:cs="Menlo"/>
-          <w:color w:val="262626"/>
-          <w:kern w:val="0"/>
-          <w:sz w:val="22"/>
-          <w:szCs w:val="22"/>
-        </w:rPr>
-        <w:t xml:space="preserve"> </w:t>
-      </w:r>
-      <w:r>
-        <w:rPr>
-          <w:rFonts w:ascii="Menlo" w:hAnsi="Menlo" w:cs="Menlo"/>
-          <w:color w:val="000000"/>
-          <w:kern w:val="0"/>
-          <w:sz w:val="22"/>
-          <w:szCs w:val="22"/>
-        </w:rPr>
-        <w:t xml:space="preserve">    </w:t>
-      </w:r>
-      <w:r>
-        <w:rPr>
-          <w:rFonts w:ascii="Menlo" w:hAnsi="Menlo" w:cs="Menlo"/>
-          <w:color w:val="262626"/>
-          <w:kern w:val="0"/>
-          <w:sz w:val="22"/>
-          <w:szCs w:val="22"/>
-        </w:rPr>
-        <w:t>best_by_policy:</w:t>
-      </w:r>
-      <w:r>
-        <w:rPr>
-          <w:rFonts w:ascii="Menlo" w:hAnsi="Menlo" w:cs="Menlo"/>
-          <w:color w:val="000000"/>
-          <w:kern w:val="0"/>
-          <w:sz w:val="22"/>
-          <w:szCs w:val="22"/>
-        </w:rPr>
-        <w:t xml:space="preserve"> </w:t>
-      </w:r>
-      <w:r>
-        <w:rPr>
-          <w:rFonts w:ascii="Menlo" w:hAnsi="Menlo" w:cs="Menlo"/>
-          <w:color w:val="0E72A4"/>
-          <w:kern w:val="0"/>
-          <w:sz w:val="22"/>
-          <w:szCs w:val="22"/>
-        </w:rPr>
-        <w:t>dict</w:t>
-      </w:r>
-      <w:r>
-        <w:rPr>
-          <w:rFonts w:ascii="Menlo" w:hAnsi="Menlo" w:cs="Menlo"/>
-          <w:color w:val="262626"/>
-          <w:kern w:val="0"/>
-          <w:sz w:val="22"/>
-          <w:szCs w:val="22"/>
-        </w:rPr>
-        <w:t>[</w:t>
-      </w:r>
-      <w:r>
-        <w:rPr>
-          <w:rFonts w:ascii="Menlo" w:hAnsi="Menlo" w:cs="Menlo"/>
-          <w:color w:val="0E72A4"/>
-          <w:kern w:val="0"/>
-          <w:sz w:val="22"/>
-          <w:szCs w:val="22"/>
-        </w:rPr>
-        <w:t>str</w:t>
-      </w:r>
-      <w:r>
-        <w:rPr>
-          <w:rFonts w:ascii="Menlo" w:hAnsi="Menlo" w:cs="Menlo"/>
-          <w:color w:val="262626"/>
-          <w:kern w:val="0"/>
-          <w:sz w:val="22"/>
-          <w:szCs w:val="22"/>
-        </w:rPr>
-        <w:t>,</w:t>
-      </w:r>
-      <w:r>
-        <w:rPr>
-          <w:rFonts w:ascii="Menlo" w:hAnsi="Menlo" w:cs="Menlo"/>
-          <w:color w:val="000000"/>
-          <w:kern w:val="0"/>
-          <w:sz w:val="22"/>
-          <w:szCs w:val="22"/>
-        </w:rPr>
-        <w:t xml:space="preserve"> </w:t>
-      </w:r>
-      <w:r>
-        <w:rPr>
-          <w:rFonts w:ascii="Menlo" w:hAnsi="Menlo" w:cs="Menlo"/>
-          <w:color w:val="0E72A4"/>
-          <w:kern w:val="0"/>
-          <w:sz w:val="22"/>
-          <w:szCs w:val="22"/>
-        </w:rPr>
-        <w:t>tuple</w:t>
-      </w:r>
-      <w:r>
-        <w:rPr>
-          <w:rFonts w:ascii="Menlo" w:hAnsi="Menlo" w:cs="Menlo"/>
-          <w:color w:val="262626"/>
-          <w:kern w:val="0"/>
-          <w:sz w:val="22"/>
-          <w:szCs w:val="22"/>
-        </w:rPr>
-        <w:t>[</w:t>
-      </w:r>
-      <w:r>
-        <w:rPr>
-          <w:rFonts w:ascii="Menlo" w:hAnsi="Menlo" w:cs="Menlo"/>
-          <w:color w:val="0E72A4"/>
-          <w:kern w:val="0"/>
-          <w:sz w:val="22"/>
-          <w:szCs w:val="22"/>
-        </w:rPr>
-        <w:t>float</w:t>
-      </w:r>
-      <w:r>
-        <w:rPr>
-          <w:rFonts w:ascii="Menlo" w:hAnsi="Menlo" w:cs="Menlo"/>
-          <w:color w:val="262626"/>
-          <w:kern w:val="0"/>
-          <w:sz w:val="22"/>
-          <w:szCs w:val="22"/>
-        </w:rPr>
-        <w:t>,</w:t>
-      </w:r>
-      <w:r>
-        <w:rPr>
-          <w:rFonts w:ascii="Menlo" w:hAnsi="Menlo" w:cs="Menlo"/>
-          <w:color w:val="000000"/>
-          <w:kern w:val="0"/>
-          <w:sz w:val="22"/>
-          <w:szCs w:val="22"/>
-        </w:rPr>
-        <w:t xml:space="preserve"> </w:t>
-      </w:r>
-      <w:r>
-        <w:rPr>
-          <w:rFonts w:ascii="Menlo" w:hAnsi="Menlo" w:cs="Menlo"/>
-          <w:color w:val="0E72A4"/>
-          <w:kern w:val="0"/>
-          <w:sz w:val="22"/>
-          <w:szCs w:val="22"/>
-        </w:rPr>
-        <w:t>int</w:t>
-      </w:r>
-      <w:r>
-        <w:rPr>
-          <w:rFonts w:ascii="Menlo" w:hAnsi="Menlo" w:cs="Menlo"/>
-          <w:color w:val="262626"/>
-          <w:kern w:val="0"/>
-          <w:sz w:val="22"/>
-          <w:szCs w:val="22"/>
-        </w:rPr>
-        <w:t>]]</w:t>
-      </w:r>
-      <w:r>
-        <w:rPr>
-          <w:rFonts w:ascii="Menlo" w:hAnsi="Menlo" w:cs="Menlo"/>
-          <w:color w:val="000000"/>
-          <w:kern w:val="0"/>
-          <w:sz w:val="22"/>
-          <w:szCs w:val="22"/>
-        </w:rPr>
-        <w:t xml:space="preserve"> </w:t>
-      </w:r>
-      <w:r>
-        <w:rPr>
-          <w:rFonts w:ascii="Menlo" w:hAnsi="Menlo" w:cs="Menlo"/>
-          <w:color w:val="262626"/>
-          <w:kern w:val="0"/>
-          <w:sz w:val="22"/>
-          <w:szCs w:val="22"/>
-        </w:rPr>
-        <w:t>=</w:t>
-      </w:r>
-      <w:r>
-        <w:rPr>
-          <w:rFonts w:ascii="Menlo" w:hAnsi="Menlo" w:cs="Menlo"/>
-          <w:color w:val="000000"/>
-          <w:kern w:val="0"/>
-          <w:sz w:val="22"/>
-          <w:szCs w:val="22"/>
-        </w:rPr>
-        <w:t xml:space="preserve"> </w:t>
-      </w:r>
-      <w:r>
-        <w:rPr>
-          <w:rFonts w:ascii="Menlo" w:hAnsi="Menlo" w:cs="Menlo"/>
-          <w:color w:val="262626"/>
-          <w:kern w:val="0"/>
-          <w:sz w:val="22"/>
-          <w:szCs w:val="22"/>
-        </w:rPr>
-        <w:t>{</w:t>
-      </w:r>
-    </w:p>
-    <w:p>
-      <w:pPr>
-        <w:tabs>
-          <w:tab w:val="left" w:pos="560"/>
-          <w:tab w:val="left" w:pos="1120"/>
-          <w:tab w:val="left" w:pos="1680"/>
-          <w:tab w:val="left" w:pos="2240"/>
-          <w:tab w:val="left" w:pos="2800"/>
-          <w:tab w:val="left" w:pos="3360"/>
-          <w:tab w:val="left" w:pos="3920"/>
-          <w:tab w:val="left" w:pos="4480"/>
-          <w:tab w:val="left" w:pos="5040"/>
-          <w:tab w:val="left" w:pos="5600"/>
-          <w:tab w:val="left" w:pos="6160"/>
-          <w:tab w:val="left" w:pos="6720"/>
-        </w:tabs>
-        <w:autoSpaceDE w:val="0"/>
-        <w:autoSpaceDN w:val="0"/>
-        <w:adjustRightInd w:val="0"/>
-        <w:spacing w:after="0" w:line="240" w:lineRule="auto"/>
-        <w:rPr>
-          <w:rFonts w:ascii="Menlo" w:hAnsi="Menlo" w:cs="Menlo"/>
-          <w:color w:val="000000"/>
-          <w:kern w:val="0"/>
-          <w:sz w:val="22"/>
-          <w:szCs w:val="22"/>
-        </w:rPr>
-      </w:pPr>
-      <w:r>
-        <w:rPr>
-          <w:rFonts w:ascii="Menlo" w:hAnsi="Menlo" w:cs="Menlo"/>
-          <w:color w:val="000000"/>
-          <w:kern w:val="0"/>
-          <w:sz w:val="22"/>
-          <w:szCs w:val="22"/>
-        </w:rPr>
-        <w:t xml:space="preserve">     </w:t>
-      </w:r>
-      <w:r>
-        <w:rPr>
-          <w:rFonts w:ascii="Menlo" w:hAnsi="Menlo" w:cs="Menlo"/>
-          <w:color w:val="A8A8A8"/>
-          <w:kern w:val="0"/>
-          <w:sz w:val="22"/>
-          <w:szCs w:val="22"/>
-        </w:rPr>
-        <w:t xml:space="preserve"> 196</w:t>
-      </w:r>
-      <w:r>
-        <w:rPr>
-          <w:rFonts w:ascii="Menlo" w:hAnsi="Menlo" w:cs="Menlo"/>
-          <w:color w:val="000000"/>
-          <w:kern w:val="0"/>
-          <w:sz w:val="22"/>
-          <w:szCs w:val="22"/>
-        </w:rPr>
-        <w:t xml:space="preserve"> </w:t>
-      </w:r>
-      <w:r>
-        <w:rPr>
-          <w:rFonts w:ascii="Menlo" w:hAnsi="Menlo" w:cs="Menlo"/>
-          <w:color w:val="262626"/>
-          <w:kern w:val="0"/>
-          <w:sz w:val="22"/>
-          <w:szCs w:val="22"/>
-        </w:rPr>
-        <w:t xml:space="preserve"> </w:t>
-      </w:r>
-      <w:r>
-        <w:rPr>
-          <w:rFonts w:ascii="Menlo" w:hAnsi="Menlo" w:cs="Menlo"/>
-          <w:color w:val="000000"/>
-          <w:kern w:val="0"/>
-          <w:sz w:val="22"/>
-          <w:szCs w:val="22"/>
-        </w:rPr>
-        <w:t xml:space="preserve">        </w:t>
-      </w:r>
-      <w:r>
-        <w:rPr>
-          <w:rFonts w:ascii="Menlo" w:hAnsi="Menlo" w:cs="Menlo"/>
-          <w:color w:val="262626"/>
-          <w:kern w:val="0"/>
-          <w:sz w:val="22"/>
-          <w:szCs w:val="22"/>
-        </w:rPr>
-        <w:t>p:</w:t>
-      </w:r>
-      <w:r>
-        <w:rPr>
-          <w:rFonts w:ascii="Menlo" w:hAnsi="Menlo" w:cs="Menlo"/>
-          <w:color w:val="000000"/>
-          <w:kern w:val="0"/>
-          <w:sz w:val="22"/>
-          <w:szCs w:val="22"/>
-        </w:rPr>
-        <w:t xml:space="preserve"> </w:t>
-      </w:r>
-      <w:r>
-        <w:rPr>
-          <w:rFonts w:ascii="Menlo" w:hAnsi="Menlo" w:cs="Menlo"/>
-          <w:color w:val="262626"/>
-          <w:kern w:val="0"/>
-          <w:sz w:val="22"/>
-          <w:szCs w:val="22"/>
-        </w:rPr>
-        <w:t>(-</w:t>
-      </w:r>
-      <w:r>
-        <w:rPr>
-          <w:rFonts w:ascii="Menlo" w:hAnsi="Menlo" w:cs="Menlo"/>
-          <w:color w:val="0E72A4"/>
-          <w:kern w:val="0"/>
-          <w:sz w:val="22"/>
-          <w:szCs w:val="22"/>
-        </w:rPr>
-        <w:t>1e18</w:t>
-      </w:r>
-      <w:r>
-        <w:rPr>
-          <w:rFonts w:ascii="Menlo" w:hAnsi="Menlo" w:cs="Menlo"/>
-          <w:color w:val="262626"/>
-          <w:kern w:val="0"/>
-          <w:sz w:val="22"/>
-          <w:szCs w:val="22"/>
-        </w:rPr>
-        <w:t>,</w:t>
-      </w:r>
-      <w:r>
-        <w:rPr>
-          <w:rFonts w:ascii="Menlo" w:hAnsi="Menlo" w:cs="Menlo"/>
-          <w:color w:val="000000"/>
-          <w:kern w:val="0"/>
-          <w:sz w:val="22"/>
-          <w:szCs w:val="22"/>
-        </w:rPr>
-        <w:t xml:space="preserve"> </w:t>
-      </w:r>
-      <w:r>
-        <w:rPr>
-          <w:rFonts w:ascii="Menlo" w:hAnsi="Menlo" w:cs="Menlo"/>
-          <w:color w:val="262626"/>
-          <w:kern w:val="0"/>
-          <w:sz w:val="22"/>
-          <w:szCs w:val="22"/>
-        </w:rPr>
-        <w:t>SIGMA_WINDOWS[</w:t>
-      </w:r>
-      <w:r>
-        <w:rPr>
-          <w:rFonts w:ascii="Menlo" w:hAnsi="Menlo" w:cs="Menlo"/>
-          <w:color w:val="0E72A4"/>
-          <w:kern w:val="0"/>
-          <w:sz w:val="22"/>
-          <w:szCs w:val="22"/>
-        </w:rPr>
-        <w:t>0</w:t>
-      </w:r>
-      <w:r>
-        <w:rPr>
-          <w:rFonts w:ascii="Menlo" w:hAnsi="Menlo" w:cs="Menlo"/>
-          <w:color w:val="262626"/>
-          <w:kern w:val="0"/>
-          <w:sz w:val="22"/>
-          <w:szCs w:val="22"/>
-        </w:rPr>
-        <w:t>])</w:t>
-      </w:r>
-      <w:r>
-        <w:rPr>
-          <w:rFonts w:ascii="Menlo" w:hAnsi="Menlo" w:cs="Menlo"/>
-          <w:color w:val="000000"/>
-          <w:kern w:val="0"/>
-          <w:sz w:val="22"/>
-          <w:szCs w:val="22"/>
-        </w:rPr>
-        <w:t xml:space="preserve"> </w:t>
-      </w:r>
-      <w:r>
-        <w:rPr>
-          <w:rFonts w:ascii="Menlo" w:hAnsi="Menlo" w:cs="Menlo"/>
-          <w:color w:val="94064B"/>
-          <w:kern w:val="0"/>
-          <w:sz w:val="22"/>
-          <w:szCs w:val="22"/>
-        </w:rPr>
-        <w:t>for</w:t>
-      </w:r>
-      <w:r>
-        <w:rPr>
-          <w:rFonts w:ascii="Menlo" w:hAnsi="Menlo" w:cs="Menlo"/>
-          <w:color w:val="262626"/>
-          <w:kern w:val="0"/>
-          <w:sz w:val="22"/>
-          <w:szCs w:val="22"/>
-        </w:rPr>
-        <w:t xml:space="preserve"> p</w:t>
-      </w:r>
-      <w:r>
-        <w:rPr>
-          <w:rFonts w:ascii="Menlo" w:hAnsi="Menlo" w:cs="Menlo"/>
-          <w:color w:val="000000"/>
-          <w:kern w:val="0"/>
-          <w:sz w:val="22"/>
-          <w:szCs w:val="22"/>
-        </w:rPr>
-        <w:t xml:space="preserve"> </w:t>
-      </w:r>
-      <w:r>
-        <w:rPr>
-          <w:rFonts w:ascii="Menlo" w:hAnsi="Menlo" w:cs="Menlo"/>
-          <w:color w:val="94064B"/>
-          <w:kern w:val="0"/>
-          <w:sz w:val="22"/>
-          <w:szCs w:val="22"/>
-        </w:rPr>
-        <w:t>in</w:t>
-      </w:r>
-      <w:r>
-        <w:rPr>
-          <w:rFonts w:ascii="Menlo" w:hAnsi="Menlo" w:cs="Menlo"/>
-          <w:color w:val="262626"/>
-          <w:kern w:val="0"/>
-          <w:sz w:val="22"/>
-          <w:szCs w:val="22"/>
-        </w:rPr>
-        <w:t xml:space="preserve"> SIDE_POLICIES</w:t>
-      </w:r>
-    </w:p>
-    <w:p>
-      <w:pPr>
-        <w:tabs>
-          <w:tab w:val="left" w:pos="560"/>
-          <w:tab w:val="left" w:pos="1120"/>
-          <w:tab w:val="left" w:pos="1680"/>
-          <w:tab w:val="left" w:pos="2240"/>
-          <w:tab w:val="left" w:pos="2800"/>
-          <w:tab w:val="left" w:pos="3360"/>
-          <w:tab w:val="left" w:pos="3920"/>
-          <w:tab w:val="left" w:pos="4480"/>
-          <w:tab w:val="left" w:pos="5040"/>
-          <w:tab w:val="left" w:pos="5600"/>
-          <w:tab w:val="left" w:pos="6160"/>
-          <w:tab w:val="left" w:pos="6720"/>
-        </w:tabs>
-        <w:autoSpaceDE w:val="0"/>
-        <w:autoSpaceDN w:val="0"/>
-        <w:adjustRightInd w:val="0"/>
-        <w:spacing w:after="0" w:line="240" w:lineRule="auto"/>
-        <w:rPr>
-          <w:rFonts w:ascii="Menlo" w:hAnsi="Menlo" w:cs="Menlo"/>
-          <w:color w:val="000000"/>
-          <w:kern w:val="0"/>
-          <w:sz w:val="22"/>
-          <w:szCs w:val="22"/>
-        </w:rPr>
-      </w:pPr>
-    </w:p>
-    <w:p>
-      <w:pPr>
-        <w:tabs>
-          <w:tab w:val="left" w:pos="560"/>
-          <w:tab w:val="left" w:pos="1120"/>
-          <w:tab w:val="left" w:pos="1680"/>
-          <w:tab w:val="left" w:pos="2240"/>
-          <w:tab w:val="left" w:pos="2800"/>
-          <w:tab w:val="left" w:pos="3360"/>
-          <w:tab w:val="left" w:pos="3920"/>
-          <w:tab w:val="left" w:pos="4480"/>
-          <w:tab w:val="left" w:pos="5040"/>
-          <w:tab w:val="left" w:pos="5600"/>
-          <w:tab w:val="left" w:pos="6160"/>
-          <w:tab w:val="left" w:pos="6720"/>
-        </w:tabs>
-        <w:autoSpaceDE w:val="0"/>
-        <w:autoSpaceDN w:val="0"/>
-        <w:adjustRightInd w:val="0"/>
-        <w:spacing w:after="0" w:line="240" w:lineRule="auto"/>
-        <w:rPr>
-          <w:rFonts w:ascii="Menlo" w:hAnsi="Menlo" w:cs="Menlo"/>
-          <w:color w:val="000000"/>
-          <w:kern w:val="0"/>
-          <w:sz w:val="22"/>
-          <w:szCs w:val="22"/>
-        </w:rPr>
-      </w:pPr>
-      <w:r>
-        <w:rPr>
-          <w:rFonts w:ascii="Apple Color Emoji" w:hAnsi="Apple Color Emoji" w:cs="Apple Color Emoji"/>
-          <w:color w:val="000000"/>
-          <w:kern w:val="0"/>
-          <w:sz w:val="22"/>
-          <w:szCs w:val="22"/>
-        </w:rPr>
-        <w:t>⏺</w:t>
-      </w:r>
-      <w:r>
-        <w:rPr>
-          <w:rFonts w:ascii="Menlo" w:hAnsi="Menlo" w:cs="Menlo"/>
-          <w:color w:val="000000"/>
-          <w:kern w:val="0"/>
-          <w:sz w:val="22"/>
-          <w:szCs w:val="22"/>
-        </w:rPr>
-        <w:t xml:space="preserve"> Now replace the inner bet loop to use </w:t>
-      </w:r>
-      <w:r>
-        <w:rPr>
-          <w:rFonts w:ascii="Menlo" w:hAnsi="Menlo" w:cs="Menlo"/>
-          <w:color w:val="2749FF"/>
-          <w:kern w:val="0"/>
-          <w:sz w:val="22"/>
-          <w:szCs w:val="22"/>
-        </w:rPr>
-        <w:t>select_bet_rows</w:t>
-      </w:r>
-      <w:r>
-        <w:rPr>
-          <w:rFonts w:ascii="Menlo" w:hAnsi="Menlo" w:cs="Menlo"/>
-          <w:color w:val="000000"/>
-          <w:kern w:val="0"/>
-          <w:sz w:val="22"/>
-          <w:szCs w:val="22"/>
-        </w:rPr>
-        <w:t>:</w:t>
-      </w:r>
-    </w:p>
-    <w:p>
-      <w:pPr>
-        <w:tabs>
-          <w:tab w:val="left" w:pos="560"/>
-          <w:tab w:val="left" w:pos="1120"/>
-          <w:tab w:val="left" w:pos="1680"/>
-          <w:tab w:val="left" w:pos="2240"/>
-          <w:tab w:val="left" w:pos="2800"/>
-          <w:tab w:val="left" w:pos="3360"/>
-          <w:tab w:val="left" w:pos="3920"/>
-          <w:tab w:val="left" w:pos="4480"/>
-          <w:tab w:val="left" w:pos="5040"/>
-          <w:tab w:val="left" w:pos="5600"/>
-          <w:tab w:val="left" w:pos="6160"/>
-          <w:tab w:val="left" w:pos="6720"/>
-        </w:tabs>
-        <w:autoSpaceDE w:val="0"/>
-        <w:autoSpaceDN w:val="0"/>
-        <w:adjustRightInd w:val="0"/>
-        <w:spacing w:after="0" w:line="240" w:lineRule="auto"/>
-        <w:rPr>
-          <w:rFonts w:ascii="Menlo" w:hAnsi="Menlo" w:cs="Menlo"/>
-          <w:color w:val="000000"/>
-          <w:kern w:val="0"/>
-          <w:sz w:val="22"/>
-          <w:szCs w:val="22"/>
-        </w:rPr>
-      </w:pPr>
-    </w:p>
-    <w:p>
-      <w:pPr>
-        <w:tabs>
-          <w:tab w:val="left" w:pos="560"/>
-          <w:tab w:val="left" w:pos="1120"/>
-          <w:tab w:val="left" w:pos="1680"/>
-          <w:tab w:val="left" w:pos="2240"/>
-          <w:tab w:val="left" w:pos="2800"/>
-          <w:tab w:val="left" w:pos="3360"/>
-          <w:tab w:val="left" w:pos="3920"/>
-          <w:tab w:val="left" w:pos="4480"/>
-          <w:tab w:val="left" w:pos="5040"/>
-          <w:tab w:val="left" w:pos="5600"/>
-          <w:tab w:val="left" w:pos="6160"/>
-          <w:tab w:val="left" w:pos="6720"/>
-        </w:tabs>
-        <w:autoSpaceDE w:val="0"/>
-        <w:autoSpaceDN w:val="0"/>
-        <w:adjustRightInd w:val="0"/>
-        <w:spacing w:after="0" w:line="240" w:lineRule="auto"/>
-        <w:rPr>
-          <w:rFonts w:ascii="Menlo" w:hAnsi="Menlo" w:cs="Menlo"/>
-          <w:color w:val="000000"/>
-          <w:kern w:val="0"/>
-          <w:sz w:val="22"/>
-          <w:szCs w:val="22"/>
-        </w:rPr>
-      </w:pPr>
-      <w:r>
-        <w:rPr>
-          <w:rFonts w:ascii="Apple Color Emoji" w:hAnsi="Apple Color Emoji" w:cs="Apple Color Emoji"/>
-          <w:color w:val="0A5287"/>
-          <w:kern w:val="0"/>
-          <w:sz w:val="22"/>
-          <w:szCs w:val="22"/>
-        </w:rPr>
-        <w:t>⏺</w:t>
-      </w:r>
-      <w:r>
-        <w:rPr>
-          <w:rFonts w:ascii="Menlo" w:hAnsi="Menlo" w:cs="Menlo"/>
-          <w:color w:val="000000"/>
-          <w:kern w:val="0"/>
-          <w:sz w:val="22"/>
-          <w:szCs w:val="22"/>
-        </w:rPr>
-        <w:t xml:space="preserve"> </w:t>
-      </w:r>
-      <w:r>
-        <w:rPr>
-          <w:rFonts w:ascii="Menlo" w:hAnsi="Menlo" w:cs="Menlo"/>
-          <w:b/>
-          <w:bCs/>
-          <w:color w:val="000000"/>
-          <w:kern w:val="0"/>
-          <w:sz w:val="22"/>
-          <w:szCs w:val="22"/>
-        </w:rPr>
-        <w:t>Update</w:t>
-      </w:r>
-      <w:r>
-        <w:rPr>
-          <w:rFonts w:ascii="Menlo" w:hAnsi="Menlo" w:cs="Menlo"/>
-          <w:color w:val="000000"/>
-          <w:kern w:val="0"/>
-          <w:sz w:val="22"/>
-          <w:szCs w:val="22"/>
-        </w:rPr>
-        <w:t xml:space="preserve">(src/nba_rebounds_modeling/00_research/scripts/v3_run_rebounds_edge_backtest.py)          </w:t>
-      </w:r>
-    </w:p>
-    <w:p>
-      <w:pPr>
-        <w:tabs>
-          <w:tab w:val="left" w:pos="560"/>
-          <w:tab w:val="left" w:pos="1120"/>
-          <w:tab w:val="left" w:pos="1680"/>
-          <w:tab w:val="left" w:pos="2240"/>
-          <w:tab w:val="left" w:pos="2800"/>
-          <w:tab w:val="left" w:pos="3360"/>
-          <w:tab w:val="left" w:pos="3920"/>
-          <w:tab w:val="left" w:pos="4480"/>
-          <w:tab w:val="left" w:pos="5040"/>
-          <w:tab w:val="left" w:pos="5600"/>
-          <w:tab w:val="left" w:pos="6160"/>
-          <w:tab w:val="left" w:pos="6720"/>
-        </w:tabs>
-        <w:autoSpaceDE w:val="0"/>
-        <w:autoSpaceDN w:val="0"/>
-        <w:adjustRightInd w:val="0"/>
-        <w:spacing w:after="0" w:line="240" w:lineRule="auto"/>
-        <w:rPr>
-          <w:rFonts w:ascii="Menlo" w:hAnsi="Menlo" w:cs="Menlo"/>
-          <w:color w:val="000000"/>
-          <w:kern w:val="0"/>
-          <w:sz w:val="22"/>
-          <w:szCs w:val="22"/>
-        </w:rPr>
-      </w:pPr>
-      <w:r>
-        <w:rPr>
-          <w:rFonts w:ascii="Menlo" w:hAnsi="Menlo" w:cs="Menlo"/>
-          <w:color w:val="535353"/>
-          <w:kern w:val="0"/>
-          <w:sz w:val="22"/>
-          <w:szCs w:val="22"/>
-        </w:rPr>
-        <w:t xml:space="preserve">  </w:t>
-      </w:r>
-      <w:r>
-        <w:rPr>
-          <w:rFonts w:ascii="Cambria Math" w:hAnsi="Cambria Math" w:cs="Cambria Math"/>
-          <w:color w:val="535353"/>
-          <w:kern w:val="0"/>
-          <w:sz w:val="22"/>
-          <w:szCs w:val="22"/>
-        </w:rPr>
-        <w:t>⎿</w:t>
-      </w:r>
-      <w:r>
-        <w:rPr>
-          <w:rFonts w:ascii="Menlo" w:hAnsi="Menlo" w:cs="Menlo"/>
-          <w:color w:val="535353"/>
-          <w:kern w:val="0"/>
-          <w:sz w:val="22"/>
-          <w:szCs w:val="22"/>
-        </w:rPr>
-        <w:t xml:space="preserve">  </w:t>
-      </w:r>
-      <w:r>
-        <w:rPr>
-          <w:rFonts w:ascii="Menlo" w:hAnsi="Menlo" w:cs="Menlo"/>
-          <w:color w:val="000000"/>
-          <w:kern w:val="0"/>
-          <w:sz w:val="22"/>
-          <w:szCs w:val="22"/>
-        </w:rPr>
-        <w:t xml:space="preserve">Added </w:t>
-      </w:r>
-      <w:r>
-        <w:rPr>
-          <w:rFonts w:ascii="Menlo" w:hAnsi="Menlo" w:cs="Menlo"/>
-          <w:b/>
-          <w:bCs/>
-          <w:color w:val="000000"/>
-          <w:kern w:val="0"/>
-          <w:sz w:val="22"/>
-          <w:szCs w:val="22"/>
-        </w:rPr>
-        <w:t>13</w:t>
-      </w:r>
-      <w:r>
-        <w:rPr>
-          <w:rFonts w:ascii="Menlo" w:hAnsi="Menlo" w:cs="Menlo"/>
-          <w:color w:val="000000"/>
-          <w:kern w:val="0"/>
-          <w:sz w:val="22"/>
-          <w:szCs w:val="22"/>
-        </w:rPr>
-        <w:t xml:space="preserve"> lines, removed </w:t>
-      </w:r>
-      <w:r>
-        <w:rPr>
-          <w:rFonts w:ascii="Menlo" w:hAnsi="Menlo" w:cs="Menlo"/>
-          <w:b/>
-          <w:bCs/>
-          <w:color w:val="000000"/>
-          <w:kern w:val="0"/>
-          <w:sz w:val="22"/>
-          <w:szCs w:val="22"/>
-        </w:rPr>
-        <w:t>4</w:t>
-      </w:r>
-      <w:r>
-        <w:rPr>
-          <w:rFonts w:ascii="Menlo" w:hAnsi="Menlo" w:cs="Menlo"/>
-          <w:color w:val="000000"/>
-          <w:kern w:val="0"/>
-          <w:sz w:val="22"/>
-          <w:szCs w:val="22"/>
-        </w:rPr>
-        <w:t xml:space="preserve"> lines</w:t>
-      </w:r>
-    </w:p>
-    <w:p>
-      <w:pPr>
-        <w:tabs>
-          <w:tab w:val="left" w:pos="560"/>
-          <w:tab w:val="left" w:pos="1120"/>
-          <w:tab w:val="left" w:pos="1680"/>
-          <w:tab w:val="left" w:pos="2240"/>
-          <w:tab w:val="left" w:pos="2800"/>
-          <w:tab w:val="left" w:pos="3360"/>
-          <w:tab w:val="left" w:pos="3920"/>
-          <w:tab w:val="left" w:pos="4480"/>
-          <w:tab w:val="left" w:pos="5040"/>
-          <w:tab w:val="left" w:pos="5600"/>
-          <w:tab w:val="left" w:pos="6160"/>
-          <w:tab w:val="left" w:pos="6720"/>
-        </w:tabs>
-        <w:autoSpaceDE w:val="0"/>
-        <w:autoSpaceDN w:val="0"/>
-        <w:adjustRightInd w:val="0"/>
-        <w:spacing w:after="0" w:line="240" w:lineRule="auto"/>
-        <w:rPr>
-          <w:rFonts w:ascii="Menlo" w:hAnsi="Menlo" w:cs="Menlo"/>
-          <w:color w:val="000000"/>
-          <w:kern w:val="0"/>
-          <w:sz w:val="22"/>
-          <w:szCs w:val="22"/>
-        </w:rPr>
-      </w:pPr>
-      <w:r>
-        <w:rPr>
-          <w:rFonts w:ascii="Menlo" w:hAnsi="Menlo" w:cs="Menlo"/>
-          <w:color w:val="000000"/>
-          <w:kern w:val="0"/>
-          <w:sz w:val="22"/>
-          <w:szCs w:val="22"/>
-        </w:rPr>
-        <w:t xml:space="preserve">     </w:t>
-      </w:r>
-      <w:r>
-        <w:rPr>
-          <w:rFonts w:ascii="Menlo" w:hAnsi="Menlo" w:cs="Menlo"/>
-          <w:color w:val="A8A8A8"/>
-          <w:kern w:val="0"/>
-          <w:sz w:val="22"/>
-          <w:szCs w:val="22"/>
-        </w:rPr>
-        <w:t xml:space="preserve"> 229 </w:t>
-      </w:r>
-      <w:r>
-        <w:rPr>
-          <w:rFonts w:ascii="Menlo" w:hAnsi="Menlo" w:cs="Menlo"/>
-          <w:color w:val="262626"/>
-          <w:kern w:val="0"/>
-          <w:sz w:val="22"/>
-          <w:szCs w:val="22"/>
-        </w:rPr>
-        <w:t xml:space="preserve">                     sum_imp_vigged = </w:t>
-      </w:r>
-      <w:r>
-        <w:rPr>
-          <w:rFonts w:ascii="Menlo" w:hAnsi="Menlo" w:cs="Menlo"/>
-          <w:color w:val="0E72A4"/>
-          <w:kern w:val="0"/>
-          <w:sz w:val="22"/>
-          <w:szCs w:val="22"/>
-        </w:rPr>
-        <w:t>0.0</w:t>
-      </w:r>
-      <w:r>
-        <w:rPr>
-          <w:rFonts w:ascii="Menlo" w:hAnsi="Menlo" w:cs="Menlo"/>
-          <w:color w:val="000000"/>
-          <w:kern w:val="0"/>
-          <w:sz w:val="22"/>
-          <w:szCs w:val="22"/>
-        </w:rPr>
-        <w:t xml:space="preserve">                                               </w:t>
-      </w:r>
-    </w:p>
-    <w:p>
-      <w:pPr>
-        <w:tabs>
-          <w:tab w:val="left" w:pos="560"/>
-          <w:tab w:val="left" w:pos="1120"/>
-          <w:tab w:val="left" w:pos="1680"/>
-          <w:tab w:val="left" w:pos="2240"/>
-          <w:tab w:val="left" w:pos="2800"/>
-          <w:tab w:val="left" w:pos="3360"/>
-          <w:tab w:val="left" w:pos="3920"/>
-          <w:tab w:val="left" w:pos="4480"/>
-          <w:tab w:val="left" w:pos="5040"/>
-          <w:tab w:val="left" w:pos="5600"/>
-          <w:tab w:val="left" w:pos="6160"/>
-          <w:tab w:val="left" w:pos="6720"/>
-        </w:tabs>
-        <w:autoSpaceDE w:val="0"/>
-        <w:autoSpaceDN w:val="0"/>
-        <w:adjustRightInd w:val="0"/>
-        <w:spacing w:after="0" w:line="240" w:lineRule="auto"/>
-        <w:rPr>
-          <w:rFonts w:ascii="Menlo" w:hAnsi="Menlo" w:cs="Menlo"/>
-          <w:color w:val="000000"/>
-          <w:kern w:val="0"/>
-          <w:sz w:val="22"/>
-          <w:szCs w:val="22"/>
-        </w:rPr>
-      </w:pPr>
-      <w:r>
-        <w:rPr>
-          <w:rFonts w:ascii="Menlo" w:hAnsi="Menlo" w:cs="Menlo"/>
-          <w:color w:val="000000"/>
-          <w:kern w:val="0"/>
-          <w:sz w:val="22"/>
-          <w:szCs w:val="22"/>
-        </w:rPr>
-        <w:t xml:space="preserve">     </w:t>
-      </w:r>
-      <w:r>
-        <w:rPr>
-          <w:rFonts w:ascii="Menlo" w:hAnsi="Menlo" w:cs="Menlo"/>
-          <w:color w:val="A8A8A8"/>
-          <w:kern w:val="0"/>
-          <w:sz w:val="22"/>
-          <w:szCs w:val="22"/>
-        </w:rPr>
-        <w:t xml:space="preserve"> 230 </w:t>
-      </w:r>
-      <w:r>
-        <w:rPr>
-          <w:rFonts w:ascii="Menlo" w:hAnsi="Menlo" w:cs="Menlo"/>
-          <w:color w:val="262626"/>
-          <w:kern w:val="0"/>
-          <w:sz w:val="22"/>
-          <w:szCs w:val="22"/>
-        </w:rPr>
-        <w:t xml:space="preserve">                     sum_american = </w:t>
-      </w:r>
-      <w:r>
-        <w:rPr>
-          <w:rFonts w:ascii="Menlo" w:hAnsi="Menlo" w:cs="Menlo"/>
-          <w:color w:val="0E72A4"/>
-          <w:kern w:val="0"/>
-          <w:sz w:val="22"/>
-          <w:szCs w:val="22"/>
-        </w:rPr>
-        <w:t>0.0</w:t>
-      </w:r>
-      <w:r>
-        <w:rPr>
-          <w:rFonts w:ascii="Menlo" w:hAnsi="Menlo" w:cs="Menlo"/>
-          <w:color w:val="000000"/>
-          <w:kern w:val="0"/>
-          <w:sz w:val="22"/>
-          <w:szCs w:val="22"/>
-        </w:rPr>
-        <w:t xml:space="preserve">           </w:t>
-      </w:r>
-    </w:p>
-    <w:p>
-      <w:pPr>
-        <w:tabs>
-          <w:tab w:val="left" w:pos="560"/>
-          <w:tab w:val="left" w:pos="1120"/>
-          <w:tab w:val="left" w:pos="1680"/>
-          <w:tab w:val="left" w:pos="2240"/>
-          <w:tab w:val="left" w:pos="2800"/>
-          <w:tab w:val="left" w:pos="3360"/>
-          <w:tab w:val="left" w:pos="3920"/>
-          <w:tab w:val="left" w:pos="4480"/>
-          <w:tab w:val="left" w:pos="5040"/>
-          <w:tab w:val="left" w:pos="5600"/>
-          <w:tab w:val="left" w:pos="6160"/>
-          <w:tab w:val="left" w:pos="6720"/>
-        </w:tabs>
-        <w:autoSpaceDE w:val="0"/>
-        <w:autoSpaceDN w:val="0"/>
-        <w:adjustRightInd w:val="0"/>
-        <w:spacing w:after="0" w:line="240" w:lineRule="auto"/>
-        <w:rPr>
-          <w:rFonts w:ascii="Menlo" w:hAnsi="Menlo" w:cs="Menlo"/>
-          <w:color w:val="000000"/>
-          <w:kern w:val="0"/>
-          <w:sz w:val="22"/>
-          <w:szCs w:val="22"/>
-        </w:rPr>
-      </w:pPr>
-      <w:r>
-        <w:rPr>
-          <w:rFonts w:ascii="Menlo" w:hAnsi="Menlo" w:cs="Menlo"/>
-          <w:color w:val="000000"/>
-          <w:kern w:val="0"/>
-          <w:sz w:val="22"/>
-          <w:szCs w:val="22"/>
-        </w:rPr>
-        <w:t xml:space="preserve">     </w:t>
-      </w:r>
-      <w:r>
-        <w:rPr>
-          <w:rFonts w:ascii="Menlo" w:hAnsi="Menlo" w:cs="Menlo"/>
-          <w:color w:val="A8A8A8"/>
-          <w:kern w:val="0"/>
-          <w:sz w:val="22"/>
-          <w:szCs w:val="22"/>
-        </w:rPr>
-        <w:t xml:space="preserve"> 231 </w:t>
-      </w:r>
-      <w:r>
-        <w:rPr>
-          <w:rFonts w:ascii="Menlo" w:hAnsi="Menlo" w:cs="Menlo"/>
-          <w:color w:val="262626"/>
-          <w:kern w:val="0"/>
-          <w:sz w:val="22"/>
-          <w:szCs w:val="22"/>
-        </w:rPr>
-        <w:t xml:space="preserve"> </w:t>
-      </w:r>
-      <w:r>
-        <w:rPr>
-          <w:rFonts w:ascii="Menlo" w:hAnsi="Menlo" w:cs="Menlo"/>
-          <w:color w:val="000000"/>
-          <w:kern w:val="0"/>
-          <w:sz w:val="22"/>
-          <w:szCs w:val="22"/>
-        </w:rPr>
-        <w:t xml:space="preserve">                                                                                       </w:t>
-      </w:r>
-    </w:p>
-    <w:p>
-      <w:pPr>
-        <w:tabs>
-          <w:tab w:val="left" w:pos="560"/>
-          <w:tab w:val="left" w:pos="1120"/>
-          <w:tab w:val="left" w:pos="1680"/>
-          <w:tab w:val="left" w:pos="2240"/>
-          <w:tab w:val="left" w:pos="2800"/>
-          <w:tab w:val="left" w:pos="3360"/>
-          <w:tab w:val="left" w:pos="3920"/>
-          <w:tab w:val="left" w:pos="4480"/>
-          <w:tab w:val="left" w:pos="5040"/>
-          <w:tab w:val="left" w:pos="5600"/>
-          <w:tab w:val="left" w:pos="6160"/>
-          <w:tab w:val="left" w:pos="6720"/>
-        </w:tabs>
-        <w:autoSpaceDE w:val="0"/>
-        <w:autoSpaceDN w:val="0"/>
-        <w:adjustRightInd w:val="0"/>
-        <w:spacing w:after="0" w:line="240" w:lineRule="auto"/>
-        <w:rPr>
-          <w:rFonts w:ascii="Menlo" w:hAnsi="Menlo" w:cs="Menlo"/>
-          <w:color w:val="000000"/>
-          <w:kern w:val="0"/>
-          <w:sz w:val="22"/>
-          <w:szCs w:val="22"/>
-        </w:rPr>
-      </w:pPr>
-      <w:r>
-        <w:rPr>
-          <w:rFonts w:ascii="Menlo" w:hAnsi="Menlo" w:cs="Menlo"/>
-          <w:color w:val="000000"/>
-          <w:kern w:val="0"/>
-          <w:sz w:val="22"/>
-          <w:szCs w:val="22"/>
-        </w:rPr>
-        <w:t xml:space="preserve">     </w:t>
-      </w:r>
-      <w:r>
-        <w:rPr>
-          <w:rFonts w:ascii="Menlo" w:hAnsi="Menlo" w:cs="Menlo"/>
-          <w:color w:val="C20B23"/>
-          <w:kern w:val="0"/>
-          <w:sz w:val="22"/>
-          <w:szCs w:val="22"/>
-        </w:rPr>
-        <w:t xml:space="preserve"> 232 -</w:t>
-      </w:r>
-      <w:r>
-        <w:rPr>
-          <w:rFonts w:ascii="Menlo" w:hAnsi="Menlo" w:cs="Menlo"/>
-          <w:color w:val="262626"/>
-          <w:kern w:val="0"/>
-          <w:sz w:val="22"/>
-          <w:szCs w:val="22"/>
-        </w:rPr>
-        <w:t xml:space="preserve">                    for i in range(len(base)):                                  </w:t>
-      </w:r>
-    </w:p>
-    <w:p>
-      <w:pPr>
-        <w:tabs>
-          <w:tab w:val="left" w:pos="560"/>
-          <w:tab w:val="left" w:pos="1120"/>
-          <w:tab w:val="left" w:pos="1680"/>
-          <w:tab w:val="left" w:pos="2240"/>
-          <w:tab w:val="left" w:pos="2800"/>
-          <w:tab w:val="left" w:pos="3360"/>
-          <w:tab w:val="left" w:pos="3920"/>
-          <w:tab w:val="left" w:pos="4480"/>
-          <w:tab w:val="left" w:pos="5040"/>
-          <w:tab w:val="left" w:pos="5600"/>
-          <w:tab w:val="left" w:pos="6160"/>
-          <w:tab w:val="left" w:pos="6720"/>
-        </w:tabs>
-        <w:autoSpaceDE w:val="0"/>
-        <w:autoSpaceDN w:val="0"/>
-        <w:adjustRightInd w:val="0"/>
-        <w:spacing w:after="0" w:line="240" w:lineRule="auto"/>
-        <w:rPr>
-          <w:rFonts w:ascii="Menlo" w:hAnsi="Menlo" w:cs="Menlo"/>
-          <w:color w:val="000000"/>
-          <w:kern w:val="0"/>
-          <w:sz w:val="22"/>
-          <w:szCs w:val="22"/>
-        </w:rPr>
-      </w:pPr>
-      <w:r>
-        <w:rPr>
-          <w:rFonts w:ascii="Menlo" w:hAnsi="Menlo" w:cs="Menlo"/>
-          <w:color w:val="000000"/>
-          <w:kern w:val="0"/>
-          <w:sz w:val="22"/>
-          <w:szCs w:val="22"/>
-        </w:rPr>
-        <w:t xml:space="preserve">     </w:t>
-      </w:r>
-      <w:r>
-        <w:rPr>
-          <w:rFonts w:ascii="Menlo" w:hAnsi="Menlo" w:cs="Menlo"/>
-          <w:color w:val="C20B23"/>
-          <w:kern w:val="0"/>
-          <w:sz w:val="22"/>
-          <w:szCs w:val="22"/>
-        </w:rPr>
-        <w:t xml:space="preserve"> 233 -</w:t>
-      </w:r>
-      <w:r>
-        <w:rPr>
-          <w:rFonts w:ascii="Menlo" w:hAnsi="Menlo" w:cs="Menlo"/>
-          <w:color w:val="262626"/>
-          <w:kern w:val="0"/>
-          <w:sz w:val="22"/>
-          <w:szCs w:val="22"/>
-        </w:rPr>
-        <w:t xml:space="preserve">                        side = pick_side(i, edge_o, edge_u, min_edge, side_polic</w:t>
-      </w:r>
-      <w:r>
-        <w:rPr>
-          <w:rFonts w:ascii="Menlo" w:hAnsi="Menlo" w:cs="Menlo"/>
-          <w:color w:val="000000"/>
-          <w:kern w:val="0"/>
-          <w:sz w:val="22"/>
-          <w:szCs w:val="22"/>
-        </w:rPr>
-        <w:t xml:space="preserve">       </w:t>
-      </w:r>
-    </w:p>
-    <w:p>
-      <w:pPr>
-        <w:tabs>
-          <w:tab w:val="left" w:pos="560"/>
-          <w:tab w:val="left" w:pos="1120"/>
-          <w:tab w:val="left" w:pos="1680"/>
-          <w:tab w:val="left" w:pos="2240"/>
-          <w:tab w:val="left" w:pos="2800"/>
-          <w:tab w:val="left" w:pos="3360"/>
-          <w:tab w:val="left" w:pos="3920"/>
-          <w:tab w:val="left" w:pos="4480"/>
-          <w:tab w:val="left" w:pos="5040"/>
-          <w:tab w:val="left" w:pos="5600"/>
-          <w:tab w:val="left" w:pos="6160"/>
-          <w:tab w:val="left" w:pos="6720"/>
-        </w:tabs>
-        <w:autoSpaceDE w:val="0"/>
-        <w:autoSpaceDN w:val="0"/>
-        <w:adjustRightInd w:val="0"/>
-        <w:spacing w:after="0" w:line="240" w:lineRule="auto"/>
-        <w:rPr>
-          <w:rFonts w:ascii="Menlo" w:hAnsi="Menlo" w:cs="Menlo"/>
-          <w:color w:val="000000"/>
-          <w:kern w:val="0"/>
-          <w:sz w:val="22"/>
-          <w:szCs w:val="22"/>
-        </w:rPr>
-      </w:pPr>
-      <w:r>
-        <w:rPr>
-          <w:rFonts w:ascii="Menlo" w:hAnsi="Menlo" w:cs="Menlo"/>
-          <w:color w:val="000000"/>
-          <w:kern w:val="0"/>
-          <w:sz w:val="22"/>
-          <w:szCs w:val="22"/>
-        </w:rPr>
-        <w:t xml:space="preserve">     </w:t>
-      </w:r>
-      <w:r>
-        <w:rPr>
-          <w:rFonts w:ascii="Menlo" w:hAnsi="Menlo" w:cs="Menlo"/>
-          <w:color w:val="C20B23"/>
-          <w:kern w:val="0"/>
-          <w:sz w:val="22"/>
-          <w:szCs w:val="22"/>
-        </w:rPr>
-        <w:t xml:space="preserve">     -</w:t>
-      </w:r>
-      <w:r>
-        <w:rPr>
-          <w:rFonts w:ascii="Menlo" w:hAnsi="Menlo" w:cs="Menlo"/>
-          <w:color w:val="262626"/>
-          <w:kern w:val="0"/>
-          <w:sz w:val="22"/>
-          <w:szCs w:val="22"/>
-        </w:rPr>
-        <w:t xml:space="preserve">y)                                                                              </w:t>
-      </w:r>
-    </w:p>
-    <w:p>
-      <w:pPr>
-        <w:tabs>
-          <w:tab w:val="left" w:pos="560"/>
-          <w:tab w:val="left" w:pos="1120"/>
-          <w:tab w:val="left" w:pos="1680"/>
-          <w:tab w:val="left" w:pos="2240"/>
-          <w:tab w:val="left" w:pos="2800"/>
-          <w:tab w:val="left" w:pos="3360"/>
-          <w:tab w:val="left" w:pos="3920"/>
-          <w:tab w:val="left" w:pos="4480"/>
-          <w:tab w:val="left" w:pos="5040"/>
-          <w:tab w:val="left" w:pos="5600"/>
-          <w:tab w:val="left" w:pos="6160"/>
-          <w:tab w:val="left" w:pos="6720"/>
-        </w:tabs>
-        <w:autoSpaceDE w:val="0"/>
-        <w:autoSpaceDN w:val="0"/>
-        <w:adjustRightInd w:val="0"/>
-        <w:spacing w:after="0" w:line="240" w:lineRule="auto"/>
-        <w:rPr>
-          <w:rFonts w:ascii="Menlo" w:hAnsi="Menlo" w:cs="Menlo"/>
-          <w:color w:val="000000"/>
-          <w:kern w:val="0"/>
-          <w:sz w:val="22"/>
-          <w:szCs w:val="22"/>
-        </w:rPr>
-      </w:pPr>
-      <w:r>
-        <w:rPr>
-          <w:rFonts w:ascii="Menlo" w:hAnsi="Menlo" w:cs="Menlo"/>
-          <w:color w:val="000000"/>
-          <w:kern w:val="0"/>
-          <w:sz w:val="22"/>
-          <w:szCs w:val="22"/>
-        </w:rPr>
-        <w:t xml:space="preserve">     </w:t>
-      </w:r>
-      <w:r>
-        <w:rPr>
-          <w:rFonts w:ascii="Menlo" w:hAnsi="Menlo" w:cs="Menlo"/>
-          <w:color w:val="C20B23"/>
-          <w:kern w:val="0"/>
-          <w:sz w:val="22"/>
-          <w:szCs w:val="22"/>
-        </w:rPr>
-        <w:t xml:space="preserve"> 234 -</w:t>
-      </w:r>
-      <w:r>
-        <w:rPr>
-          <w:rFonts w:ascii="Menlo" w:hAnsi="Menlo" w:cs="Menlo"/>
-          <w:color w:val="262626"/>
-          <w:kern w:val="0"/>
-          <w:sz w:val="22"/>
-          <w:szCs w:val="22"/>
-        </w:rPr>
-        <w:t xml:space="preserve">                        if side is None:                                        </w:t>
-      </w:r>
-    </w:p>
-    <w:p>
-      <w:pPr>
-        <w:tabs>
-          <w:tab w:val="left" w:pos="560"/>
-          <w:tab w:val="left" w:pos="1120"/>
-          <w:tab w:val="left" w:pos="1680"/>
-          <w:tab w:val="left" w:pos="2240"/>
-          <w:tab w:val="left" w:pos="2800"/>
-          <w:tab w:val="left" w:pos="3360"/>
-          <w:tab w:val="left" w:pos="3920"/>
-          <w:tab w:val="left" w:pos="4480"/>
-          <w:tab w:val="left" w:pos="5040"/>
-          <w:tab w:val="left" w:pos="5600"/>
-          <w:tab w:val="left" w:pos="6160"/>
-          <w:tab w:val="left" w:pos="6720"/>
-        </w:tabs>
-        <w:autoSpaceDE w:val="0"/>
-        <w:autoSpaceDN w:val="0"/>
-        <w:adjustRightInd w:val="0"/>
-        <w:spacing w:after="0" w:line="240" w:lineRule="auto"/>
-        <w:rPr>
-          <w:rFonts w:ascii="Menlo" w:hAnsi="Menlo" w:cs="Menlo"/>
-          <w:color w:val="000000"/>
-          <w:kern w:val="0"/>
-          <w:sz w:val="22"/>
-          <w:szCs w:val="22"/>
-        </w:rPr>
-      </w:pPr>
-      <w:r>
-        <w:rPr>
-          <w:rFonts w:ascii="Menlo" w:hAnsi="Menlo" w:cs="Menlo"/>
-          <w:color w:val="000000"/>
-          <w:kern w:val="0"/>
-          <w:sz w:val="22"/>
-          <w:szCs w:val="22"/>
-        </w:rPr>
-        <w:t xml:space="preserve">     </w:t>
-      </w:r>
-      <w:r>
-        <w:rPr>
-          <w:rFonts w:ascii="Menlo" w:hAnsi="Menlo" w:cs="Menlo"/>
-          <w:color w:val="C20B23"/>
-          <w:kern w:val="0"/>
-          <w:sz w:val="22"/>
-          <w:szCs w:val="22"/>
-        </w:rPr>
-        <w:t xml:space="preserve"> 235 -</w:t>
-      </w:r>
-      <w:r>
-        <w:rPr>
-          <w:rFonts w:ascii="Menlo" w:hAnsi="Menlo" w:cs="Menlo"/>
-          <w:color w:val="262626"/>
-          <w:kern w:val="0"/>
-          <w:sz w:val="22"/>
-          <w:szCs w:val="22"/>
-        </w:rPr>
-        <w:t xml:space="preserve">                            continue                                            </w:t>
-      </w:r>
-    </w:p>
-    <w:p>
-      <w:pPr>
-        <w:tabs>
-          <w:tab w:val="left" w:pos="560"/>
-          <w:tab w:val="left" w:pos="1120"/>
-          <w:tab w:val="left" w:pos="1680"/>
-          <w:tab w:val="left" w:pos="2240"/>
-          <w:tab w:val="left" w:pos="2800"/>
-          <w:tab w:val="left" w:pos="3360"/>
-          <w:tab w:val="left" w:pos="3920"/>
-          <w:tab w:val="left" w:pos="4480"/>
-          <w:tab w:val="left" w:pos="5040"/>
-          <w:tab w:val="left" w:pos="5600"/>
-          <w:tab w:val="left" w:pos="6160"/>
-          <w:tab w:val="left" w:pos="6720"/>
-        </w:tabs>
-        <w:autoSpaceDE w:val="0"/>
-        <w:autoSpaceDN w:val="0"/>
-        <w:adjustRightInd w:val="0"/>
-        <w:spacing w:after="0" w:line="240" w:lineRule="auto"/>
-        <w:rPr>
-          <w:rFonts w:ascii="Menlo" w:hAnsi="Menlo" w:cs="Menlo"/>
-          <w:color w:val="000000"/>
-          <w:kern w:val="0"/>
-          <w:sz w:val="22"/>
-          <w:szCs w:val="22"/>
-        </w:rPr>
-      </w:pPr>
-      <w:r>
-        <w:rPr>
-          <w:rFonts w:ascii="Menlo" w:hAnsi="Menlo" w:cs="Menlo"/>
-          <w:color w:val="000000"/>
-          <w:kern w:val="0"/>
-          <w:sz w:val="22"/>
-          <w:szCs w:val="22"/>
-        </w:rPr>
-        <w:t xml:space="preserve">     </w:t>
-      </w:r>
-      <w:r>
-        <w:rPr>
-          <w:rFonts w:ascii="Menlo" w:hAnsi="Menlo" w:cs="Menlo"/>
-          <w:color w:val="1C4477"/>
-          <w:kern w:val="0"/>
-          <w:sz w:val="22"/>
-          <w:szCs w:val="22"/>
-        </w:rPr>
-        <w:t xml:space="preserve"> 232 +</w:t>
-      </w:r>
-      <w:r>
-        <w:rPr>
-          <w:rFonts w:ascii="Menlo" w:hAnsi="Menlo" w:cs="Menlo"/>
-          <w:color w:val="262626"/>
-          <w:kern w:val="0"/>
-          <w:sz w:val="22"/>
-          <w:szCs w:val="22"/>
-        </w:rPr>
-        <w:t xml:space="preserve">                    bets = select_bet_rows(                                     </w:t>
-      </w:r>
-    </w:p>
-    <w:p>
-      <w:pPr>
-        <w:tabs>
-          <w:tab w:val="left" w:pos="560"/>
-          <w:tab w:val="left" w:pos="1120"/>
-          <w:tab w:val="left" w:pos="1680"/>
-          <w:tab w:val="left" w:pos="2240"/>
-          <w:tab w:val="left" w:pos="2800"/>
-          <w:tab w:val="left" w:pos="3360"/>
-          <w:tab w:val="left" w:pos="3920"/>
-          <w:tab w:val="left" w:pos="4480"/>
-          <w:tab w:val="left" w:pos="5040"/>
-          <w:tab w:val="left" w:pos="5600"/>
-          <w:tab w:val="left" w:pos="6160"/>
-          <w:tab w:val="left" w:pos="6720"/>
-        </w:tabs>
-        <w:autoSpaceDE w:val="0"/>
-        <w:autoSpaceDN w:val="0"/>
-        <w:adjustRightInd w:val="0"/>
-        <w:spacing w:after="0" w:line="240" w:lineRule="auto"/>
-        <w:rPr>
-          <w:rFonts w:ascii="Menlo" w:hAnsi="Menlo" w:cs="Menlo"/>
-          <w:color w:val="000000"/>
-          <w:kern w:val="0"/>
-          <w:sz w:val="22"/>
-          <w:szCs w:val="22"/>
-        </w:rPr>
-      </w:pPr>
-      <w:r>
-        <w:rPr>
-          <w:rFonts w:ascii="Menlo" w:hAnsi="Menlo" w:cs="Menlo"/>
-          <w:color w:val="000000"/>
-          <w:kern w:val="0"/>
-          <w:sz w:val="22"/>
-          <w:szCs w:val="22"/>
-        </w:rPr>
-        <w:t xml:space="preserve">     </w:t>
-      </w:r>
-      <w:r>
-        <w:rPr>
-          <w:rFonts w:ascii="Menlo" w:hAnsi="Menlo" w:cs="Menlo"/>
-          <w:color w:val="1C4477"/>
-          <w:kern w:val="0"/>
-          <w:sz w:val="22"/>
-          <w:szCs w:val="22"/>
-        </w:rPr>
-        <w:t xml:space="preserve"> 233 +</w:t>
-      </w:r>
-      <w:r>
-        <w:rPr>
-          <w:rFonts w:ascii="Menlo" w:hAnsi="Menlo" w:cs="Menlo"/>
-          <w:color w:val="262626"/>
-          <w:kern w:val="0"/>
-          <w:sz w:val="22"/>
-          <w:szCs w:val="22"/>
-        </w:rPr>
-        <w:t xml:space="preserve">                        </w:t>
-      </w:r>
-      <w:r>
-        <w:rPr>
-          <w:rFonts w:ascii="Menlo" w:hAnsi="Menlo" w:cs="Menlo"/>
-          <w:color w:val="0E72A4"/>
-          <w:kern w:val="0"/>
-          <w:sz w:val="22"/>
-          <w:szCs w:val="22"/>
-        </w:rPr>
-        <w:t>len</w:t>
-      </w:r>
-      <w:r>
-        <w:rPr>
-          <w:rFonts w:ascii="Menlo" w:hAnsi="Menlo" w:cs="Menlo"/>
-          <w:color w:val="262626"/>
-          <w:kern w:val="0"/>
-          <w:sz w:val="22"/>
-          <w:szCs w:val="22"/>
-        </w:rPr>
-        <w:t xml:space="preserve">(base),                                              </w:t>
-      </w:r>
-    </w:p>
-    <w:p>
-      <w:pPr>
-        <w:tabs>
-          <w:tab w:val="left" w:pos="560"/>
-          <w:tab w:val="left" w:pos="1120"/>
-          <w:tab w:val="left" w:pos="1680"/>
-          <w:tab w:val="left" w:pos="2240"/>
-          <w:tab w:val="left" w:pos="2800"/>
-          <w:tab w:val="left" w:pos="3360"/>
-          <w:tab w:val="left" w:pos="3920"/>
-          <w:tab w:val="left" w:pos="4480"/>
-          <w:tab w:val="left" w:pos="5040"/>
-          <w:tab w:val="left" w:pos="5600"/>
-          <w:tab w:val="left" w:pos="6160"/>
-          <w:tab w:val="left" w:pos="6720"/>
-        </w:tabs>
-        <w:autoSpaceDE w:val="0"/>
-        <w:autoSpaceDN w:val="0"/>
-        <w:adjustRightInd w:val="0"/>
-        <w:spacing w:after="0" w:line="240" w:lineRule="auto"/>
-        <w:rPr>
-          <w:rFonts w:ascii="Menlo" w:hAnsi="Menlo" w:cs="Menlo"/>
-          <w:color w:val="000000"/>
-          <w:kern w:val="0"/>
-          <w:sz w:val="22"/>
-          <w:szCs w:val="22"/>
-        </w:rPr>
-      </w:pPr>
-      <w:r>
-        <w:rPr>
-          <w:rFonts w:ascii="Menlo" w:hAnsi="Menlo" w:cs="Menlo"/>
-          <w:color w:val="000000"/>
-          <w:kern w:val="0"/>
-          <w:sz w:val="22"/>
-          <w:szCs w:val="22"/>
-        </w:rPr>
-        <w:t xml:space="preserve">     </w:t>
-      </w:r>
-      <w:r>
-        <w:rPr>
-          <w:rFonts w:ascii="Menlo" w:hAnsi="Menlo" w:cs="Menlo"/>
-          <w:color w:val="1C4477"/>
-          <w:kern w:val="0"/>
-          <w:sz w:val="22"/>
-          <w:szCs w:val="22"/>
-        </w:rPr>
-        <w:t xml:space="preserve"> 234 +</w:t>
-      </w:r>
-      <w:r>
-        <w:rPr>
-          <w:rFonts w:ascii="Menlo" w:hAnsi="Menlo" w:cs="Menlo"/>
-          <w:color w:val="262626"/>
-          <w:kern w:val="0"/>
-          <w:sz w:val="22"/>
-          <w:szCs w:val="22"/>
-        </w:rPr>
-        <w:t xml:space="preserve">                        dedup_keys,                                             </w:t>
-      </w:r>
-    </w:p>
-    <w:p>
-      <w:pPr>
-        <w:tabs>
-          <w:tab w:val="left" w:pos="560"/>
-          <w:tab w:val="left" w:pos="1120"/>
-          <w:tab w:val="left" w:pos="1680"/>
-          <w:tab w:val="left" w:pos="2240"/>
-          <w:tab w:val="left" w:pos="2800"/>
-          <w:tab w:val="left" w:pos="3360"/>
-          <w:tab w:val="left" w:pos="3920"/>
-          <w:tab w:val="left" w:pos="4480"/>
-          <w:tab w:val="left" w:pos="5040"/>
-          <w:tab w:val="left" w:pos="5600"/>
-          <w:tab w:val="left" w:pos="6160"/>
-          <w:tab w:val="left" w:pos="6720"/>
-        </w:tabs>
-        <w:autoSpaceDE w:val="0"/>
-        <w:autoSpaceDN w:val="0"/>
-        <w:adjustRightInd w:val="0"/>
-        <w:spacing w:after="0" w:line="240" w:lineRule="auto"/>
-        <w:rPr>
-          <w:rFonts w:ascii="Menlo" w:hAnsi="Menlo" w:cs="Menlo"/>
-          <w:color w:val="000000"/>
-          <w:kern w:val="0"/>
-          <w:sz w:val="22"/>
-          <w:szCs w:val="22"/>
-        </w:rPr>
-      </w:pPr>
-      <w:r>
-        <w:rPr>
-          <w:rFonts w:ascii="Menlo" w:hAnsi="Menlo" w:cs="Menlo"/>
-          <w:color w:val="000000"/>
-          <w:kern w:val="0"/>
-          <w:sz w:val="22"/>
-          <w:szCs w:val="22"/>
-        </w:rPr>
-        <w:t xml:space="preserve">     </w:t>
-      </w:r>
-      <w:r>
-        <w:rPr>
-          <w:rFonts w:ascii="Menlo" w:hAnsi="Menlo" w:cs="Menlo"/>
-          <w:color w:val="1C4477"/>
-          <w:kern w:val="0"/>
-          <w:sz w:val="22"/>
-          <w:szCs w:val="22"/>
-        </w:rPr>
-        <w:t xml:space="preserve"> 235 +</w:t>
-      </w:r>
-      <w:r>
-        <w:rPr>
-          <w:rFonts w:ascii="Menlo" w:hAnsi="Menlo" w:cs="Menlo"/>
-          <w:color w:val="262626"/>
-          <w:kern w:val="0"/>
-          <w:sz w:val="22"/>
-          <w:szCs w:val="22"/>
-        </w:rPr>
-        <w:t xml:space="preserve">                        edge_o,                                                 </w:t>
-      </w:r>
-    </w:p>
-    <w:p>
-      <w:pPr>
-        <w:tabs>
-          <w:tab w:val="left" w:pos="560"/>
-          <w:tab w:val="left" w:pos="1120"/>
-          <w:tab w:val="left" w:pos="1680"/>
-          <w:tab w:val="left" w:pos="2240"/>
-          <w:tab w:val="left" w:pos="2800"/>
-          <w:tab w:val="left" w:pos="3360"/>
-          <w:tab w:val="left" w:pos="3920"/>
-          <w:tab w:val="left" w:pos="4480"/>
-          <w:tab w:val="left" w:pos="5040"/>
-          <w:tab w:val="left" w:pos="5600"/>
-          <w:tab w:val="left" w:pos="6160"/>
-          <w:tab w:val="left" w:pos="6720"/>
-        </w:tabs>
-        <w:autoSpaceDE w:val="0"/>
-        <w:autoSpaceDN w:val="0"/>
-        <w:adjustRightInd w:val="0"/>
-        <w:spacing w:after="0" w:line="240" w:lineRule="auto"/>
-        <w:rPr>
-          <w:rFonts w:ascii="Menlo" w:hAnsi="Menlo" w:cs="Menlo"/>
-          <w:color w:val="000000"/>
-          <w:kern w:val="0"/>
-          <w:sz w:val="22"/>
-          <w:szCs w:val="22"/>
-        </w:rPr>
-      </w:pPr>
-      <w:r>
-        <w:rPr>
-          <w:rFonts w:ascii="Menlo" w:hAnsi="Menlo" w:cs="Menlo"/>
-          <w:color w:val="000000"/>
-          <w:kern w:val="0"/>
-          <w:sz w:val="22"/>
-          <w:szCs w:val="22"/>
-        </w:rPr>
-        <w:t xml:space="preserve">     </w:t>
-      </w:r>
-      <w:r>
-        <w:rPr>
-          <w:rFonts w:ascii="Menlo" w:hAnsi="Menlo" w:cs="Menlo"/>
-          <w:color w:val="1C4477"/>
-          <w:kern w:val="0"/>
-          <w:sz w:val="22"/>
-          <w:szCs w:val="22"/>
-        </w:rPr>
-        <w:t xml:space="preserve"> 236 +</w:t>
-      </w:r>
-      <w:r>
-        <w:rPr>
-          <w:rFonts w:ascii="Menlo" w:hAnsi="Menlo" w:cs="Menlo"/>
-          <w:color w:val="262626"/>
-          <w:kern w:val="0"/>
-          <w:sz w:val="22"/>
-          <w:szCs w:val="22"/>
-        </w:rPr>
-        <w:t xml:space="preserve">                        edge_u,                                                 </w:t>
-      </w:r>
-    </w:p>
-    <w:p>
-      <w:pPr>
-        <w:tabs>
-          <w:tab w:val="left" w:pos="560"/>
-          <w:tab w:val="left" w:pos="1120"/>
-          <w:tab w:val="left" w:pos="1680"/>
-          <w:tab w:val="left" w:pos="2240"/>
-          <w:tab w:val="left" w:pos="2800"/>
-          <w:tab w:val="left" w:pos="3360"/>
-          <w:tab w:val="left" w:pos="3920"/>
-          <w:tab w:val="left" w:pos="4480"/>
-          <w:tab w:val="left" w:pos="5040"/>
-          <w:tab w:val="left" w:pos="5600"/>
-          <w:tab w:val="left" w:pos="6160"/>
-          <w:tab w:val="left" w:pos="6720"/>
-        </w:tabs>
-        <w:autoSpaceDE w:val="0"/>
-        <w:autoSpaceDN w:val="0"/>
-        <w:adjustRightInd w:val="0"/>
-        <w:spacing w:after="0" w:line="240" w:lineRule="auto"/>
-        <w:rPr>
-          <w:rFonts w:ascii="Menlo" w:hAnsi="Menlo" w:cs="Menlo"/>
-          <w:color w:val="000000"/>
-          <w:kern w:val="0"/>
-          <w:sz w:val="22"/>
-          <w:szCs w:val="22"/>
-        </w:rPr>
-      </w:pPr>
-      <w:r>
-        <w:rPr>
-          <w:rFonts w:ascii="Menlo" w:hAnsi="Menlo" w:cs="Menlo"/>
-          <w:color w:val="000000"/>
-          <w:kern w:val="0"/>
-          <w:sz w:val="22"/>
-          <w:szCs w:val="22"/>
-        </w:rPr>
-        <w:t xml:space="preserve">     </w:t>
-      </w:r>
-      <w:r>
-        <w:rPr>
-          <w:rFonts w:ascii="Menlo" w:hAnsi="Menlo" w:cs="Menlo"/>
-          <w:color w:val="1C4477"/>
-          <w:kern w:val="0"/>
-          <w:sz w:val="22"/>
-          <w:szCs w:val="22"/>
-        </w:rPr>
-        <w:t xml:space="preserve"> 237 +</w:t>
-      </w:r>
-      <w:r>
-        <w:rPr>
-          <w:rFonts w:ascii="Menlo" w:hAnsi="Menlo" w:cs="Menlo"/>
-          <w:color w:val="262626"/>
-          <w:kern w:val="0"/>
-          <w:sz w:val="22"/>
-          <w:szCs w:val="22"/>
-        </w:rPr>
-        <w:t xml:space="preserve">                        min_edge,                                               </w:t>
-      </w:r>
-    </w:p>
-    <w:p>
-      <w:pPr>
-        <w:tabs>
-          <w:tab w:val="left" w:pos="560"/>
-          <w:tab w:val="left" w:pos="1120"/>
-          <w:tab w:val="left" w:pos="1680"/>
-          <w:tab w:val="left" w:pos="2240"/>
-          <w:tab w:val="left" w:pos="2800"/>
-          <w:tab w:val="left" w:pos="3360"/>
-          <w:tab w:val="left" w:pos="3920"/>
-          <w:tab w:val="left" w:pos="4480"/>
-          <w:tab w:val="left" w:pos="5040"/>
-          <w:tab w:val="left" w:pos="5600"/>
-          <w:tab w:val="left" w:pos="6160"/>
-          <w:tab w:val="left" w:pos="6720"/>
-        </w:tabs>
-        <w:autoSpaceDE w:val="0"/>
-        <w:autoSpaceDN w:val="0"/>
-        <w:adjustRightInd w:val="0"/>
-        <w:spacing w:after="0" w:line="240" w:lineRule="auto"/>
-        <w:rPr>
-          <w:rFonts w:ascii="Menlo" w:hAnsi="Menlo" w:cs="Menlo"/>
-          <w:color w:val="000000"/>
-          <w:kern w:val="0"/>
-          <w:sz w:val="22"/>
-          <w:szCs w:val="22"/>
-        </w:rPr>
-      </w:pPr>
-      <w:r>
-        <w:rPr>
-          <w:rFonts w:ascii="Menlo" w:hAnsi="Menlo" w:cs="Menlo"/>
-          <w:color w:val="000000"/>
-          <w:kern w:val="0"/>
-          <w:sz w:val="22"/>
-          <w:szCs w:val="22"/>
-        </w:rPr>
-        <w:t xml:space="preserve">     </w:t>
-      </w:r>
-      <w:r>
-        <w:rPr>
-          <w:rFonts w:ascii="Menlo" w:hAnsi="Menlo" w:cs="Menlo"/>
-          <w:color w:val="1C4477"/>
-          <w:kern w:val="0"/>
-          <w:sz w:val="22"/>
-          <w:szCs w:val="22"/>
-        </w:rPr>
-        <w:t xml:space="preserve"> 238 +</w:t>
-      </w:r>
-      <w:r>
-        <w:rPr>
-          <w:rFonts w:ascii="Menlo" w:hAnsi="Menlo" w:cs="Menlo"/>
-          <w:color w:val="262626"/>
-          <w:kern w:val="0"/>
-          <w:sz w:val="22"/>
-          <w:szCs w:val="22"/>
-        </w:rPr>
-        <w:t xml:space="preserve">                        side_policy,                                            </w:t>
-      </w:r>
-    </w:p>
-    <w:p>
-      <w:pPr>
-        <w:tabs>
-          <w:tab w:val="left" w:pos="560"/>
-          <w:tab w:val="left" w:pos="1120"/>
-          <w:tab w:val="left" w:pos="1680"/>
-          <w:tab w:val="left" w:pos="2240"/>
-          <w:tab w:val="left" w:pos="2800"/>
-          <w:tab w:val="left" w:pos="3360"/>
-          <w:tab w:val="left" w:pos="3920"/>
-          <w:tab w:val="left" w:pos="4480"/>
-          <w:tab w:val="left" w:pos="5040"/>
-          <w:tab w:val="left" w:pos="5600"/>
-          <w:tab w:val="left" w:pos="6160"/>
-          <w:tab w:val="left" w:pos="6720"/>
-        </w:tabs>
-        <w:autoSpaceDE w:val="0"/>
-        <w:autoSpaceDN w:val="0"/>
-        <w:adjustRightInd w:val="0"/>
-        <w:spacing w:after="0" w:line="240" w:lineRule="auto"/>
-        <w:rPr>
-          <w:rFonts w:ascii="Menlo" w:hAnsi="Menlo" w:cs="Menlo"/>
-          <w:color w:val="000000"/>
-          <w:kern w:val="0"/>
-          <w:sz w:val="22"/>
-          <w:szCs w:val="22"/>
-        </w:rPr>
-      </w:pPr>
-      <w:r>
-        <w:rPr>
-          <w:rFonts w:ascii="Menlo" w:hAnsi="Menlo" w:cs="Menlo"/>
-          <w:color w:val="000000"/>
-          <w:kern w:val="0"/>
-          <w:sz w:val="22"/>
-          <w:szCs w:val="22"/>
-        </w:rPr>
-        <w:t xml:space="preserve">     </w:t>
-      </w:r>
-      <w:r>
-        <w:rPr>
-          <w:rFonts w:ascii="Menlo" w:hAnsi="Menlo" w:cs="Menlo"/>
-          <w:color w:val="1C4477"/>
-          <w:kern w:val="0"/>
-          <w:sz w:val="22"/>
-          <w:szCs w:val="22"/>
-        </w:rPr>
-        <w:t xml:space="preserve"> 239 +</w:t>
-      </w:r>
-      <w:r>
-        <w:rPr>
-          <w:rFonts w:ascii="Menlo" w:hAnsi="Menlo" w:cs="Menlo"/>
-          <w:color w:val="262626"/>
-          <w:kern w:val="0"/>
-          <w:sz w:val="22"/>
-          <w:szCs w:val="22"/>
-        </w:rPr>
-        <w:t xml:space="preserve">                        over_odds,                                              </w:t>
-      </w:r>
-    </w:p>
-    <w:p>
-      <w:pPr>
-        <w:tabs>
-          <w:tab w:val="left" w:pos="560"/>
-          <w:tab w:val="left" w:pos="1120"/>
-          <w:tab w:val="left" w:pos="1680"/>
-          <w:tab w:val="left" w:pos="2240"/>
-          <w:tab w:val="left" w:pos="2800"/>
-          <w:tab w:val="left" w:pos="3360"/>
-          <w:tab w:val="left" w:pos="3920"/>
-          <w:tab w:val="left" w:pos="4480"/>
-          <w:tab w:val="left" w:pos="5040"/>
-          <w:tab w:val="left" w:pos="5600"/>
-          <w:tab w:val="left" w:pos="6160"/>
-          <w:tab w:val="left" w:pos="6720"/>
-        </w:tabs>
-        <w:autoSpaceDE w:val="0"/>
-        <w:autoSpaceDN w:val="0"/>
-        <w:adjustRightInd w:val="0"/>
-        <w:spacing w:after="0" w:line="240" w:lineRule="auto"/>
-        <w:rPr>
-          <w:rFonts w:ascii="Menlo" w:hAnsi="Menlo" w:cs="Menlo"/>
-          <w:color w:val="000000"/>
-          <w:kern w:val="0"/>
-          <w:sz w:val="22"/>
-          <w:szCs w:val="22"/>
-        </w:rPr>
-      </w:pPr>
-      <w:r>
-        <w:rPr>
-          <w:rFonts w:ascii="Menlo" w:hAnsi="Menlo" w:cs="Menlo"/>
-          <w:color w:val="000000"/>
-          <w:kern w:val="0"/>
-          <w:sz w:val="22"/>
-          <w:szCs w:val="22"/>
-        </w:rPr>
-        <w:t xml:space="preserve">     </w:t>
-      </w:r>
-      <w:r>
-        <w:rPr>
-          <w:rFonts w:ascii="Menlo" w:hAnsi="Menlo" w:cs="Menlo"/>
-          <w:color w:val="1C4477"/>
-          <w:kern w:val="0"/>
-          <w:sz w:val="22"/>
-          <w:szCs w:val="22"/>
-        </w:rPr>
-        <w:t xml:space="preserve"> 240 +</w:t>
-      </w:r>
-      <w:r>
-        <w:rPr>
-          <w:rFonts w:ascii="Menlo" w:hAnsi="Menlo" w:cs="Menlo"/>
-          <w:color w:val="262626"/>
-          <w:kern w:val="0"/>
-          <w:sz w:val="22"/>
-          <w:szCs w:val="22"/>
-        </w:rPr>
-        <w:t xml:space="preserve">                        under_odds,                                             </w:t>
-      </w:r>
-    </w:p>
-    <w:p>
-      <w:pPr>
-        <w:tabs>
-          <w:tab w:val="left" w:pos="560"/>
-          <w:tab w:val="left" w:pos="1120"/>
-          <w:tab w:val="left" w:pos="1680"/>
-          <w:tab w:val="left" w:pos="2240"/>
-          <w:tab w:val="left" w:pos="2800"/>
-          <w:tab w:val="left" w:pos="3360"/>
-          <w:tab w:val="left" w:pos="3920"/>
-          <w:tab w:val="left" w:pos="4480"/>
-          <w:tab w:val="left" w:pos="5040"/>
-          <w:tab w:val="left" w:pos="5600"/>
-          <w:tab w:val="left" w:pos="6160"/>
-          <w:tab w:val="left" w:pos="6720"/>
-        </w:tabs>
-        <w:autoSpaceDE w:val="0"/>
-        <w:autoSpaceDN w:val="0"/>
-        <w:adjustRightInd w:val="0"/>
-        <w:spacing w:after="0" w:line="240" w:lineRule="auto"/>
-        <w:rPr>
-          <w:rFonts w:ascii="Menlo" w:hAnsi="Menlo" w:cs="Menlo"/>
-          <w:color w:val="000000"/>
-          <w:kern w:val="0"/>
-          <w:sz w:val="22"/>
-          <w:szCs w:val="22"/>
-        </w:rPr>
-      </w:pPr>
-      <w:r>
-        <w:rPr>
-          <w:rFonts w:ascii="Menlo" w:hAnsi="Menlo" w:cs="Menlo"/>
-          <w:color w:val="000000"/>
-          <w:kern w:val="0"/>
-          <w:sz w:val="22"/>
-          <w:szCs w:val="22"/>
-        </w:rPr>
-        <w:t xml:space="preserve">     </w:t>
-      </w:r>
-      <w:r>
-        <w:rPr>
-          <w:rFonts w:ascii="Menlo" w:hAnsi="Menlo" w:cs="Menlo"/>
-          <w:color w:val="1C4477"/>
-          <w:kern w:val="0"/>
-          <w:sz w:val="22"/>
-          <w:szCs w:val="22"/>
-        </w:rPr>
-        <w:t xml:space="preserve"> 241 +</w:t>
-      </w:r>
-      <w:r>
-        <w:rPr>
-          <w:rFonts w:ascii="Menlo" w:hAnsi="Menlo" w:cs="Menlo"/>
-          <w:color w:val="262626"/>
-          <w:kern w:val="0"/>
-          <w:sz w:val="22"/>
-          <w:szCs w:val="22"/>
-        </w:rPr>
-        <w:t xml:space="preserve">                        args.dedupe,                                            </w:t>
-      </w:r>
-    </w:p>
-    <w:p>
-      <w:pPr>
-        <w:tabs>
-          <w:tab w:val="left" w:pos="560"/>
-          <w:tab w:val="left" w:pos="1120"/>
-          <w:tab w:val="left" w:pos="1680"/>
-          <w:tab w:val="left" w:pos="2240"/>
-          <w:tab w:val="left" w:pos="2800"/>
-          <w:tab w:val="left" w:pos="3360"/>
-          <w:tab w:val="left" w:pos="3920"/>
-          <w:tab w:val="left" w:pos="4480"/>
-          <w:tab w:val="left" w:pos="5040"/>
-          <w:tab w:val="left" w:pos="5600"/>
-          <w:tab w:val="left" w:pos="6160"/>
-          <w:tab w:val="left" w:pos="6720"/>
-        </w:tabs>
-        <w:autoSpaceDE w:val="0"/>
-        <w:autoSpaceDN w:val="0"/>
-        <w:adjustRightInd w:val="0"/>
-        <w:spacing w:after="0" w:line="240" w:lineRule="auto"/>
-        <w:rPr>
-          <w:rFonts w:ascii="Menlo" w:hAnsi="Menlo" w:cs="Menlo"/>
-          <w:color w:val="000000"/>
-          <w:kern w:val="0"/>
-          <w:sz w:val="22"/>
-          <w:szCs w:val="22"/>
-        </w:rPr>
-      </w:pPr>
-      <w:r>
-        <w:rPr>
-          <w:rFonts w:ascii="Menlo" w:hAnsi="Menlo" w:cs="Menlo"/>
-          <w:color w:val="000000"/>
-          <w:kern w:val="0"/>
-          <w:sz w:val="22"/>
-          <w:szCs w:val="22"/>
-        </w:rPr>
-        <w:t xml:space="preserve">     </w:t>
-      </w:r>
-      <w:r>
-        <w:rPr>
-          <w:rFonts w:ascii="Menlo" w:hAnsi="Menlo" w:cs="Menlo"/>
-          <w:color w:val="1C4477"/>
-          <w:kern w:val="0"/>
-          <w:sz w:val="22"/>
-          <w:szCs w:val="22"/>
-        </w:rPr>
         <w:t xml:space="preserve"> 242 +</w:t>
       </w:r>
       <w:r>
@@ -12282,7 +12427,6 @@
           <w:sz w:val="22"/>
           <w:szCs w:val="22"/>
         </w:rPr>
-        <w:lastRenderedPageBreak/>
         <w:t xml:space="preserve">     </w:t>
       </w:r>
       <w:r>
@@ -14897,6 +15041,7 @@
           <w:sz w:val="22"/>
           <w:szCs w:val="22"/>
         </w:rPr>
+        <w:lastRenderedPageBreak/>
         <w:t xml:space="preserve">  - This means if 8 books all signal under for Wemby and 7 are at -110 but 1 is at -105, the -105 </w:t>
       </w:r>
     </w:p>
@@ -15087,7 +15232,6 @@
           <w:sz w:val="22"/>
           <w:szCs w:val="22"/>
         </w:rPr>
-        <w:lastRenderedPageBreak/>
         <w:t xml:space="preserve">  right there in the DataFrame.                                                                   </w:t>
       </w:r>
     </w:p>
@@ -16433,6 +16577,7 @@
           <w:sz w:val="22"/>
           <w:szCs w:val="22"/>
         </w:rPr>
+        <w:lastRenderedPageBreak/>
         <w:t xml:space="preserve">                                                                                </w:t>
       </w:r>
     </w:p>
@@ -16699,7 +16844,6 @@
           <w:sz w:val="22"/>
           <w:szCs w:val="22"/>
         </w:rPr>
-        <w:lastRenderedPageBreak/>
         <w:t xml:space="preserve">  </w:t>
       </w:r>
       <w:r>
@@ -17706,6 +17850,7 @@
           <w:sz w:val="22"/>
           <w:szCs w:val="22"/>
         </w:rPr>
+        <w:lastRenderedPageBreak/>
         <w:t xml:space="preserve">  </w:t>
       </w:r>
       <w:r>
@@ -17896,7 +18041,6 @@
           <w:sz w:val="22"/>
           <w:szCs w:val="22"/>
         </w:rPr>
-        <w:lastRenderedPageBreak/>
         <w:t xml:space="preserve">  </w:t>
       </w:r>
       <w:r>
